--- a/docs/memoria/entregas/segunda_entrega/Segunda_Entrega_TFM_Joseph_Gari_Borrador_Estructurado.docx
+++ b/docs/memoria/entregas/segunda_entrega/Segunda_Entrega_TFM_Joseph_Gari_Borrador_Estructurado.docx
@@ -5,7 +5,7 @@
     <w:p/>
     <w:p>
       <w:pPr>
-        <w:pStyle w:val="Sinespaciado"/>
+        <w:pStyle w:val="NoSpacing"/>
         <w:spacing w:line="276" w:lineRule="auto"/>
         <w:jc w:val="center"/>
         <w:rPr>
@@ -73,7 +73,7 @@
     </w:p>
     <w:p>
       <w:pPr>
-        <w:pStyle w:val="Sinespaciado"/>
+        <w:pStyle w:val="NoSpacing"/>
         <w:spacing w:line="276" w:lineRule="auto"/>
         <w:jc w:val="center"/>
         <w:rPr>
@@ -93,7 +93,7 @@
     </w:p>
     <w:p>
       <w:pPr>
-        <w:pStyle w:val="Sinespaciado"/>
+        <w:pStyle w:val="NoSpacing"/>
         <w:spacing w:line="276" w:lineRule="auto"/>
         <w:jc w:val="center"/>
         <w:rPr>
@@ -113,7 +113,7 @@
     </w:p>
     <w:p>
       <w:pPr>
-        <w:pStyle w:val="Sinespaciado"/>
+        <w:pStyle w:val="NoSpacing"/>
         <w:spacing w:line="276" w:lineRule="auto"/>
         <w:jc w:val="center"/>
         <w:rPr>
@@ -125,7 +125,7 @@
     </w:p>
     <w:p>
       <w:pPr>
-        <w:pStyle w:val="Sinespaciado"/>
+        <w:pStyle w:val="NoSpacing"/>
         <w:spacing w:line="276" w:lineRule="auto"/>
         <w:jc w:val="center"/>
         <w:rPr>
@@ -137,7 +137,7 @@
     </w:p>
     <w:p>
       <w:pPr>
-        <w:pStyle w:val="Sinespaciado"/>
+        <w:pStyle w:val="NoSpacing"/>
         <w:spacing w:line="276" w:lineRule="auto"/>
         <w:jc w:val="center"/>
         <w:rPr>
@@ -149,7 +149,7 @@
     </w:p>
     <w:p>
       <w:pPr>
-        <w:pStyle w:val="Sinespaciado"/>
+        <w:pStyle w:val="NoSpacing"/>
         <w:spacing w:line="276" w:lineRule="auto"/>
         <w:jc w:val="center"/>
         <w:rPr>
@@ -161,7 +161,7 @@
     </w:p>
     <w:p>
       <w:pPr>
-        <w:pStyle w:val="Sinespaciado"/>
+        <w:pStyle w:val="NoSpacing"/>
         <w:spacing w:line="276" w:lineRule="auto"/>
         <w:jc w:val="center"/>
         <w:rPr>
@@ -177,7 +177,25 @@
           <w:sz w:val="36"/>
           <w:szCs w:val="28"/>
         </w:rPr>
-        <w:t>Máster Universitario en Análisis y Visualización de Datos Masivos/ Visual Analytics and Big Data</w:t>
+        <w:t xml:space="preserve">Máster Universitario en Análisis y Visualización de Datos Masivos/ Visual </w:t>
+      </w:r>
+      <w:proofErr w:type="spellStart"/>
+      <w:r>
+        <w:rPr>
+          <w:rFonts w:asciiTheme="majorHAnsi" w:hAnsiTheme="majorHAnsi" w:cs="Tahoma"/>
+          <w:sz w:val="36"/>
+          <w:szCs w:val="28"/>
+        </w:rPr>
+        <w:t>Analytics</w:t>
+      </w:r>
+      <w:proofErr w:type="spellEnd"/>
+      <w:r>
+        <w:rPr>
+          <w:rFonts w:asciiTheme="majorHAnsi" w:hAnsiTheme="majorHAnsi" w:cs="Tahoma"/>
+          <w:sz w:val="36"/>
+          <w:szCs w:val="28"/>
+        </w:rPr>
+        <w:t xml:space="preserve"> and Big Data</w:t>
       </w:r>
     </w:p>
     <w:p>
@@ -199,8 +217,40 @@
           <w:szCs w:val="28"/>
           <w:lang w:eastAsia="en-US"/>
         </w:rPr>
-        <w:t>AURA: Entorno de Diagnóstico Cognitivo para la Calidad del Dato medianteBenchmarking de LLMs</w:t>
-      </w:r>
+        <w:t>AURA: Entorno de Diagnóstico Cognitivo para la Calidad del Dato mediante</w:t>
+      </w:r>
+      <w:r>
+        <w:rPr>
+          <w:rFonts w:cs="Tahoma"/>
+          <w:color w:val="0098CD"/>
+          <w:sz w:val="52"/>
+          <w:szCs w:val="28"/>
+          <w:lang w:eastAsia="en-US"/>
+        </w:rPr>
+        <w:t xml:space="preserve"> </w:t>
+      </w:r>
+      <w:r>
+        <w:rPr>
+          <w:rFonts w:cs="Tahoma"/>
+          <w:color w:val="0098CD"/>
+          <w:sz w:val="52"/>
+          <w:szCs w:val="28"/>
+          <w:lang w:eastAsia="en-US"/>
+        </w:rPr>
+        <w:t xml:space="preserve">Benchmarking de </w:t>
+      </w:r>
+      <w:proofErr w:type="spellStart"/>
+      <w:r>
+        <w:rPr>
+          <w:rFonts w:cs="Tahoma"/>
+          <w:color w:val="0098CD"/>
+          <w:sz w:val="52"/>
+          <w:szCs w:val="28"/>
+          <w:lang w:eastAsia="en-US"/>
+        </w:rPr>
+        <w:t>LLMs</w:t>
+      </w:r>
+      <w:proofErr w:type="spellEnd"/>
     </w:p>
     <w:p>
       <w:pPr>
@@ -238,7 +288,7 @@
     </w:p>
     <w:tbl>
       <w:tblPr>
-        <w:tblStyle w:val="Tablaconcuadrcula"/>
+        <w:tblStyle w:val="TableGrid"/>
         <w:tblpPr w:leftFromText="141" w:rightFromText="141" w:vertAnchor="page" w:horzAnchor="margin" w:tblpX="547" w:tblpY="12196"/>
         <w:tblW w:w="0" w:type="auto"/>
         <w:tblBorders>
@@ -263,7 +313,7 @@
           </w:tcPr>
           <w:p>
             <w:pPr>
-              <w:pStyle w:val="Sinespaciado"/>
+              <w:pStyle w:val="NoSpacing"/>
               <w:spacing w:line="276" w:lineRule="auto"/>
               <w:rPr>
                 <w:rFonts w:asciiTheme="majorHAnsi" w:hAnsiTheme="majorHAnsi" w:cs="Tahoma"/>
@@ -288,7 +338,7 @@
           </w:tcPr>
           <w:p>
             <w:pPr>
-              <w:pStyle w:val="Sinespaciado"/>
+              <w:pStyle w:val="NoSpacing"/>
               <w:spacing w:line="276" w:lineRule="auto"/>
               <w:rPr>
                 <w:rFonts w:asciiTheme="majorHAnsi" w:hAnsiTheme="majorHAnsi" w:cs="Tahoma"/>
@@ -315,7 +365,7 @@
           </w:tcPr>
           <w:p>
             <w:pPr>
-              <w:pStyle w:val="Sinespaciado"/>
+              <w:pStyle w:val="NoSpacing"/>
               <w:spacing w:line="276" w:lineRule="auto"/>
               <w:rPr>
                 <w:rFonts w:asciiTheme="majorHAnsi" w:hAnsiTheme="majorHAnsi" w:cs="Tahoma"/>
@@ -340,7 +390,7 @@
           </w:tcPr>
           <w:p>
             <w:pPr>
-              <w:pStyle w:val="Sinespaciado"/>
+              <w:pStyle w:val="NoSpacing"/>
               <w:spacing w:line="276" w:lineRule="auto"/>
               <w:rPr>
                 <w:rFonts w:asciiTheme="majorHAnsi" w:hAnsiTheme="majorHAnsi" w:cs="Tahoma"/>
@@ -367,7 +417,7 @@
           </w:tcPr>
           <w:p>
             <w:pPr>
-              <w:pStyle w:val="Sinespaciado"/>
+              <w:pStyle w:val="NoSpacing"/>
               <w:spacing w:line="276" w:lineRule="auto"/>
               <w:rPr>
                 <w:rFonts w:asciiTheme="majorHAnsi" w:hAnsiTheme="majorHAnsi" w:cs="Tahoma"/>
@@ -392,7 +442,7 @@
           </w:tcPr>
           <w:p>
             <w:pPr>
-              <w:pStyle w:val="Sinespaciado"/>
+              <w:pStyle w:val="NoSpacing"/>
               <w:spacing w:line="276" w:lineRule="auto"/>
               <w:rPr>
                 <w:rFonts w:asciiTheme="majorHAnsi" w:hAnsiTheme="majorHAnsi" w:cs="Tahoma"/>
@@ -419,7 +469,7 @@
           </w:tcPr>
           <w:p>
             <w:pPr>
-              <w:pStyle w:val="Sinespaciado"/>
+              <w:pStyle w:val="NoSpacing"/>
               <w:spacing w:line="276" w:lineRule="auto"/>
               <w:rPr>
                 <w:rFonts w:asciiTheme="majorHAnsi" w:hAnsiTheme="majorHAnsi" w:cs="Tahoma"/>
@@ -444,7 +494,7 @@
           </w:tcPr>
           <w:p>
             <w:pPr>
-              <w:pStyle w:val="Sinespaciado"/>
+              <w:pStyle w:val="NoSpacing"/>
               <w:spacing w:line="276" w:lineRule="auto"/>
               <w:rPr>
                 <w:rFonts w:asciiTheme="majorHAnsi" w:hAnsiTheme="majorHAnsi" w:cs="Tahoma"/>
@@ -529,6 +579,7 @@
       <w:r>
         <w:t xml:space="preserve"> La extensión mínima en un TFE individual es de 60 páginas, sin contar portada, resumen, </w:t>
       </w:r>
+      <w:proofErr w:type="spellStart"/>
       <w:r>
         <w:rPr>
           <w:i/>
@@ -536,6 +587,7 @@
         </w:rPr>
         <w:t>abstract</w:t>
       </w:r>
+      <w:proofErr w:type="spellEnd"/>
       <w:r>
         <w:t>, índices y anexos.</w:t>
       </w:r>
@@ -609,10 +661,12 @@
       <w:pPr>
         <w:pStyle w:val="Ttulondices"/>
       </w:pPr>
+      <w:proofErr w:type="spellStart"/>
       <w:r>
         <w:lastRenderedPageBreak/>
         <w:t>Abstract</w:t>
       </w:r>
+      <w:proofErr w:type="spellEnd"/>
     </w:p>
     <w:p>
       <w:r>
@@ -631,6 +685,7 @@
     </w:p>
     <w:p/>
     <w:p>
+      <w:proofErr w:type="spellStart"/>
       <w:r>
         <w:rPr>
           <w:b/>
@@ -638,6 +693,7 @@
         </w:rPr>
         <w:t>Keywords</w:t>
       </w:r>
+      <w:proofErr w:type="spellEnd"/>
       <w:r>
         <w:t xml:space="preserve">: </w:t>
       </w:r>
@@ -661,7 +717,7 @@
     </w:p>
     <w:p>
       <w:pPr>
-        <w:pStyle w:val="TDC1"/>
+        <w:pStyle w:val="TOC1"/>
         <w:tabs>
           <w:tab w:val="left" w:pos="440"/>
           <w:tab w:val="right" w:leader="dot" w:pos="9061"/>
@@ -694,7 +750,7 @@
       <w:hyperlink w:anchor="_Toc155946865" w:history="1">
         <w:r>
           <w:rPr>
-            <w:rStyle w:val="Hipervnculo"/>
+            <w:rStyle w:val="Hyperlink"/>
             <w:noProof/>
           </w:rPr>
           <w:t>1.</w:t>
@@ -710,7 +766,7 @@
         </w:r>
         <w:r>
           <w:rPr>
-            <w:rStyle w:val="Hipervnculo"/>
+            <w:rStyle w:val="Hyperlink"/>
             <w:noProof/>
           </w:rPr>
           <w:t>Introducción</w:t>
@@ -767,7 +823,7 @@
     </w:p>
     <w:p>
       <w:pPr>
-        <w:pStyle w:val="TDC2"/>
+        <w:pStyle w:val="TOC2"/>
         <w:tabs>
           <w:tab w:val="left" w:pos="960"/>
           <w:tab w:val="right" w:leader="dot" w:pos="9061"/>
@@ -782,7 +838,7 @@
       <w:hyperlink w:anchor="_Toc155946866" w:history="1">
         <w:r>
           <w:rPr>
-            <w:rStyle w:val="Hipervnculo"/>
+            <w:rStyle w:val="Hyperlink"/>
             <w:noProof/>
           </w:rPr>
           <w:t>1.1.</w:t>
@@ -798,7 +854,7 @@
         </w:r>
         <w:r>
           <w:rPr>
-            <w:rStyle w:val="Hipervnculo"/>
+            <w:rStyle w:val="Hyperlink"/>
             <w:noProof/>
           </w:rPr>
           <w:t>Motivación</w:t>
@@ -855,7 +911,7 @@
     </w:p>
     <w:p>
       <w:pPr>
-        <w:pStyle w:val="TDC2"/>
+        <w:pStyle w:val="TOC2"/>
         <w:tabs>
           <w:tab w:val="left" w:pos="960"/>
           <w:tab w:val="right" w:leader="dot" w:pos="9061"/>
@@ -870,7 +926,7 @@
       <w:hyperlink w:anchor="_Toc155946867" w:history="1">
         <w:r>
           <w:rPr>
-            <w:rStyle w:val="Hipervnculo"/>
+            <w:rStyle w:val="Hyperlink"/>
             <w:noProof/>
           </w:rPr>
           <w:t>1.2.</w:t>
@@ -886,7 +942,7 @@
         </w:r>
         <w:r>
           <w:rPr>
-            <w:rStyle w:val="Hipervnculo"/>
+            <w:rStyle w:val="Hyperlink"/>
             <w:noProof/>
           </w:rPr>
           <w:t>Planteamiento del trabajo</w:t>
@@ -943,7 +999,7 @@
     </w:p>
     <w:p>
       <w:pPr>
-        <w:pStyle w:val="TDC2"/>
+        <w:pStyle w:val="TOC2"/>
         <w:tabs>
           <w:tab w:val="left" w:pos="960"/>
           <w:tab w:val="right" w:leader="dot" w:pos="9061"/>
@@ -958,7 +1014,7 @@
       <w:hyperlink w:anchor="_Toc155946868" w:history="1">
         <w:r>
           <w:rPr>
-            <w:rStyle w:val="Hipervnculo"/>
+            <w:rStyle w:val="Hyperlink"/>
             <w:noProof/>
           </w:rPr>
           <w:t>1.3.</w:t>
@@ -974,7 +1030,7 @@
         </w:r>
         <w:r>
           <w:rPr>
-            <w:rStyle w:val="Hipervnculo"/>
+            <w:rStyle w:val="Hyperlink"/>
             <w:noProof/>
           </w:rPr>
           <w:t>Estructura del trabajo</w:t>
@@ -1031,7 +1087,7 @@
     </w:p>
     <w:p>
       <w:pPr>
-        <w:pStyle w:val="TDC1"/>
+        <w:pStyle w:val="TOC1"/>
         <w:tabs>
           <w:tab w:val="left" w:pos="440"/>
           <w:tab w:val="right" w:leader="dot" w:pos="9061"/>
@@ -1046,7 +1102,7 @@
       <w:hyperlink w:anchor="_Toc155946869" w:history="1">
         <w:r>
           <w:rPr>
-            <w:rStyle w:val="Hipervnculo"/>
+            <w:rStyle w:val="Hyperlink"/>
             <w:noProof/>
           </w:rPr>
           <w:t>2.</w:t>
@@ -1062,7 +1118,7 @@
         </w:r>
         <w:r>
           <w:rPr>
-            <w:rStyle w:val="Hipervnculo"/>
+            <w:rStyle w:val="Hyperlink"/>
             <w:noProof/>
           </w:rPr>
           <w:t>Contexto y estado del arte</w:t>
@@ -1119,7 +1175,7 @@
     </w:p>
     <w:p>
       <w:pPr>
-        <w:pStyle w:val="TDC2"/>
+        <w:pStyle w:val="TOC2"/>
         <w:tabs>
           <w:tab w:val="left" w:pos="960"/>
           <w:tab w:val="right" w:leader="dot" w:pos="9061"/>
@@ -1134,7 +1190,7 @@
       <w:hyperlink w:anchor="_Toc155946870" w:history="1">
         <w:r>
           <w:rPr>
-            <w:rStyle w:val="Hipervnculo"/>
+            <w:rStyle w:val="Hyperlink"/>
             <w:noProof/>
           </w:rPr>
           <w:t>2.1.</w:t>
@@ -1150,7 +1206,7 @@
         </w:r>
         <w:r>
           <w:rPr>
-            <w:rStyle w:val="Hipervnculo"/>
+            <w:rStyle w:val="Hyperlink"/>
             <w:noProof/>
           </w:rPr>
           <w:t>Contexto del problema</w:t>
@@ -1207,7 +1263,7 @@
     </w:p>
     <w:p>
       <w:pPr>
-        <w:pStyle w:val="TDC2"/>
+        <w:pStyle w:val="TOC2"/>
         <w:tabs>
           <w:tab w:val="left" w:pos="960"/>
           <w:tab w:val="right" w:leader="dot" w:pos="9061"/>
@@ -1222,7 +1278,7 @@
       <w:hyperlink w:anchor="_Toc155946871" w:history="1">
         <w:r>
           <w:rPr>
-            <w:rStyle w:val="Hipervnculo"/>
+            <w:rStyle w:val="Hyperlink"/>
             <w:noProof/>
           </w:rPr>
           <w:t>2.2.</w:t>
@@ -1238,7 +1294,7 @@
         </w:r>
         <w:r>
           <w:rPr>
-            <w:rStyle w:val="Hipervnculo"/>
+            <w:rStyle w:val="Hyperlink"/>
             <w:noProof/>
           </w:rPr>
           <w:t>Estado del arte</w:t>
@@ -1295,7 +1351,7 @@
     </w:p>
     <w:p>
       <w:pPr>
-        <w:pStyle w:val="TDC2"/>
+        <w:pStyle w:val="TOC2"/>
         <w:tabs>
           <w:tab w:val="left" w:pos="960"/>
           <w:tab w:val="right" w:leader="dot" w:pos="9061"/>
@@ -1310,7 +1366,7 @@
       <w:hyperlink w:anchor="_Toc155946872" w:history="1">
         <w:r>
           <w:rPr>
-            <w:rStyle w:val="Hipervnculo"/>
+            <w:rStyle w:val="Hyperlink"/>
             <w:noProof/>
           </w:rPr>
           <w:t>2.3.</w:t>
@@ -1326,7 +1382,7 @@
         </w:r>
         <w:r>
           <w:rPr>
-            <w:rStyle w:val="Hipervnculo"/>
+            <w:rStyle w:val="Hyperlink"/>
             <w:noProof/>
           </w:rPr>
           <w:t>Conclusiones</w:t>
@@ -1383,7 +1439,7 @@
     </w:p>
     <w:p>
       <w:pPr>
-        <w:pStyle w:val="TDC1"/>
+        <w:pStyle w:val="TOC1"/>
         <w:tabs>
           <w:tab w:val="left" w:pos="440"/>
           <w:tab w:val="right" w:leader="dot" w:pos="9061"/>
@@ -1398,7 +1454,7 @@
       <w:hyperlink w:anchor="_Toc155946873" w:history="1">
         <w:r>
           <w:rPr>
-            <w:rStyle w:val="Hipervnculo"/>
+            <w:rStyle w:val="Hyperlink"/>
             <w:noProof/>
           </w:rPr>
           <w:t>3.</w:t>
@@ -1414,7 +1470,7 @@
         </w:r>
         <w:r>
           <w:rPr>
-            <w:rStyle w:val="Hipervnculo"/>
+            <w:rStyle w:val="Hyperlink"/>
             <w:noProof/>
           </w:rPr>
           <w:t>Objetivos concretos y metodología de trabajo</w:t>
@@ -1471,7 +1527,7 @@
     </w:p>
     <w:p>
       <w:pPr>
-        <w:pStyle w:val="TDC2"/>
+        <w:pStyle w:val="TOC2"/>
         <w:tabs>
           <w:tab w:val="left" w:pos="960"/>
           <w:tab w:val="right" w:leader="dot" w:pos="9061"/>
@@ -1486,7 +1542,7 @@
       <w:hyperlink w:anchor="_Toc155946874" w:history="1">
         <w:r>
           <w:rPr>
-            <w:rStyle w:val="Hipervnculo"/>
+            <w:rStyle w:val="Hyperlink"/>
             <w:noProof/>
           </w:rPr>
           <w:t>3.1.</w:t>
@@ -1502,7 +1558,7 @@
         </w:r>
         <w:r>
           <w:rPr>
-            <w:rStyle w:val="Hipervnculo"/>
+            <w:rStyle w:val="Hyperlink"/>
             <w:noProof/>
           </w:rPr>
           <w:t>Objetivo general</w:t>
@@ -1559,7 +1615,7 @@
     </w:p>
     <w:p>
       <w:pPr>
-        <w:pStyle w:val="TDC2"/>
+        <w:pStyle w:val="TOC2"/>
         <w:tabs>
           <w:tab w:val="left" w:pos="960"/>
           <w:tab w:val="right" w:leader="dot" w:pos="9061"/>
@@ -1574,7 +1630,7 @@
       <w:hyperlink w:anchor="_Toc155946875" w:history="1">
         <w:r>
           <w:rPr>
-            <w:rStyle w:val="Hipervnculo"/>
+            <w:rStyle w:val="Hyperlink"/>
             <w:noProof/>
           </w:rPr>
           <w:t>3.2.</w:t>
@@ -1590,7 +1646,7 @@
         </w:r>
         <w:r>
           <w:rPr>
-            <w:rStyle w:val="Hipervnculo"/>
+            <w:rStyle w:val="Hyperlink"/>
             <w:noProof/>
           </w:rPr>
           <w:t>Objetivos específicos</w:t>
@@ -1647,7 +1703,7 @@
     </w:p>
     <w:p>
       <w:pPr>
-        <w:pStyle w:val="TDC2"/>
+        <w:pStyle w:val="TOC2"/>
         <w:tabs>
           <w:tab w:val="left" w:pos="960"/>
           <w:tab w:val="right" w:leader="dot" w:pos="9061"/>
@@ -1662,7 +1718,7 @@
       <w:hyperlink w:anchor="_Toc155946876" w:history="1">
         <w:r>
           <w:rPr>
-            <w:rStyle w:val="Hipervnculo"/>
+            <w:rStyle w:val="Hyperlink"/>
             <w:noProof/>
           </w:rPr>
           <w:t>3.3.</w:t>
@@ -1678,7 +1734,7 @@
         </w:r>
         <w:r>
           <w:rPr>
-            <w:rStyle w:val="Hipervnculo"/>
+            <w:rStyle w:val="Hyperlink"/>
             <w:noProof/>
           </w:rPr>
           <w:t>Metodología del trabajo</w:t>
@@ -1735,7 +1791,7 @@
     </w:p>
     <w:p>
       <w:pPr>
-        <w:pStyle w:val="TDC1"/>
+        <w:pStyle w:val="TOC1"/>
         <w:tabs>
           <w:tab w:val="left" w:pos="440"/>
           <w:tab w:val="right" w:leader="dot" w:pos="9061"/>
@@ -1750,7 +1806,7 @@
       <w:hyperlink w:anchor="_Toc155946877" w:history="1">
         <w:r>
           <w:rPr>
-            <w:rStyle w:val="Hipervnculo"/>
+            <w:rStyle w:val="Hyperlink"/>
             <w:noProof/>
           </w:rPr>
           <w:t>4.</w:t>
@@ -1766,7 +1822,7 @@
         </w:r>
         <w:r>
           <w:rPr>
-            <w:rStyle w:val="Hipervnculo"/>
+            <w:rStyle w:val="Hyperlink"/>
             <w:noProof/>
           </w:rPr>
           <w:t>Marco normativo</w:t>
@@ -1823,7 +1879,7 @@
     </w:p>
     <w:p>
       <w:pPr>
-        <w:pStyle w:val="TDC1"/>
+        <w:pStyle w:val="TOC1"/>
         <w:tabs>
           <w:tab w:val="left" w:pos="440"/>
           <w:tab w:val="right" w:leader="dot" w:pos="9061"/>
@@ -1838,7 +1894,7 @@
       <w:hyperlink w:anchor="_Toc155946878" w:history="1">
         <w:r>
           <w:rPr>
-            <w:rStyle w:val="Hipervnculo"/>
+            <w:rStyle w:val="Hyperlink"/>
             <w:noProof/>
           </w:rPr>
           <w:t>5.</w:t>
@@ -1854,7 +1910,7 @@
         </w:r>
         <w:r>
           <w:rPr>
-            <w:rStyle w:val="Hipervnculo"/>
+            <w:rStyle w:val="Hyperlink"/>
             <w:noProof/>
           </w:rPr>
           <w:t>Desarrollo específico de la contribución</w:t>
@@ -1911,7 +1967,7 @@
     </w:p>
     <w:p>
       <w:pPr>
-        <w:pStyle w:val="TDC2"/>
+        <w:pStyle w:val="TOC2"/>
         <w:tabs>
           <w:tab w:val="left" w:pos="960"/>
           <w:tab w:val="right" w:leader="dot" w:pos="9061"/>
@@ -1926,7 +1982,7 @@
       <w:hyperlink w:anchor="_Toc155946879" w:history="1">
         <w:r>
           <w:rPr>
-            <w:rStyle w:val="Hipervnculo"/>
+            <w:rStyle w:val="Hyperlink"/>
             <w:noProof/>
           </w:rPr>
           <w:t>5.1.</w:t>
@@ -1942,7 +1998,7 @@
         </w:r>
         <w:r>
           <w:rPr>
-            <w:rStyle w:val="Hipervnculo"/>
+            <w:rStyle w:val="Hyperlink"/>
             <w:noProof/>
           </w:rPr>
           <w:t>“Título 2” del menú de estilos</w:t>
@@ -1999,7 +2055,7 @@
     </w:p>
     <w:p>
       <w:pPr>
-        <w:pStyle w:val="TDC2"/>
+        <w:pStyle w:val="TOC2"/>
         <w:tabs>
           <w:tab w:val="left" w:pos="960"/>
           <w:tab w:val="right" w:leader="dot" w:pos="9061"/>
@@ -2014,7 +2070,7 @@
       <w:hyperlink w:anchor="_Toc155946880" w:history="1">
         <w:r>
           <w:rPr>
-            <w:rStyle w:val="Hipervnculo"/>
+            <w:rStyle w:val="Hyperlink"/>
             <w:noProof/>
           </w:rPr>
           <w:t>5.2.</w:t>
@@ -2030,7 +2086,7 @@
         </w:r>
         <w:r>
           <w:rPr>
-            <w:rStyle w:val="Hipervnculo"/>
+            <w:rStyle w:val="Hyperlink"/>
             <w:noProof/>
           </w:rPr>
           <w:t>“Título 2” del menú de estilos</w:t>
@@ -2087,7 +2143,7 @@
     </w:p>
     <w:p>
       <w:pPr>
-        <w:pStyle w:val="TDC3"/>
+        <w:pStyle w:val="TOC3"/>
         <w:tabs>
           <w:tab w:val="left" w:pos="1440"/>
           <w:tab w:val="right" w:leader="dot" w:pos="9061"/>
@@ -2102,7 +2158,7 @@
       <w:hyperlink w:anchor="_Toc155946881" w:history="1">
         <w:r>
           <w:rPr>
-            <w:rStyle w:val="Hipervnculo"/>
+            <w:rStyle w:val="Hyperlink"/>
             <w:noProof/>
           </w:rPr>
           <w:t>5.2.1.</w:t>
@@ -2118,7 +2174,7 @@
         </w:r>
         <w:r>
           <w:rPr>
-            <w:rStyle w:val="Hipervnculo"/>
+            <w:rStyle w:val="Hyperlink"/>
             <w:noProof/>
           </w:rPr>
           <w:t>“Título 3” del menú de estilos</w:t>
@@ -2175,7 +2231,7 @@
     </w:p>
     <w:p>
       <w:pPr>
-        <w:pStyle w:val="TDC1"/>
+        <w:pStyle w:val="TOC1"/>
         <w:tabs>
           <w:tab w:val="left" w:pos="440"/>
           <w:tab w:val="right" w:leader="dot" w:pos="9061"/>
@@ -2190,7 +2246,7 @@
       <w:hyperlink w:anchor="_Toc155946882" w:history="1">
         <w:r>
           <w:rPr>
-            <w:rStyle w:val="Hipervnculo"/>
+            <w:rStyle w:val="Hyperlink"/>
             <w:noProof/>
           </w:rPr>
           <w:t>6.</w:t>
@@ -2206,7 +2262,7 @@
         </w:r>
         <w:r>
           <w:rPr>
-            <w:rStyle w:val="Hipervnculo"/>
+            <w:rStyle w:val="Hyperlink"/>
             <w:noProof/>
           </w:rPr>
           <w:t>Código fuente y datos analizados</w:t>
@@ -2263,7 +2319,7 @@
     </w:p>
     <w:p>
       <w:pPr>
-        <w:pStyle w:val="TDC2"/>
+        <w:pStyle w:val="TOC2"/>
         <w:tabs>
           <w:tab w:val="left" w:pos="960"/>
           <w:tab w:val="right" w:leader="dot" w:pos="9061"/>
@@ -2278,7 +2334,7 @@
       <w:hyperlink w:anchor="_Toc155946883" w:history="1">
         <w:r>
           <w:rPr>
-            <w:rStyle w:val="Hipervnculo"/>
+            <w:rStyle w:val="Hyperlink"/>
             <w:noProof/>
           </w:rPr>
           <w:t>6.1.</w:t>
@@ -2294,7 +2350,7 @@
         </w:r>
         <w:r>
           <w:rPr>
-            <w:rStyle w:val="Hipervnculo"/>
+            <w:rStyle w:val="Hyperlink"/>
             <w:noProof/>
           </w:rPr>
           <w:t>Código fuente</w:t>
@@ -2351,7 +2407,7 @@
     </w:p>
     <w:p>
       <w:pPr>
-        <w:pStyle w:val="TDC2"/>
+        <w:pStyle w:val="TOC2"/>
         <w:tabs>
           <w:tab w:val="left" w:pos="960"/>
           <w:tab w:val="right" w:leader="dot" w:pos="9061"/>
@@ -2366,7 +2422,7 @@
       <w:hyperlink w:anchor="_Toc155946884" w:history="1">
         <w:r>
           <w:rPr>
-            <w:rStyle w:val="Hipervnculo"/>
+            <w:rStyle w:val="Hyperlink"/>
             <w:noProof/>
           </w:rPr>
           <w:t>6.2.</w:t>
@@ -2382,7 +2438,7 @@
         </w:r>
         <w:r>
           <w:rPr>
-            <w:rStyle w:val="Hipervnculo"/>
+            <w:rStyle w:val="Hyperlink"/>
             <w:noProof/>
           </w:rPr>
           <w:t>Datos Analizados</w:t>
@@ -2439,7 +2495,7 @@
     </w:p>
     <w:p>
       <w:pPr>
-        <w:pStyle w:val="TDC1"/>
+        <w:pStyle w:val="TOC1"/>
         <w:tabs>
           <w:tab w:val="left" w:pos="440"/>
           <w:tab w:val="right" w:leader="dot" w:pos="9061"/>
@@ -2454,7 +2510,7 @@
       <w:hyperlink w:anchor="_Toc155946885" w:history="1">
         <w:r>
           <w:rPr>
-            <w:rStyle w:val="Hipervnculo"/>
+            <w:rStyle w:val="Hyperlink"/>
             <w:noProof/>
           </w:rPr>
           <w:t>7.</w:t>
@@ -2470,7 +2526,7 @@
         </w:r>
         <w:r>
           <w:rPr>
-            <w:rStyle w:val="Hipervnculo"/>
+            <w:rStyle w:val="Hyperlink"/>
             <w:noProof/>
           </w:rPr>
           <w:t>Conclusiones</w:t>
@@ -2527,7 +2583,7 @@
     </w:p>
     <w:p>
       <w:pPr>
-        <w:pStyle w:val="TDC1"/>
+        <w:pStyle w:val="TOC1"/>
         <w:tabs>
           <w:tab w:val="left" w:pos="440"/>
           <w:tab w:val="right" w:leader="dot" w:pos="9061"/>
@@ -2542,7 +2598,7 @@
       <w:hyperlink w:anchor="_Toc155946886" w:history="1">
         <w:r>
           <w:rPr>
-            <w:rStyle w:val="Hipervnculo"/>
+            <w:rStyle w:val="Hyperlink"/>
             <w:noProof/>
           </w:rPr>
           <w:t>8.</w:t>
@@ -2558,7 +2614,7 @@
         </w:r>
         <w:r>
           <w:rPr>
-            <w:rStyle w:val="Hipervnculo"/>
+            <w:rStyle w:val="Hyperlink"/>
             <w:noProof/>
           </w:rPr>
           <w:t>Limitaciones y prospectiva</w:t>
@@ -2615,7 +2671,7 @@
     </w:p>
     <w:p>
       <w:pPr>
-        <w:pStyle w:val="TDC2"/>
+        <w:pStyle w:val="TOC2"/>
         <w:tabs>
           <w:tab w:val="left" w:pos="960"/>
           <w:tab w:val="right" w:leader="dot" w:pos="9061"/>
@@ -2630,7 +2686,7 @@
       <w:hyperlink w:anchor="_Toc155946887" w:history="1">
         <w:r>
           <w:rPr>
-            <w:rStyle w:val="Hipervnculo"/>
+            <w:rStyle w:val="Hyperlink"/>
             <w:noProof/>
           </w:rPr>
           <w:t>8.1.</w:t>
@@ -2646,7 +2702,7 @@
         </w:r>
         <w:r>
           <w:rPr>
-            <w:rStyle w:val="Hipervnculo"/>
+            <w:rStyle w:val="Hyperlink"/>
             <w:noProof/>
           </w:rPr>
           <w:t>Limitaciones</w:t>
@@ -2703,7 +2759,7 @@
     </w:p>
     <w:p>
       <w:pPr>
-        <w:pStyle w:val="TDC2"/>
+        <w:pStyle w:val="TOC2"/>
         <w:tabs>
           <w:tab w:val="left" w:pos="960"/>
           <w:tab w:val="right" w:leader="dot" w:pos="9061"/>
@@ -2718,7 +2774,7 @@
       <w:hyperlink w:anchor="_Toc155946888" w:history="1">
         <w:r>
           <w:rPr>
-            <w:rStyle w:val="Hipervnculo"/>
+            <w:rStyle w:val="Hyperlink"/>
             <w:noProof/>
           </w:rPr>
           <w:t>8.2.</w:t>
@@ -2734,7 +2790,7 @@
         </w:r>
         <w:r>
           <w:rPr>
-            <w:rStyle w:val="Hipervnculo"/>
+            <w:rStyle w:val="Hyperlink"/>
             <w:noProof/>
           </w:rPr>
           <w:t>Trabajo futuro</w:t>
@@ -2791,7 +2847,7 @@
     </w:p>
     <w:p>
       <w:pPr>
-        <w:pStyle w:val="TDC1"/>
+        <w:pStyle w:val="TOC1"/>
         <w:tabs>
           <w:tab w:val="right" w:leader="dot" w:pos="9061"/>
         </w:tabs>
@@ -2805,7 +2861,7 @@
       <w:hyperlink w:anchor="_Toc155946889" w:history="1">
         <w:r>
           <w:rPr>
-            <w:rStyle w:val="Hipervnculo"/>
+            <w:rStyle w:val="Hyperlink"/>
             <w:noProof/>
           </w:rPr>
           <w:t>Referencias bibliográficas</w:t>
@@ -2862,7 +2918,7 @@
     </w:p>
     <w:p>
       <w:pPr>
-        <w:pStyle w:val="TDC1"/>
+        <w:pStyle w:val="TOC1"/>
         <w:tabs>
           <w:tab w:val="left" w:pos="1200"/>
           <w:tab w:val="right" w:leader="dot" w:pos="9061"/>
@@ -2877,7 +2933,7 @@
       <w:hyperlink w:anchor="_Toc155946890" w:history="1">
         <w:r>
           <w:rPr>
-            <w:rStyle w:val="Hipervnculo"/>
+            <w:rStyle w:val="Hyperlink"/>
             <w:noProof/>
           </w:rPr>
           <w:t>Anexo A.</w:t>
@@ -2893,7 +2949,7 @@
         </w:r>
         <w:r>
           <w:rPr>
-            <w:rStyle w:val="Hipervnculo"/>
+            <w:rStyle w:val="Hyperlink"/>
             <w:noProof/>
           </w:rPr>
           <w:t>Privacidad y protección de datos</w:t>
@@ -2971,7 +3027,7 @@
     </w:p>
     <w:p>
       <w:pPr>
-        <w:pStyle w:val="Tabladeilustraciones"/>
+        <w:pStyle w:val="TableofFigures"/>
         <w:tabs>
           <w:tab w:val="right" w:leader="dot" w:pos="9061"/>
         </w:tabs>
@@ -3006,14 +3062,14 @@
       <w:hyperlink w:anchor="_Toc155946891" w:history="1">
         <w:r>
           <w:rPr>
-            <w:rStyle w:val="Hipervnculo"/>
+            <w:rStyle w:val="Hyperlink"/>
             <w:noProof/>
           </w:rPr>
           <w:t xml:space="preserve">Figura 1. </w:t>
         </w:r>
         <w:r>
           <w:rPr>
-            <w:rStyle w:val="Hipervnculo"/>
+            <w:rStyle w:val="Hyperlink"/>
             <w:i/>
             <w:iCs/>
             <w:noProof/>
@@ -3090,7 +3146,7 @@
     </w:p>
     <w:p>
       <w:pPr>
-        <w:pStyle w:val="Tabladeilustraciones"/>
+        <w:pStyle w:val="TableofFigures"/>
         <w:tabs>
           <w:tab w:val="right" w:leader="dot" w:pos="9061"/>
         </w:tabs>
@@ -3122,14 +3178,14 @@
       <w:hyperlink w:anchor="_Toc155946892" w:history="1">
         <w:r>
           <w:rPr>
-            <w:rStyle w:val="Hipervnculo"/>
+            <w:rStyle w:val="Hyperlink"/>
             <w:noProof/>
           </w:rPr>
           <w:t xml:space="preserve">Tabla 1. </w:t>
         </w:r>
         <w:r>
           <w:rPr>
-            <w:rStyle w:val="Hipervnculo"/>
+            <w:rStyle w:val="Hyperlink"/>
             <w:i/>
             <w:iCs/>
             <w:noProof/>
@@ -3210,7 +3266,7 @@
     </w:p>
     <w:p>
       <w:pPr>
-        <w:pStyle w:val="Ttulo1"/>
+        <w:pStyle w:val="Heading1"/>
       </w:pPr>
       <w:bookmarkStart w:id="2" w:name="_Toc147741191"/>
       <w:bookmarkStart w:id="3" w:name="_Toc155946865"/>
@@ -3239,7 +3295,7 @@
     </w:p>
     <w:p>
       <w:pPr>
-        <w:pStyle w:val="Ttulo2"/>
+        <w:pStyle w:val="Heading2"/>
       </w:pPr>
       <w:bookmarkStart w:id="6" w:name="_Toc155946866"/>
       <w:r>
@@ -3252,7 +3308,31 @@
     </w:p>
     <w:p>
       <w:r>
-        <w:t>El impacto económico de una gestión deficiente de la información es masivo. Estudios de la industria estiman que las pérdidas anuales promedio por organización alcanzan los 12,9 millones de dólares, con reportes que indican efectos de hasta el 31% de los ingresos en contextos altamente dependientes de los datos. A escala macroeconómica, se calcula que el dato sucio cuesta a la economía de los Estados Unidos aproximadamente 3 billones de dólares anuales (IBM Institute for Business Value, 2026).</w:t>
+        <w:t xml:space="preserve">El impacto económico de una gestión deficiente de la información es masivo. Estudios de la industria estiman que las pérdidas anuales promedio por organización alcanzan los 12,9 millones de dólares, con reportes que indican efectos de hasta el 31% de los ingresos en contextos altamente dependientes de los datos. A escala macroeconómica, se calcula que el dato sucio cuesta a la economía de los Estados Unidos aproximadamente 3 billones de dólares anuales (IBM </w:t>
+      </w:r>
+      <w:proofErr w:type="spellStart"/>
+      <w:r>
+        <w:t>Institute</w:t>
+      </w:r>
+      <w:proofErr w:type="spellEnd"/>
+      <w:r>
+        <w:t xml:space="preserve"> </w:t>
+      </w:r>
+      <w:proofErr w:type="spellStart"/>
+      <w:r>
+        <w:t>for</w:t>
+      </w:r>
+      <w:proofErr w:type="spellEnd"/>
+      <w:r>
+        <w:t xml:space="preserve"> Business </w:t>
+      </w:r>
+      <w:proofErr w:type="spellStart"/>
+      <w:r>
+        <w:t>Value</w:t>
+      </w:r>
+      <w:proofErr w:type="spellEnd"/>
+      <w:r>
+        <w:t>, 2026).</w:t>
       </w:r>
     </w:p>
     <w:p>
@@ -3262,7 +3342,15 @@
     </w:p>
     <w:p>
       <w:r>
-        <w:t>Uno de los patrones de fallo más documentados en este contexto es el de las cascadas de datos. Sambasivan et al. (2021) describen cómo errores pequeños introducidos en las primeras fases de un proyecto —recolección, etiquetado, ingesta— se propagan y agravan a lo largo de todo el ciclo de vida del modelo, hasta corromper las decisiones finales. Lo que hace especialmente peligroso este fenómeno es que el sistema sigue funcionando: los datos fluyen, los modelos generan salidas, pero el contenido semántico de esas salidas ya no es fiable. Moses (2025) denomina este estado como data downtime, un tiempo de inactividad silencioso que la mayoría de las organizaciones no detecta hasta que el daño ya está hecho.</w:t>
+        <w:t xml:space="preserve">Uno de los patrones de fallo más documentados en este contexto es el de las cascadas de datos. Sambasivan et al. (2021) describen cómo errores pequeños introducidos en las primeras fases de un proyecto —recolección, etiquetado, ingesta— se propagan y agravan a lo largo de todo el ciclo de vida del modelo, hasta corromper las decisiones finales. Lo que hace especialmente peligroso este fenómeno es que el sistema sigue funcionando: los datos fluyen, los modelos generan salidas, pero el contenido semántico de esas salidas ya no es fiable. Moses (2025) denomina este estado como data </w:t>
+      </w:r>
+      <w:proofErr w:type="spellStart"/>
+      <w:r>
+        <w:t>downtime</w:t>
+      </w:r>
+      <w:proofErr w:type="spellEnd"/>
+      <w:r>
+        <w:t>, un tiempo de inactividad silencioso que la mayoría de las organizaciones no detecta hasta que el daño ya está hecho.</w:t>
       </w:r>
     </w:p>
     <w:p>
@@ -3274,7 +3362,7 @@
     </w:p>
     <w:p>
       <w:pPr>
-        <w:pStyle w:val="Ttulo2"/>
+        <w:pStyle w:val="Heading2"/>
       </w:pPr>
       <w:bookmarkStart w:id="7" w:name="_Toc147741193"/>
       <w:bookmarkStart w:id="8" w:name="_Toc155946867"/>
@@ -3297,6 +3385,7 @@
       <w:r>
         <w:t xml:space="preserve">A pesar de la gravedad del problema, las herramientas tradicionales de limpieza de datos presentan limitaciones críticas en el ecosistema moderno. </w:t>
       </w:r>
+      <w:proofErr w:type="spellStart"/>
       <w:r>
         <w:rPr>
           <w:i/>
@@ -3304,6 +3393,7 @@
         </w:rPr>
         <w:t>OpenRefine</w:t>
       </w:r>
+      <w:proofErr w:type="spellEnd"/>
       <w:r>
         <w:t xml:space="preserve">, aunque intuitivo, suele presentar dificultades operativas al superar los 5.000 registros y requiere ejecución manual. Por otro lado, </w:t>
       </w:r>
@@ -3312,8 +3402,17 @@
           <w:i/>
           <w:iCs/>
         </w:rPr>
-        <w:t>Great Expectations</w:t>
-      </w:r>
+        <w:t xml:space="preserve">Great </w:t>
+      </w:r>
+      <w:proofErr w:type="spellStart"/>
+      <w:r>
+        <w:rPr>
+          <w:i/>
+          <w:iCs/>
+        </w:rPr>
+        <w:t>Expectations</w:t>
+      </w:r>
+      <w:proofErr w:type="spellEnd"/>
       <w:r>
         <w:t xml:space="preserve">, aunque robusto, presenta un alto costo computacional, consumiendo hasta </w:t>
       </w:r>
@@ -3345,7 +3444,15 @@
         <w:t>AURA</w:t>
       </w:r>
       <w:r>
-        <w:t xml:space="preserve">, un entorno de diagnóstico especializado que transforma datasets crudos en reportes de salud estructural antes de su producción. La novedad de AURA radica en su </w:t>
+        <w:t xml:space="preserve">, un entorno de diagnóstico especializado que transforma </w:t>
+      </w:r>
+      <w:proofErr w:type="spellStart"/>
+      <w:r>
+        <w:t>datasets</w:t>
+      </w:r>
+      <w:proofErr w:type="spellEnd"/>
+      <w:r>
+        <w:t xml:space="preserve"> crudos en reportes de salud estructural antes de su producción. La novedad de AURA radica en su </w:t>
       </w:r>
       <w:r>
         <w:rPr>
@@ -3377,7 +3484,23 @@
         <w:t>Capa Determinista:</w:t>
       </w:r>
       <w:r>
-        <w:t xml:space="preserve"> Motor basado en TypeScript (auditEngine.ts) que utiliza expresiones regulares y estadística descriptiva para asegurar precisión total en chequeos estructurales.</w:t>
+        <w:t xml:space="preserve"> Motor basado en </w:t>
+      </w:r>
+      <w:proofErr w:type="spellStart"/>
+      <w:r>
+        <w:t>TypeScript</w:t>
+      </w:r>
+      <w:proofErr w:type="spellEnd"/>
+      <w:r>
+        <w:t xml:space="preserve"> (</w:t>
+      </w:r>
+      <w:proofErr w:type="spellStart"/>
+      <w:r>
+        <w:t>auditEngine.ts</w:t>
+      </w:r>
+      <w:proofErr w:type="spellEnd"/>
+      <w:r>
+        <w:t>) que utiliza expresiones regulares y estadística descriptiva para asegurar precisión total en chequeos estructurales.</w:t>
       </w:r>
     </w:p>
     <w:p>
@@ -3416,31 +3539,63 @@
           <w:b/>
           <w:bCs/>
         </w:rPr>
-        <w:t>Benchmarking Multimodelo:</w:t>
-      </w:r>
-      <w:r>
-        <w:t xml:space="preserve"> Permite intercambiar el modelo LLM de la aplicación para realizar una evaluación comparativa de precisión y latencia entre distintos modelos.</w:t>
-      </w:r>
-    </w:p>
-    <w:p>
-      <w:pPr>
-        <w:ind w:left="720" w:hanging="360"/>
-      </w:pPr>
-      <w:r>
-        <w:t>4.</w:t>
-      </w:r>
-      <w:r>
-        <w:tab/>
-      </w:r>
+        <w:t xml:space="preserve">Benchmarking </w:t>
+      </w:r>
+      <w:proofErr w:type="spellStart"/>
       <w:r>
         <w:rPr>
           <w:b/>
           <w:bCs/>
         </w:rPr>
+        <w:t>Multimodelo</w:t>
+      </w:r>
+      <w:proofErr w:type="spellEnd"/>
+      <w:r>
+        <w:rPr>
+          <w:b/>
+          <w:bCs/>
+        </w:rPr>
+        <w:t>:</w:t>
+      </w:r>
+      <w:r>
+        <w:t xml:space="preserve"> Permite intercambiar el modelo LLM de la aplicación para realizar una evaluación comparativa de precisión y latencia entre distintos modelos.</w:t>
+      </w:r>
+    </w:p>
+    <w:p>
+      <w:pPr>
+        <w:ind w:left="720" w:hanging="360"/>
+      </w:pPr>
+      <w:r>
+        <w:t>4.</w:t>
+      </w:r>
+      <w:r>
+        <w:tab/>
+      </w:r>
+      <w:r>
+        <w:rPr>
+          <w:b/>
+          <w:bCs/>
+        </w:rPr>
         <w:t>Capa de Gobernanza:</w:t>
       </w:r>
       <w:r>
-        <w:t xml:space="preserve"> Genera scripts de Pandas revisables por humanos para garantizar la trazabilidad y el principio de human-in-the-loop.</w:t>
+        <w:t xml:space="preserve"> Genera scripts de Pandas revisables por humanos para garantizar la trazabilidad y el principio de human-in-</w:t>
+      </w:r>
+      <w:proofErr w:type="spellStart"/>
+      <w:r>
+        <w:t>the</w:t>
+      </w:r>
+      <w:proofErr w:type="spellEnd"/>
+      <w:r>
+        <w:t>-</w:t>
+      </w:r>
+      <w:proofErr w:type="spellStart"/>
+      <w:r>
+        <w:t>loop</w:t>
+      </w:r>
+      <w:proofErr w:type="spellEnd"/>
+      <w:r>
+        <w:t>.</w:t>
       </w:r>
     </w:p>
     <w:p/>
@@ -3454,8 +3609,17 @@
           <w:i/>
           <w:iCs/>
         </w:rPr>
-        <w:t>local-first</w:t>
-      </w:r>
+        <w:t>local-</w:t>
+      </w:r>
+      <w:proofErr w:type="spellStart"/>
+      <w:r>
+        <w:rPr>
+          <w:i/>
+          <w:iCs/>
+        </w:rPr>
+        <w:t>first</w:t>
+      </w:r>
+      <w:proofErr w:type="spellEnd"/>
       <w:r>
         <w:t>, garantizando que el procesamiento de datos sensibles ocurra íntegramente en el navegador del usuario para cumplir con normativas estrictas de privacidad como el GDPR (Ruan et al., 2026).</w:t>
       </w:r>
@@ -3463,7 +3627,7 @@
     <w:p/>
     <w:p>
       <w:pPr>
-        <w:pStyle w:val="Ttulo2"/>
+        <w:pStyle w:val="Heading2"/>
       </w:pPr>
       <w:bookmarkStart w:id="9" w:name="_Toc147741194"/>
       <w:bookmarkStart w:id="10" w:name="_Toc155946868"/>
@@ -3502,7 +3666,15 @@
         <w:t>Capítulo 2 (Contexto y Estado del Arte):</w:t>
       </w:r>
       <w:r>
-        <w:t xml:space="preserve"> Se profundiza en el paradigma de la IA centrada en los datos (DCAI), las dimensiones de calidad de la norma ISO/IEC 25012 y las tecnologías actuales de observabilidad.</w:t>
+        <w:t xml:space="preserve"> Se profundiza en el paradigma de la IA centrada en los datos (DCAI), las dimensiones de calidad de la norma ISO/IEC 25012 y las tecnologías actuales de </w:t>
+      </w:r>
+      <w:proofErr w:type="spellStart"/>
+      <w:r>
+        <w:t>observabilidad</w:t>
+      </w:r>
+      <w:proofErr w:type="spellEnd"/>
+      <w:r>
+        <w:t>.</w:t>
       </w:r>
     </w:p>
     <w:p>
@@ -3586,7 +3758,15 @@
         <w:t>Capítulo 6 (Código y Datos):</w:t>
       </w:r>
       <w:r>
-        <w:t xml:space="preserve"> Describe el repositorio de software y los datasets de referencia utilizados para validar el diagnóstico.</w:t>
+        <w:t xml:space="preserve"> Describe el repositorio de software y los </w:t>
+      </w:r>
+      <w:proofErr w:type="spellStart"/>
+      <w:r>
+        <w:t>datasets</w:t>
+      </w:r>
+      <w:proofErr w:type="spellEnd"/>
+      <w:r>
+        <w:t xml:space="preserve"> de referencia utilizados para validar el diagnóstico.</w:t>
       </w:r>
     </w:p>
     <w:p>
@@ -3644,7 +3824,7 @@
     </w:p>
     <w:p>
       <w:pPr>
-        <w:pStyle w:val="Ttulo1"/>
+        <w:pStyle w:val="Heading1"/>
         <w:rPr>
           <w:caps w:val="0"/>
         </w:rPr>
@@ -3664,7 +3844,7 @@
     <w:p/>
     <w:p>
       <w:pPr>
-        <w:pStyle w:val="Ttulo2"/>
+        <w:pStyle w:val="Heading2"/>
         <w:ind w:left="716"/>
         <w:rPr>
           <w:caps w:val="0"/>
@@ -3681,15 +3861,36 @@
     </w:p>
     <w:p>
       <w:r>
-        <w:t xml:space="preserve">En el panorama tecnológico actual, el éxito de los sistemas de Inteligencia Artificial (IA) y analítica de datos depende críticamente de la integridad de la información que consumen. Sin embargo, las organizaciones enfrentan el desafío del </w:t>
+        <w:t xml:space="preserve">En el panorama tecnológico actual, el éxito de los sistemas de Inteligencia Artificial (IA) y analítica de datos depende críticamente de la integridad de la información que consumen. Sin embargo, las organizaciones enfrentan el desafío </w:t>
+      </w:r>
+      <w:proofErr w:type="gramStart"/>
+      <w:r>
+        <w:t xml:space="preserve">del </w:t>
       </w:r>
       <w:r>
         <w:rPr>
           <w:i/>
           <w:iCs/>
         </w:rPr>
-        <w:t>data downtime</w:t>
-      </w:r>
+        <w:t>data</w:t>
+      </w:r>
+      <w:proofErr w:type="gramEnd"/>
+      <w:r>
+        <w:rPr>
+          <w:i/>
+          <w:iCs/>
+        </w:rPr>
+        <w:t xml:space="preserve"> </w:t>
+      </w:r>
+      <w:proofErr w:type="spellStart"/>
+      <w:r>
+        <w:rPr>
+          <w:i/>
+          <w:iCs/>
+        </w:rPr>
+        <w:t>downtime</w:t>
+      </w:r>
+      <w:proofErr w:type="spellEnd"/>
       <w:r>
         <w:t xml:space="preserve"> o tiempo de inactividad de datos: periodos en los que la información es errónea, incompleta o inconsistente, lo que genera consecuencias financieras y operativas graves. La literatura identifica que el impacto económico por una gestión deficiente puede alcanzar los 12,9 millones de dólares anuales por organización, exacerbado por el fenómeno de las </w:t>
       </w:r>
@@ -3713,18 +3914,29 @@
           <w:i/>
           <w:iCs/>
         </w:rPr>
-        <w:t>Great Expectations</w:t>
-      </w:r>
-      <w:r>
-        <w:t xml:space="preserve"> o </w:t>
-      </w:r>
+        <w:t xml:space="preserve">Great </w:t>
+      </w:r>
+      <w:proofErr w:type="spellStart"/>
       <w:r>
         <w:rPr>
           <w:i/>
           <w:iCs/>
         </w:rPr>
+        <w:t>Expectations</w:t>
+      </w:r>
+      <w:proofErr w:type="spellEnd"/>
+      <w:r>
+        <w:t xml:space="preserve"> o </w:t>
+      </w:r>
+      <w:proofErr w:type="spellStart"/>
+      <w:r>
+        <w:rPr>
+          <w:i/>
+          <w:iCs/>
+        </w:rPr>
         <w:t>OpenRefine</w:t>
       </w:r>
+      <w:proofErr w:type="spellEnd"/>
       <w:r>
         <w:t xml:space="preserve">, pero ambas tienen un defecto estructural: operan sobre reglas fijas que no entienden el contexto. Pueden verificar si un campo tiene el formato correcto, pero no si su contenido tiene sentido dentro del dominio de negocio. Li, X. et al. (2025) identifican esta limitación como uno de los problemas más recurrentes en sistemas de IA industrial: los errores semánticos en datos no estructurados pasan desapercibidos para cualquier validador basado en aserciones rígidas. A esto se suma que las soluciones centralizadas en la nube generan fricciones con normativas de privacidad como el GDPR cuando procesan </w:t>
       </w:r>
@@ -3743,8 +3955,17 @@
           <w:i/>
           <w:iCs/>
         </w:rPr>
-        <w:t>local-first</w:t>
-      </w:r>
+        <w:t>local-</w:t>
+      </w:r>
+      <w:proofErr w:type="spellStart"/>
+      <w:r>
+        <w:rPr>
+          <w:i/>
+          <w:iCs/>
+        </w:rPr>
+        <w:t>first</w:t>
+      </w:r>
+      <w:proofErr w:type="spellEnd"/>
       <w:r>
         <w:t xml:space="preserve"> con diagnóstico cognitivo mediante LLM.</w:t>
       </w:r>
@@ -3752,7 +3973,7 @@
     <w:p/>
     <w:p>
       <w:pPr>
-        <w:pStyle w:val="Ttulo2"/>
+        <w:pStyle w:val="Heading2"/>
         <w:ind w:left="716"/>
         <w:rPr>
           <w:caps w:val="0"/>
@@ -3769,10 +3990,18 @@
     </w:p>
     <w:p>
       <w:pPr>
-        <w:pStyle w:val="Ttulo3"/>
-      </w:pPr>
-      <w:r>
-        <w:t xml:space="preserve"> IA Centrada en los Datos (Data-Centric AI)</w:t>
+        <w:pStyle w:val="Heading3"/>
+      </w:pPr>
+      <w:r>
+        <w:t xml:space="preserve"> IA Centrada en los Datos (Data-</w:t>
+      </w:r>
+      <w:proofErr w:type="spellStart"/>
+      <w:r>
+        <w:t>Centric</w:t>
+      </w:r>
+      <w:proofErr w:type="spellEnd"/>
+      <w:r>
+        <w:t xml:space="preserve"> AI)</w:t>
       </w:r>
     </w:p>
     <w:p>
@@ -3784,97 +4013,148 @@
           <w:b/>
           <w:bCs/>
         </w:rPr>
-        <w:t>Data-Centric AI (DCAI)</w:t>
-      </w:r>
-      <w:r>
-        <w:t xml:space="preserve"> sostiene que la mejora del rendimiento de la IA se logra optimizando sistemáticamente la calidad y cantidad de los datos, manteniendo el modelo algorítmico fijo. Se prioriza el refinamiento del dataset </w:t>
-      </w:r>
-      <w:r>
-        <w:lastRenderedPageBreak/>
-        <w:t>sobre el ajuste de hiperparámetros. Jakubik et al. (2024) consolidan este enfoque en el contexto empresarial, y Zha et al. (2025) ofrecen una revisión exhaustiva de sus aplicaciones en sistemas de aprendizaje profundo.</w:t>
-      </w:r>
-    </w:p>
-    <w:p/>
-    <w:p>
-      <w:pPr>
-        <w:pStyle w:val="Ttulo3"/>
-      </w:pPr>
-      <w:r>
-        <w:t>Dimensiones de Calidad: Norma ISO/IEC 25012</w:t>
-      </w:r>
-    </w:p>
-    <w:p>
-      <w:r>
-        <w:t>La norma internacional ISO/IEC 25012 define las dimensiones clave de calidad del dato: exactitud (sintáctica y semántica), completitud, consistencia, actualidad y trazabilidad. AURA utiliza estas dimensiones como base conceptual para el cálculo de su índice de salud estructural, garantizando que los diagnósticos generados sean comparables con estándares reconocidos internacionalmente (Aldoseri et al., 2023).</w:t>
-      </w:r>
-    </w:p>
-    <w:p/>
-    <w:p>
-      <w:pPr>
-        <w:pStyle w:val="Ttulo3"/>
-      </w:pPr>
-      <w:r>
-        <w:t>Observabilidad de Datos</w:t>
-      </w:r>
-    </w:p>
-    <w:p>
-      <w:r>
-        <w:t xml:space="preserve">Herramientas líderes como </w:t>
-      </w:r>
+        <w:t>Data-</w:t>
+      </w:r>
+      <w:proofErr w:type="spellStart"/>
       <w:r>
         <w:rPr>
           <w:b/>
           <w:bCs/>
         </w:rPr>
-        <w:t>Monte Carlo</w:t>
-      </w:r>
-      <w:r>
-        <w:t xml:space="preserve"> utilizan ML para detectar anomalías proactivamente y rastrear el linaje de los datos. </w:t>
-      </w:r>
+        <w:t>Centric</w:t>
+      </w:r>
+      <w:proofErr w:type="spellEnd"/>
       <w:r>
         <w:rPr>
           <w:b/>
           <w:bCs/>
         </w:rPr>
-        <w:t>Soda Core</w:t>
-      </w:r>
-      <w:r>
-        <w:t xml:space="preserve"> permite la validación mediante reglas en flujos de integración continua (CI/CD). Estas plataformas evidencian la tendencia hacia la automatización del monitoreo de calidad, pero carecen de capacidad para generar diagnósticos en lenguaje natural orientados al negocio (Moses, 2025).</w:t>
+        <w:t xml:space="preserve"> AI (DCAI)</w:t>
+      </w:r>
+      <w:r>
+        <w:t xml:space="preserve"> sostiene que la mejora del rendimiento de la IA se logra optimizando sistemáticamente la calidad y cantidad de los datos, manteniendo el modelo algorítmico fijo. Se prioriza el refinamiento del </w:t>
+      </w:r>
+      <w:proofErr w:type="spellStart"/>
+      <w:r>
+        <w:t>dataset</w:t>
+      </w:r>
+      <w:proofErr w:type="spellEnd"/>
+      <w:r>
+        <w:t xml:space="preserve"> </w:t>
+      </w:r>
+      <w:r>
+        <w:lastRenderedPageBreak/>
+        <w:t xml:space="preserve">sobre el ajuste de </w:t>
+      </w:r>
+      <w:proofErr w:type="spellStart"/>
+      <w:r>
+        <w:t>hiperparámetros</w:t>
+      </w:r>
+      <w:proofErr w:type="spellEnd"/>
+      <w:r>
+        <w:t>. Jakubik et al. (2024) consolidan este enfoque en el contexto empresarial, y Zha et al. (2025) ofrecen una revisión exhaustiva de sus aplicaciones en sistemas de aprendizaje profundo.</w:t>
       </w:r>
     </w:p>
     <w:p/>
     <w:p>
       <w:pPr>
-        <w:pStyle w:val="Ttulo3"/>
-      </w:pPr>
-      <w:r>
-        <w:t>LLMs en Ingeniería de Datos</w:t>
-      </w:r>
-    </w:p>
-    <w:p>
-      <w:r>
-        <w:t xml:space="preserve">Los LLM han dejado de ser una herramienta de texto para convertirse en componentes viables dentro de pipelines de datos. Modelos como </w:t>
+        <w:pStyle w:val="Heading3"/>
+      </w:pPr>
+      <w:r>
+        <w:t>Dimensiones de Calidad: Norma ISO/IEC 25012</w:t>
+      </w:r>
+    </w:p>
+    <w:p>
+      <w:r>
+        <w:t>La norma internacional ISO/IEC 25012 define las dimensiones clave de calidad del dato: exactitud (sintáctica y semántica), completitud, consistencia, actualidad y trazabilidad. AURA utiliza estas dimensiones como base conceptual para el cálculo de su índice de salud estructural, garantizando que los diagnósticos generados sean comparables con estándares reconocidos internacionalmente (</w:t>
+      </w:r>
+      <w:proofErr w:type="spellStart"/>
+      <w:r>
+        <w:t>Aldoseri</w:t>
+      </w:r>
+      <w:proofErr w:type="spellEnd"/>
+      <w:r>
+        <w:t xml:space="preserve"> et al., 2023).</w:t>
+      </w:r>
+    </w:p>
+    <w:p/>
+    <w:p>
+      <w:pPr>
+        <w:pStyle w:val="Heading3"/>
+      </w:pPr>
+      <w:proofErr w:type="spellStart"/>
+      <w:r>
+        <w:t>Observabilidad</w:t>
+      </w:r>
+      <w:proofErr w:type="spellEnd"/>
+      <w:r>
+        <w:t xml:space="preserve"> de Datos</w:t>
+      </w:r>
+    </w:p>
+    <w:p>
+      <w:r>
+        <w:t xml:space="preserve">Herramientas líderes como </w:t>
       </w:r>
       <w:r>
         <w:rPr>
           <w:b/>
           <w:bCs/>
         </w:rPr>
-        <w:t>Gemini 2.0 Flash</w:t>
-      </w:r>
-      <w:r>
-        <w:t xml:space="preserve"> y </w:t>
+        <w:t>Monte Carlo</w:t>
+      </w:r>
+      <w:r>
+        <w:t xml:space="preserve"> utilizan ML para detectar anomalías proactivamente y rastrear el linaje de los datos. </w:t>
       </w:r>
       <w:r>
         <w:rPr>
           <w:b/>
           <w:bCs/>
         </w:rPr>
+        <w:t>Soda Core</w:t>
+      </w:r>
+      <w:r>
+        <w:t xml:space="preserve"> permite la validación mediante reglas en flujos de integración continua (CI/CD). Estas plataformas evidencian la tendencia hacia la automatización del monitoreo de calidad, pero carecen de capacidad para generar diagnósticos en lenguaje natural orientados al negocio (Moses, 2025).</w:t>
+      </w:r>
+    </w:p>
+    <w:p/>
+    <w:p>
+      <w:pPr>
+        <w:pStyle w:val="Heading3"/>
+      </w:pPr>
+      <w:proofErr w:type="spellStart"/>
+      <w:r>
+        <w:t>LLMs</w:t>
+      </w:r>
+      <w:proofErr w:type="spellEnd"/>
+      <w:r>
+        <w:t xml:space="preserve"> en Ingeniería de Datos</w:t>
+      </w:r>
+    </w:p>
+    <w:p>
+      <w:r>
+        <w:t xml:space="preserve">Los LLM han dejado de ser una herramienta de texto para convertirse en componentes viables dentro de pipelines de datos. Modelos como </w:t>
+      </w:r>
+      <w:r>
+        <w:rPr>
+          <w:b/>
+          <w:bCs/>
+        </w:rPr>
+        <w:t>Gemini 2.0 Flash</w:t>
+      </w:r>
+      <w:r>
+        <w:t xml:space="preserve"> y </w:t>
+      </w:r>
+      <w:r>
+        <w:rPr>
+          <w:b/>
+          <w:bCs/>
+        </w:rPr>
         <w:t>Llama 3.1</w:t>
       </w:r>
       <w:r>
         <w:t xml:space="preserve"> han demostrado capacidad para generar scripts de limpieza en Pandas y producir diagnósticos coherentes con el dominio. El marco </w:t>
       </w:r>
+      <w:proofErr w:type="spellStart"/>
       <w:r>
         <w:rPr>
           <w:i/>
@@ -3882,9 +4162,11 @@
         </w:rPr>
         <w:t>Cocoon</w:t>
       </w:r>
+      <w:proofErr w:type="spellEnd"/>
       <w:r>
         <w:t xml:space="preserve"> (Zhang et al., 2024) muestra cómo estos modelos pueden automatizar la preparación de datos con alta fidelidad; Li et al. (2025) van un paso más allá con </w:t>
       </w:r>
+      <w:proofErr w:type="spellStart"/>
       <w:r>
         <w:rPr>
           <w:i/>
@@ -3892,14 +4174,31 @@
         </w:rPr>
         <w:t>AutoDCWorkflow</w:t>
       </w:r>
-      <w:r>
-        <w:t>, un benchmark específico para medir ese rendimiento en tareas de limpieza estructurada. Akbasli et al. (2025) amplían esta perspectiva al demostrar que los LLM pueden replicar el criterio de un experto de dominio en el etiquetado de registros de salud no estructurados en idiomas distintos al inglés, lo que pone de manifiesto su utilidad más allá de los datos en inglés y los formatos tabulares convencionales.</w:t>
+      <w:proofErr w:type="spellEnd"/>
+      <w:r>
+        <w:t xml:space="preserve">, un </w:t>
+      </w:r>
+      <w:proofErr w:type="spellStart"/>
+      <w:r>
+        <w:t>benchmark</w:t>
+      </w:r>
+      <w:proofErr w:type="spellEnd"/>
+      <w:r>
+        <w:t xml:space="preserve"> específico para medir ese rendimiento en tareas de limpieza estructurada. </w:t>
+      </w:r>
+      <w:proofErr w:type="spellStart"/>
+      <w:r>
+        <w:t>Akbasli</w:t>
+      </w:r>
+      <w:proofErr w:type="spellEnd"/>
+      <w:r>
+        <w:t xml:space="preserve"> et al. (2025) amplían esta perspectiva al demostrar que los LLM pueden replicar el criterio de un experto de dominio en el etiquetado de registros de salud no estructurados en idiomas distintos al inglés, lo que pone de manifiesto su utilidad más allá de los datos en inglés y los formatos tabulares convencionales.</w:t>
       </w:r>
     </w:p>
     <w:p/>
     <w:p>
       <w:pPr>
-        <w:pStyle w:val="Ttulo3"/>
+        <w:pStyle w:val="Heading3"/>
       </w:pPr>
       <w:r>
         <w:t>Mitigación de Alucinaciones Técnicas</w:t>
@@ -3910,32 +4209,58 @@
       <w:r>
         <w:t>La confiabilidad del diagnóstico en AURA depende de técnicas estructuradas de control de salida. Se aplican métodos como: salida estrictamente en JSON (</w:t>
       </w:r>
+      <w:proofErr w:type="spellStart"/>
       <w:r>
         <w:rPr>
           <w:i/>
           <w:iCs/>
         </w:rPr>
-        <w:t>Strict JSON output</w:t>
+        <w:t>Strict</w:t>
+      </w:r>
+      <w:proofErr w:type="spellEnd"/>
+      <w:r>
+        <w:rPr>
+          <w:i/>
+          <w:iCs/>
+        </w:rPr>
+        <w:t xml:space="preserve"> JSON output</w:t>
       </w:r>
       <w:r>
         <w:t xml:space="preserve">), temperaturas de muestreo bajas (t = 0,1) y el paradigma </w:t>
       </w:r>
+      <w:proofErr w:type="spellStart"/>
       <w:r>
         <w:rPr>
           <w:b/>
           <w:bCs/>
         </w:rPr>
-        <w:t>Copy-Paste</w:t>
-      </w:r>
-      <w:r>
-        <w:t xml:space="preserve"> (citar fallos textuales del dataset) para garantizar que el diagnóstico de la IA sea factual, reproducible y verificable. Hilmi et al. (2026) y Zheng et al. (2026) aportan marcos de evaluación específicos para este tipo de pipelines híbridos.</w:t>
+        <w:t>Copy</w:t>
+      </w:r>
+      <w:proofErr w:type="spellEnd"/>
+      <w:r>
+        <w:rPr>
+          <w:b/>
+          <w:bCs/>
+        </w:rPr>
+        <w:t>-Paste</w:t>
+      </w:r>
+      <w:r>
+        <w:t xml:space="preserve"> (citar fallos textuales del </w:t>
+      </w:r>
+      <w:proofErr w:type="spellStart"/>
+      <w:r>
+        <w:t>dataset</w:t>
+      </w:r>
+      <w:proofErr w:type="spellEnd"/>
+      <w:r>
+        <w:t>) para garantizar que el diagnóstico de la IA sea factual, reproducible y verificable. Hilmi et al. (2026) y Zheng et al. (2026) aportan marcos de evaluación específicos para este tipo de pipelines híbridos.</w:t>
       </w:r>
     </w:p>
     <w:p/>
     <w:p/>
     <w:p>
       <w:pPr>
-        <w:pStyle w:val="Ttulo2"/>
+        <w:pStyle w:val="Heading2"/>
         <w:ind w:left="716"/>
         <w:rPr>
           <w:caps w:val="0"/>
@@ -3952,7 +4277,39 @@
     </w:p>
     <w:p>
       <w:r>
-        <w:t>La revisión del estado del arte deja ver un hueco que ninguna de las soluciones actuales cubre por completo: no existe una herramienta que combine observabilidad en tiempo real, diagnóstico cognitivo mediante LLM y procesamiento local en una sola arquitectura. Las plataformas de observabilidad son potentes pero no explican sus hallazgos en términos de negocio; los LLM son expresivos pero propensos a alucinar cuando no tienen acceso directo a los datos; y las soluciones cloud plantean problemas reales de privacidad. AURA apunta a ese espacio intermedio: motor determinista que entrega hechos concretos al LLM, diagnóstico cognitivo que traduce esos hechos en lenguaje accionable, y arquitectura local que mantiene los datos del usuario bajo su propio control.</w:t>
+        <w:t xml:space="preserve">La revisión del estado del arte deja ver un hueco que ninguna de las soluciones actuales cubre por completo: no existe una herramienta que combine </w:t>
+      </w:r>
+      <w:proofErr w:type="spellStart"/>
+      <w:r>
+        <w:t>observabilidad</w:t>
+      </w:r>
+      <w:proofErr w:type="spellEnd"/>
+      <w:r>
+        <w:t xml:space="preserve"> en tiempo real, diagnóstico cognitivo mediante LLM y procesamiento local en una sola arquitectura. Las plataformas de </w:t>
+      </w:r>
+      <w:proofErr w:type="spellStart"/>
+      <w:r>
+        <w:t>observabilidad</w:t>
+      </w:r>
+      <w:proofErr w:type="spellEnd"/>
+      <w:r>
+        <w:t xml:space="preserve"> son </w:t>
+      </w:r>
+      <w:proofErr w:type="gramStart"/>
+      <w:r>
+        <w:t>potentes</w:t>
+      </w:r>
+      <w:proofErr w:type="gramEnd"/>
+      <w:r>
+        <w:t xml:space="preserve"> pero no explican sus hallazgos en términos de negocio; los LLM son expresivos pero propensos a alucinar cuando no tienen acceso directo a los datos; y las soluciones </w:t>
+      </w:r>
+      <w:proofErr w:type="spellStart"/>
+      <w:r>
+        <w:t>cloud</w:t>
+      </w:r>
+      <w:proofErr w:type="spellEnd"/>
+      <w:r>
+        <w:t xml:space="preserve"> plantean problemas reales de privacidad. AURA apunta a ese espacio intermedio: motor determinista que entrega hechos concretos al LLM, diagnóstico cognitivo que traduce esos hechos en lenguaje accionable, y arquitectura local que mantiene los datos del usuario bajo su propio control.</w:t>
       </w:r>
     </w:p>
     <w:p/>
@@ -3967,7 +4324,7 @@
     </w:p>
     <w:p>
       <w:pPr>
-        <w:pStyle w:val="Ttulo1"/>
+        <w:pStyle w:val="Heading1"/>
         <w:rPr>
           <w:caps w:val="0"/>
         </w:rPr>
@@ -3986,7 +4343,7 @@
     </w:p>
     <w:p>
       <w:pPr>
-        <w:pStyle w:val="Ttulo2"/>
+        <w:pStyle w:val="Heading2"/>
         <w:ind w:left="716"/>
         <w:rPr>
           <w:caps w:val="0"/>
@@ -4004,17 +4361,54 @@
       <w:bookmarkEnd w:id="19"/>
     </w:p>
     <w:p>
-      <w:pPr>
-        <w:jc w:val="both"/>
-      </w:pPr>
-      <w:r>
-        <w:t>Desarrollar AURA, una arquitectura local-first para auditoria inteligente de calidad del dato, que combine un motor determinista reproducible con modelos LLM locales o cloud para diagnosticar hallazgos, generar scripts de limpieza auditables y comparar experimentalmente el desempeno de los modelos bajo un flujo human-in-the-loop.</w:t>
+      <w:r>
+        <w:t>Desarrollar AURA, una arquitectura local-</w:t>
+      </w:r>
+      <w:proofErr w:type="spellStart"/>
+      <w:r>
+        <w:t>first</w:t>
+      </w:r>
+      <w:proofErr w:type="spellEnd"/>
+      <w:r>
+        <w:t xml:space="preserve"> para auditoria inteligente de calidad del dato, que combine un motor determinista reproducible con modelos LLM locales o </w:t>
+      </w:r>
+      <w:proofErr w:type="spellStart"/>
+      <w:r>
+        <w:t>cloud</w:t>
+      </w:r>
+      <w:proofErr w:type="spellEnd"/>
+      <w:r>
+        <w:t xml:space="preserve"> para diagnosticar hallazgos, generar scripts de limpieza auditables y comparar experimentalmente el </w:t>
+      </w:r>
+      <w:proofErr w:type="spellStart"/>
+      <w:r>
+        <w:t>desempeno</w:t>
+      </w:r>
+      <w:proofErr w:type="spellEnd"/>
+      <w:r>
+        <w:t xml:space="preserve"> de los modelos bajo un flujo human-in-</w:t>
+      </w:r>
+      <w:proofErr w:type="spellStart"/>
+      <w:r>
+        <w:t>the</w:t>
+      </w:r>
+      <w:proofErr w:type="spellEnd"/>
+      <w:r>
+        <w:t>-</w:t>
+      </w:r>
+      <w:proofErr w:type="spellStart"/>
+      <w:r>
+        <w:t>loop</w:t>
+      </w:r>
+      <w:proofErr w:type="spellEnd"/>
+      <w:r>
+        <w:t>.</w:t>
       </w:r>
     </w:p>
     <w:p/>
     <w:p>
       <w:pPr>
-        <w:pStyle w:val="Ttulo2"/>
+        <w:pStyle w:val="Heading2"/>
         <w:ind w:left="716"/>
         <w:rPr>
           <w:caps w:val="0"/>
@@ -4034,149 +4428,570 @@
     <w:p>
       <w:pPr>
         <w:ind w:left="720" w:hanging="360"/>
-        <w:jc w:val="both"/>
-      </w:pPr>
-      <w:r>
-        <w:t>OE1. Desarrollar una arquitectura local-first que permita cargar, procesar y auditar datasets desde el navegador, reduciendo la exposicion de datos sensibles y habilitando la ejecucion de componentes deterministas y cognitivos en entornos locales o cloud.</w:t>
-      </w:r>
-      <w:r/>
+      </w:pPr>
+      <w:r>
+        <w:t>OE1. Desarrollar una arquitectura local-</w:t>
+      </w:r>
+      <w:proofErr w:type="spellStart"/>
+      <w:r>
+        <w:t>first</w:t>
+      </w:r>
+      <w:proofErr w:type="spellEnd"/>
+      <w:r>
+        <w:t xml:space="preserve"> que permita cargar, procesar y auditar </w:t>
+      </w:r>
+      <w:proofErr w:type="spellStart"/>
+      <w:r>
+        <w:t>datasets</w:t>
+      </w:r>
+      <w:proofErr w:type="spellEnd"/>
+      <w:r>
+        <w:t xml:space="preserve"> desde el navegador, reduciendo la </w:t>
+      </w:r>
+      <w:proofErr w:type="spellStart"/>
+      <w:r>
+        <w:t>exposicion</w:t>
+      </w:r>
+      <w:proofErr w:type="spellEnd"/>
+      <w:r>
+        <w:t xml:space="preserve"> de datos sensibles y habilitando la </w:t>
+      </w:r>
+      <w:proofErr w:type="spellStart"/>
+      <w:r>
+        <w:t>ejecucion</w:t>
+      </w:r>
+      <w:proofErr w:type="spellEnd"/>
+      <w:r>
+        <w:t xml:space="preserve"> de componentes deterministas y cognitivos en entornos locales o </w:t>
+      </w:r>
+      <w:proofErr w:type="spellStart"/>
+      <w:r>
+        <w:t>cloud</w:t>
+      </w:r>
+      <w:proofErr w:type="spellEnd"/>
+      <w:r>
+        <w:t>.</w:t>
+      </w:r>
+    </w:p>
+    <w:p>
+      <w:pPr>
+        <w:ind w:left="720" w:hanging="360"/>
+      </w:pPr>
+      <w:r>
+        <w:t xml:space="preserve">OE2. </w:t>
+      </w:r>
+      <w:proofErr w:type="spellStart"/>
+      <w:r>
+        <w:t>Disenar</w:t>
+      </w:r>
+      <w:proofErr w:type="spellEnd"/>
+      <w:r>
+        <w:t xml:space="preserve"> e implementar un motor de auditoria determinista basado en reglas explicitas, expresiones regulares, </w:t>
+      </w:r>
+      <w:proofErr w:type="spellStart"/>
+      <w:r>
+        <w:t>heuristica</w:t>
+      </w:r>
+      <w:proofErr w:type="spellEnd"/>
+      <w:r>
+        <w:t xml:space="preserve"> de tipos y </w:t>
+      </w:r>
+      <w:proofErr w:type="spellStart"/>
+      <w:r>
+        <w:t>estadistica</w:t>
+      </w:r>
+      <w:proofErr w:type="spellEnd"/>
+      <w:r>
+        <w:t xml:space="preserve"> descriptiva, capaz de generar hallazgos reproducibles sobre </w:t>
+      </w:r>
+      <w:proofErr w:type="spellStart"/>
+      <w:r>
+        <w:t>anomalias</w:t>
+      </w:r>
+      <w:proofErr w:type="spellEnd"/>
+      <w:r>
+        <w:t xml:space="preserve"> estructurales del </w:t>
+      </w:r>
+      <w:proofErr w:type="spellStart"/>
+      <w:r>
+        <w:t>dataset</w:t>
+      </w:r>
+      <w:proofErr w:type="spellEnd"/>
+      <w:r>
+        <w:t>.</w:t>
+      </w:r>
+    </w:p>
+    <w:p>
+      <w:pPr>
+        <w:ind w:left="720" w:hanging="360"/>
+      </w:pPr>
+      <w:r>
+        <w:t xml:space="preserve">OE3. Implementar una capa cognitiva basada en LLM, local o </w:t>
+      </w:r>
+      <w:proofErr w:type="spellStart"/>
+      <w:r>
+        <w:t>cloud</w:t>
+      </w:r>
+      <w:proofErr w:type="spellEnd"/>
+      <w:r>
+        <w:t xml:space="preserve">, que reciba los hallazgos estructurados del motor determinista, diagnostique causas probables de los problemas de calidad y genere scripts Python/Pandas orientados a corregir o asistir el proceso de limpieza del </w:t>
+      </w:r>
+      <w:proofErr w:type="spellStart"/>
+      <w:r>
+        <w:t>dataset</w:t>
+      </w:r>
+      <w:proofErr w:type="spellEnd"/>
+      <w:r>
+        <w:t>.</w:t>
+      </w:r>
+    </w:p>
+    <w:p>
+      <w:pPr>
+        <w:ind w:left="720" w:hanging="360"/>
+      </w:pPr>
+      <w:r>
+        <w:t xml:space="preserve">OE4. Implementar un </w:t>
+      </w:r>
+      <w:proofErr w:type="spellStart"/>
+      <w:r>
+        <w:t>modulo</w:t>
+      </w:r>
+      <w:proofErr w:type="spellEnd"/>
+      <w:r>
+        <w:t xml:space="preserve"> de </w:t>
+      </w:r>
+      <w:proofErr w:type="spellStart"/>
+      <w:r>
+        <w:t>comparacion</w:t>
+      </w:r>
+      <w:proofErr w:type="spellEnd"/>
+      <w:r>
+        <w:t xml:space="preserve"> experimental integrado al flujo de AURA para evaluar modelos LLM locales y </w:t>
+      </w:r>
+      <w:proofErr w:type="spellStart"/>
+      <w:r>
+        <w:t>cloud</w:t>
+      </w:r>
+      <w:proofErr w:type="spellEnd"/>
+      <w:r>
+        <w:t xml:space="preserve"> bajo el mismo esquema de entrada, midiendo latencia, cumplimiento de formato, presencia de alucinaciones, validez de scripts generados y utilidad para la mejora del </w:t>
+      </w:r>
+      <w:proofErr w:type="spellStart"/>
+      <w:r>
+        <w:t>dataset</w:t>
+      </w:r>
+      <w:proofErr w:type="spellEnd"/>
+      <w:r>
+        <w:t>.</w:t>
+      </w:r>
+    </w:p>
+    <w:p/>
+    <w:p>
+      <w:pPr>
+        <w:pStyle w:val="Heading2"/>
+        <w:ind w:left="716"/>
+        <w:rPr>
+          <w:caps w:val="0"/>
+        </w:rPr>
+      </w:pPr>
+      <w:bookmarkStart w:id="22" w:name="_Toc147741199"/>
+      <w:bookmarkStart w:id="23" w:name="_Toc155946876"/>
+      <w:r>
+        <w:rPr>
+          <w:caps w:val="0"/>
+        </w:rPr>
+        <w:t>Metodología del trabajo</w:t>
+      </w:r>
+      <w:bookmarkEnd w:id="22"/>
+      <w:bookmarkEnd w:id="23"/>
+    </w:p>
+    <w:p>
+      <w:r>
+        <w:t>Para la consecución de los objetivos, se adopta un enfoque híbrido que integra el ciclo de vida de la ciencia de datos con el desarrollo de software ágil. Los componentes metodológicos son los siguientes:</w:t>
+      </w:r>
+    </w:p>
+    <w:p>
+      <w:pPr>
+        <w:pStyle w:val="Heading3"/>
+      </w:pPr>
+      <w:r>
+        <w:lastRenderedPageBreak/>
+        <w:t>CRISP-DM</w:t>
+      </w:r>
+    </w:p>
+    <w:p>
+      <w:r>
+        <w:t xml:space="preserve">Se seguirá este estándar para las fases de comprensión de datos y preparación, integrando las extensiones del paradigma DCAI que promueven procesos iterativos de limpieza antes del modelado. Cada ciclo de CRISP-DM retroalimenta el motor de auditoría con nuevos patrones de error identificados en los </w:t>
+      </w:r>
+      <w:proofErr w:type="spellStart"/>
+      <w:r>
+        <w:t>datasets</w:t>
+      </w:r>
+      <w:proofErr w:type="spellEnd"/>
+      <w:r>
+        <w:t xml:space="preserve"> de validación (Ng, 2024).</w:t>
+      </w:r>
+    </w:p>
+    <w:p/>
+    <w:p>
+      <w:pPr>
+        <w:pStyle w:val="Heading3"/>
+      </w:pPr>
+      <w:r>
+        <w:t>Scrum</w:t>
+      </w:r>
+    </w:p>
+    <w:p>
+      <w:r>
+        <w:t xml:space="preserve">Se aplicará una metodología ágil para el desarrollo iterativo de la herramienta software (Tipo 2), organizando el trabajo en </w:t>
+      </w:r>
+      <w:proofErr w:type="spellStart"/>
+      <w:r>
+        <w:t>sprints</w:t>
+      </w:r>
+      <w:proofErr w:type="spellEnd"/>
+      <w:r>
+        <w:t xml:space="preserve"> de dos semanas. Esto permite ajustes continuos según la retroalimentación del director del TFM y asegura entregas parciales verificables al término de cada iteración.</w:t>
+      </w:r>
+    </w:p>
+    <w:p/>
+    <w:p>
+      <w:pPr>
+        <w:pStyle w:val="Heading3"/>
+      </w:pPr>
+      <w:r>
+        <w:t>Arquitectura de Capas de Estabilidad</w:t>
+      </w:r>
+    </w:p>
+    <w:p>
+      <w:r>
+        <w:t xml:space="preserve">La Arquitectura de Capas de Estabilidad de AURA se redefine como un sistema de defensa integral donde la metodología </w:t>
+      </w:r>
+      <w:r>
+        <w:rPr>
+          <w:i/>
+          <w:iCs/>
+        </w:rPr>
+        <w:t>local-</w:t>
+      </w:r>
+      <w:proofErr w:type="spellStart"/>
+      <w:r>
+        <w:rPr>
+          <w:i/>
+          <w:iCs/>
+        </w:rPr>
+        <w:t>first</w:t>
+      </w:r>
+      <w:proofErr w:type="spellEnd"/>
+      <w:r>
+        <w:t xml:space="preserve"> actúa no solo como una garantía de privacidad, sino como el catalizador de la precisión técnica en todas las etapas del diagnóstico. Esta estructura mitiga activamente las cascadas de datos y los fallos silenciosos mediante el control total del entorno de computación (Sambasivan et al., 2021; Trane Technologies, 2026).</w:t>
+      </w:r>
+    </w:p>
+    <w:p/>
+    <w:p>
+      <w:pPr>
+        <w:ind w:firstLine="720"/>
+      </w:pPr>
       <w:r>
         <w:rPr>
           <w:b/>
           <w:bCs/>
         </w:rPr>
-      </w:r>
-      <w:r/>
-    </w:p>
-    <w:p>
-      <w:pPr>
-        <w:ind w:left="720" w:hanging="360"/>
-        <w:jc w:val="both"/>
-      </w:pPr>
-      <w:r>
-        <w:t>OE2. Disenar e implementar un motor de auditoria determinista basado en reglas explicitas, expresiones regulares, heuristica de tipos y estadistica descriptiva, capaz de generar hallazgos reproducibles sobre anomalias estructurales del dataset.</w:t>
-      </w:r>
-      <w:r/>
+        <w:t>Capa 0: Infraestructura Soberana (Local-First)</w:t>
+      </w:r>
+    </w:p>
+    <w:p>
+      <w:r>
+        <w:t xml:space="preserve">Esta capa constituye el cimiento del sistema y habilita el procesamiento local del CSV en el navegador. Cuando se usa </w:t>
+      </w:r>
+      <w:proofErr w:type="spellStart"/>
+      <w:r>
+        <w:t>WebLLM</w:t>
+      </w:r>
+      <w:proofErr w:type="spellEnd"/>
+      <w:r>
+        <w:t>/</w:t>
+      </w:r>
+      <w:proofErr w:type="spellStart"/>
+      <w:r>
+        <w:t>WebGPU</w:t>
+      </w:r>
+      <w:proofErr w:type="spellEnd"/>
+      <w:r>
+        <w:t xml:space="preserve">, la inferencia </w:t>
+      </w:r>
+      <w:proofErr w:type="spellStart"/>
+      <w:r>
+        <w:t>tambien</w:t>
+      </w:r>
+      <w:proofErr w:type="spellEnd"/>
+      <w:r>
+        <w:t xml:space="preserve"> puede ejecutarse localmente; cuando se usa un proveedor </w:t>
+      </w:r>
+      <w:proofErr w:type="spellStart"/>
+      <w:r>
+        <w:t>cloud</w:t>
+      </w:r>
+      <w:proofErr w:type="spellEnd"/>
+      <w:r>
+        <w:t xml:space="preserve">, AURA explicita que viaja un paquete reducido de evidencia y no el </w:t>
+      </w:r>
+      <w:proofErr w:type="spellStart"/>
+      <w:r>
+        <w:t>dataset</w:t>
+      </w:r>
+      <w:proofErr w:type="spellEnd"/>
+      <w:r>
+        <w:t xml:space="preserve"> completo.</w:t>
+      </w:r>
+    </w:p>
+    <w:p>
+      <w:r>
+        <w:t>Adicionalmente, la ejecución local permite el uso de modelos con cuantización de 4 bits, optimizando el consumo de RAM de manera significativa: un modelo de 7B parámetros se reduce de ~13 GB a solo ~3,6 GB sin sacrificar la capacidad diagnóstica en hardware de consumo (Ideas2IT, 2026; Iternal.ai, 2026).</w:t>
+      </w:r>
+    </w:p>
+    <w:p/>
+    <w:p>
+      <w:pPr>
+        <w:ind w:firstLine="720"/>
+      </w:pPr>
       <w:r>
         <w:rPr>
           <w:b/>
           <w:bCs/>
         </w:rPr>
-      </w:r>
-      <w:r/>
-    </w:p>
-    <w:p>
-      <w:pPr>
-        <w:ind w:left="720" w:hanging="360"/>
-        <w:jc w:val="both"/>
-      </w:pPr>
-      <w:r>
-        <w:t>OE3. Implementar una capa cognitiva basada en LLM, local o cloud, que reciba los hallazgos estructurados del motor determinista, diagnostique causas probables de los problemas de calidad y genere scripts Python/Pandas orientados a corregir o asistir el proceso de limpieza del dataset.</w:t>
-      </w:r>
-      <w:r/>
+        <w:t>Capa 1: Motor Determinista (</w:t>
+      </w:r>
+      <w:proofErr w:type="spellStart"/>
       <w:r>
         <w:rPr>
           <w:b/>
           <w:bCs/>
         </w:rPr>
-      </w:r>
-      <w:r/>
-    </w:p>
-    <w:p>
-      <w:pPr>
-        <w:ind w:left="720" w:hanging="360"/>
-        <w:jc w:val="both"/>
-      </w:pPr>
-      <w:r>
-        <w:t>OE4. Implementar un modulo de comparacion experimental integrado al flujo de AURA para evaluar modelos LLM locales y cloud bajo el mismo esquema de entrada, midiendo latencia, cumplimiento de formato, presencia de alucinaciones, validez de scripts generados y utilidad para la mejora del dataset.</w:t>
-      </w:r>
-      <w:r/>
+        <w:t>auditEngine.ts</w:t>
+      </w:r>
+      <w:proofErr w:type="spellEnd"/>
       <w:r>
         <w:rPr>
           <w:b/>
           <w:bCs/>
         </w:rPr>
-      </w:r>
-      <w:r/>
+        <w:t>)</w:t>
+      </w:r>
+    </w:p>
+    <w:p>
+      <w:r>
+        <w:t xml:space="preserve">Esta capa se beneficia directamente de la Capa 0 al operar en un entorno de hardware controlado, libre de la variabilidad estocástica de la nube. Estudios sobre estabilidad epistémica en </w:t>
+      </w:r>
+      <w:proofErr w:type="spellStart"/>
+      <w:r>
+        <w:t>LLMs</w:t>
+      </w:r>
+      <w:proofErr w:type="spellEnd"/>
+      <w:r>
+        <w:t xml:space="preserve"> industriales demuestran que el determinismo perfecto en entornos </w:t>
+      </w:r>
+      <w:proofErr w:type="spellStart"/>
+      <w:r>
+        <w:t>cloud</w:t>
+      </w:r>
+      <w:proofErr w:type="spellEnd"/>
+      <w:r>
+        <w:t xml:space="preserve"> es una ilusión técnica: incluso con temperatura t = 0, las </w:t>
+      </w:r>
+      <w:proofErr w:type="spellStart"/>
+      <w:r>
+        <w:t>GPUs</w:t>
+      </w:r>
+      <w:proofErr w:type="spellEnd"/>
+      <w:r>
+        <w:t xml:space="preserve"> de servidores introducen variaciones ínfimas por la no asociatividad de operaciones de punto flotante en cálculos tensoriales masivos (Trane Technologies, 2026; Sana, 2025).</w:t>
+      </w:r>
+    </w:p>
+    <w:p>
+      <w:r>
+        <w:t xml:space="preserve">Al ejecutarse localmente, </w:t>
+      </w:r>
+      <w:proofErr w:type="spellStart"/>
+      <w:r>
+        <w:t>auditEngine.ts</w:t>
+      </w:r>
+      <w:proofErr w:type="spellEnd"/>
+      <w:r>
+        <w:t xml:space="preserve"> produce una </w:t>
+      </w:r>
+      <w:proofErr w:type="spellStart"/>
+      <w:r>
+        <w:t>evaluacion</w:t>
+      </w:r>
+      <w:proofErr w:type="spellEnd"/>
+      <w:r>
+        <w:t xml:space="preserve"> reproducible basada en reglas, expresiones regulares, </w:t>
+      </w:r>
+      <w:proofErr w:type="spellStart"/>
+      <w:r>
+        <w:t>heuristicas</w:t>
+      </w:r>
+      <w:proofErr w:type="spellEnd"/>
+      <w:r>
+        <w:t xml:space="preserve"> de tipos y </w:t>
+      </w:r>
+      <w:proofErr w:type="spellStart"/>
+      <w:r>
+        <w:t>estadistica</w:t>
+      </w:r>
+      <w:proofErr w:type="spellEnd"/>
+      <w:r>
+        <w:t xml:space="preserve"> descriptiva. La </w:t>
+      </w:r>
+      <w:proofErr w:type="spellStart"/>
+      <w:r>
+        <w:t>validacion</w:t>
+      </w:r>
+      <w:proofErr w:type="spellEnd"/>
+      <w:r>
+        <w:t xml:space="preserve"> preliminar no debe formularse como </w:t>
+      </w:r>
+      <w:proofErr w:type="spellStart"/>
+      <w:r>
+        <w:t>precision</w:t>
+      </w:r>
+      <w:proofErr w:type="spellEnd"/>
+      <w:r>
+        <w:t xml:space="preserve"> total: los resultados muestran alta capacidad de </w:t>
+      </w:r>
+      <w:proofErr w:type="spellStart"/>
+      <w:r>
+        <w:t>deteccion</w:t>
+      </w:r>
+      <w:proofErr w:type="spellEnd"/>
+      <w:r>
+        <w:t xml:space="preserve">, pero </w:t>
+      </w:r>
+      <w:proofErr w:type="spellStart"/>
+      <w:r>
+        <w:t>tambien</w:t>
+      </w:r>
+      <w:proofErr w:type="spellEnd"/>
+      <w:r>
+        <w:t xml:space="preserve"> falsos positivos que justifican la etapa cognitiva y la </w:t>
+      </w:r>
+      <w:proofErr w:type="spellStart"/>
+      <w:r>
+        <w:t>revision</w:t>
+      </w:r>
+      <w:proofErr w:type="spellEnd"/>
+      <w:r>
+        <w:t xml:space="preserve"> humana.</w:t>
+      </w:r>
     </w:p>
     <w:p/>
     <w:p>
       <w:pPr>
-        <w:pStyle w:val="Ttulo2"/>
-        <w:ind w:left="716"/>
-        <w:rPr>
-          <w:caps w:val="0"/>
-        </w:rPr>
-      </w:pPr>
-      <w:bookmarkStart w:id="22" w:name="_Toc147741199"/>
-      <w:bookmarkStart w:id="23" w:name="_Toc155946876"/>
-      <w:r>
-        <w:rPr>
-          <w:caps w:val="0"/>
-        </w:rPr>
-        <w:t>Metodología del trabajo</w:t>
-      </w:r>
-      <w:bookmarkEnd w:id="22"/>
-      <w:bookmarkEnd w:id="23"/>
-    </w:p>
-    <w:p>
-      <w:r>
-        <w:t>Para la consecución de los objetivos, se adopta un enfoque híbrido que integra el ciclo de vida de la ciencia de datos con el desarrollo de software ágil. Los componentes metodológicos son los siguientes:</w:t>
-      </w:r>
-    </w:p>
-    <w:p>
-      <w:pPr>
-        <w:pStyle w:val="Ttulo3"/>
-      </w:pPr>
-      <w:r>
-        <w:lastRenderedPageBreak/>
-        <w:t>CRISP-DM</w:t>
-      </w:r>
-    </w:p>
-    <w:p>
-      <w:r>
-        <w:t>Se seguirá este estándar para las fases de comprensión de datos y preparación, integrando las extensiones del paradigma DCAI que promueven procesos iterativos de limpieza antes del modelado. Cada ciclo de CRISP-DM retroalimenta el motor de auditoría con nuevos patrones de error identificados en los datasets de validación (Ng, 2024).</w:t>
-      </w:r>
-    </w:p>
-    <w:p/>
-    <w:p>
-      <w:pPr>
-        <w:pStyle w:val="Ttulo3"/>
-      </w:pPr>
-      <w:r>
-        <w:t>Scrum</w:t>
-      </w:r>
-    </w:p>
-    <w:p>
-      <w:r>
-        <w:t>Se aplicará una metodología ágil para el desarrollo iterativo de la herramienta software (Tipo 2), organizando el trabajo en sprints de dos semanas. Esto permite ajustes continuos según la retroalimentación del director del TFM y asegura entregas parciales verificables al término de cada iteración.</w:t>
-      </w:r>
-    </w:p>
-    <w:p/>
-    <w:p>
-      <w:pPr>
-        <w:pStyle w:val="Ttulo3"/>
-      </w:pPr>
-      <w:r>
-        <w:t>Arquitectura de Capas de Estabilidad</w:t>
-      </w:r>
-    </w:p>
-    <w:p>
-      <w:r>
-        <w:t xml:space="preserve">La Arquitectura de Capas de Estabilidad de AURA se redefine como un sistema de defensa integral donde la metodología </w:t>
+        <w:ind w:firstLine="720"/>
+      </w:pPr>
+      <w:r>
+        <w:rPr>
+          <w:b/>
+          <w:bCs/>
+        </w:rPr>
+        <w:t>Capa 2: Estabilidad Cognitiva (IA Controlada)</w:t>
+      </w:r>
+    </w:p>
+    <w:p>
+      <w:r>
+        <w:t>El LLM (Gemini 2.0 Flash o Llama) actúa sobre los resultados del motor determinista bajo el marco M1-M5 de estabilidad epistémica. Dos mecanismos son críticos en esta capa:</w:t>
+      </w:r>
+    </w:p>
+    <w:p>
+      <w:pPr>
+        <w:ind w:left="720" w:hanging="360"/>
+      </w:pPr>
+      <w:r>
+        <w:t>1.</w:t>
+      </w:r>
+      <w:r>
+        <w:tab/>
+      </w:r>
+      <w:r>
+        <w:rPr>
+          <w:b/>
+          <w:bCs/>
+        </w:rPr>
+        <w:t>Anclaje Semántico (M4):</w:t>
+      </w:r>
+      <w:r>
+        <w:t xml:space="preserve"> Se inyectan identificadores físicos y esquemas técnicos directamente en la instrucción del modelo mediante un registro de datos mejorado (</w:t>
+      </w:r>
+      <w:proofErr w:type="spellStart"/>
+      <w:r>
+        <w:t>Enhanced</w:t>
+      </w:r>
+      <w:proofErr w:type="spellEnd"/>
+      <w:r>
+        <w:t xml:space="preserve"> Data </w:t>
+      </w:r>
+      <w:proofErr w:type="spellStart"/>
+      <w:r>
+        <w:t>Registry</w:t>
+      </w:r>
+      <w:proofErr w:type="spellEnd"/>
+      <w:r>
+        <w:t>). Este mecanismo fuerza al modelo a atender únicamente a los tensores de datos locales, erradicando las alucinaciones derivadas de conocimiento previo del modelo (Trane Technologies, 2026; Ruan et al., 2025).</w:t>
+      </w:r>
+    </w:p>
+    <w:p>
+      <w:pPr>
+        <w:ind w:left="720" w:hanging="360"/>
+      </w:pPr>
+      <w:r>
+        <w:t>2.</w:t>
+      </w:r>
+      <w:r>
+        <w:tab/>
+      </w:r>
+      <w:r>
+        <w:rPr>
+          <w:b/>
+          <w:bCs/>
+        </w:rPr>
+        <w:t xml:space="preserve">Paradigma </w:t>
+      </w:r>
+      <w:proofErr w:type="spellStart"/>
+      <w:r>
+        <w:rPr>
+          <w:b/>
+          <w:bCs/>
+        </w:rPr>
+        <w:t>Copy</w:t>
+      </w:r>
+      <w:proofErr w:type="spellEnd"/>
+      <w:r>
+        <w:rPr>
+          <w:b/>
+          <w:bCs/>
+        </w:rPr>
+        <w:t>-Paste:</w:t>
+      </w:r>
+      <w:r>
+        <w:t xml:space="preserve"> La IA debe citar textualmente los valores erróneos (</w:t>
       </w:r>
       <w:r>
         <w:rPr>
           <w:i/>
           <w:iCs/>
         </w:rPr>
-        <w:t>local-first</w:t>
-      </w:r>
-      <w:r>
-        <w:t xml:space="preserve"> actúa no solo como una garantía de privacidad, sino como el catalizador de la precisión técnica en todas las etapas del diagnóstico. Esta estructura mitiga activamente las cascadas de datos y los fallos silenciosos mediante el control total del entorno de computación (Sambasivan et al., 2021; Trane Technologies, 2026).</w:t>
-      </w:r>
-    </w:p>
-    <w:p/>
+        <w:t>Bad Samples</w:t>
+      </w:r>
+      <w:r>
+        <w:t>) detectados en la Capa 1, eliminando derivas cognitivas y asegurando que las justificaciones del reporte sean factuales y no generadas especulativamente (Long et al., 2026). Este enfoque complementa las estructuras de salida controlada como SLOT (Shen et al., 2025) y los pipelines híbridos de alta fidelidad descritos por Hilmi et al. (2026).</w:t>
+      </w:r>
+    </w:p>
+    <w:p>
+      <w:pPr>
+        <w:ind w:left="720" w:hanging="360"/>
+      </w:pPr>
+    </w:p>
     <w:p>
       <w:pPr>
         <w:ind w:firstLine="720"/>
@@ -4186,191 +5001,61 @@
           <w:b/>
           <w:bCs/>
         </w:rPr>
-        <w:t>Capa 0: Infraestructura Soberana (Local-First)</w:t>
-      </w:r>
-    </w:p>
-    <w:p>
-      <w:pPr>
-        <w:jc w:val="both"/>
-      </w:pPr>
-      <w:r>
-        <w:t>Esta capa constituye el cimiento del sistema y habilita el procesamiento local del CSV en el navegador. Cuando se usa WebLLM/WebGPU, la inferencia tambien puede ejecutarse localmente; cuando se usa un proveedor cloud, AURA explicita que viaja un paquete reducido de evidencia y no el dataset completo.</w:t>
+        <w:lastRenderedPageBreak/>
+        <w:t>Capa 3: Gobernanza y Trazabilidad (HITL)</w:t>
+      </w:r>
+    </w:p>
+    <w:p>
+      <w:r>
+        <w:t xml:space="preserve">Esta capa devuelve el control al profesional humano. AURA no altera los datos de forma opaca; en su lugar, genera scripts de </w:t>
       </w:r>
       <w:r>
         <w:rPr>
           <w:b/>
           <w:bCs/>
         </w:rPr>
-      </w:r>
-      <w:r/>
-    </w:p>
-    <w:p>
-      <w:r>
-        <w:t xml:space="preserve">Adicionalmente, la ejecución local permite el uso de modelos con cuantización de 4 bits, optimizando el consumo de RAM de manera significativa: un modelo de 7B parámetros se </w:t>
-      </w:r>
-      <w:r>
-        <w:lastRenderedPageBreak/>
-        <w:t>reduce de ~13 GB a solo ~3,6 GB sin sacrificar la capacidad diagnóstica en hardware de consumo (Ideas2IT, 2026; Iternal.ai, 2026).</w:t>
-      </w:r>
-    </w:p>
-    <w:p/>
-    <w:p>
-      <w:pPr>
-        <w:ind w:firstLine="720"/>
-      </w:pPr>
-      <w:r>
-        <w:rPr>
-          <w:b/>
-          <w:bCs/>
-        </w:rPr>
-        <w:t>Capa 1: Motor Determinista (auditEngine.ts)</w:t>
-      </w:r>
-    </w:p>
-    <w:p>
-      <w:r>
-        <w:t>Esta capa se beneficia directamente de la Capa 0 al operar en un entorno de hardware controlado, libre de la variabilidad estocástica de la nube. Estudios sobre estabilidad epistémica en LLMs industriales demuestran que el determinismo perfecto en entornos cloud es una ilusión técnica: incluso con temperatura t = 0, las GPUs de servidores introducen variaciones ínfimas por la no asociatividad de operaciones de punto flotante en cálculos tensoriales masivos (Trane Technologies, 2026; Sana, 2025).</w:t>
-      </w:r>
-    </w:p>
-    <w:p>
-      <w:pPr>
-        <w:jc w:val="both"/>
-      </w:pPr>
-      <w:r>
-        <w:t>Al ejecutarse localmente, auditEngine.ts produce una evaluacion reproducible basada en reglas, expresiones regulares, heuristicas de tipos y estadistica descriptiva. La validacion preliminar no debe formularse como precision total: los resultados muestran alta capacidad de deteccion, pero tambien falsos positivos que justifican la etapa cognitiva y la revision humana.</w:t>
+        <w:t>Pandas (Python)</w:t>
+      </w:r>
+      <w:r>
+        <w:t xml:space="preserve"> revisables que el usuario puede auditar, comprender y ejecutar en su propio entorno seguro (Zhang et al., 2024). Gracias a la arquitectura local, el ciclo de confianza se cierra hacia una IA centrada en datos: el usuario valida la lógica de limpieza (imputación, normalización de cabeceras) antes de su aplicación, en línea con los marcos de validación híbrida propuestos por Vallabhaneni et al. (2026) y el principio DCAI de Ng (2024).</w:t>
+      </w:r>
+    </w:p>
+    <w:p>
+      <w:r>
+        <w:t xml:space="preserve">La sinergia entre el procesamiento </w:t>
       </w:r>
       <w:r>
         <w:rPr>
           <w:i/>
           <w:iCs/>
         </w:rPr>
-      </w:r>
-      <w:r/>
-    </w:p>
-    <w:p/>
-    <w:p>
-      <w:pPr>
-        <w:ind w:firstLine="720"/>
-      </w:pPr>
-      <w:r>
-        <w:rPr>
-          <w:b/>
-          <w:bCs/>
-        </w:rPr>
-        <w:t>Capa 2: Estabilidad Cognitiva (IA Controlada)</w:t>
-      </w:r>
-    </w:p>
-    <w:p>
-      <w:r>
-        <w:t>El LLM (Gemini 2.0 Flash o Llama) actúa sobre los resultados del motor determinista bajo el marco M1-M5 de estabilidad epistémica. Dos mecanismos son críticos en esta capa:</w:t>
-      </w:r>
-    </w:p>
-    <w:p>
-      <w:pPr>
-        <w:ind w:left="720" w:hanging="360"/>
-      </w:pPr>
-      <w:r>
-        <w:t>1.</w:t>
-      </w:r>
-      <w:r>
-        <w:tab/>
-      </w:r>
-      <w:r>
-        <w:rPr>
-          <w:b/>
-          <w:bCs/>
-        </w:rPr>
-        <w:t>Anclaje Semántico (M4):</w:t>
-      </w:r>
-      <w:r>
-        <w:t xml:space="preserve"> Se inyectan identificadores físicos y esquemas técnicos directamente en la instrucción del modelo mediante un registro de datos mejorado (Enhanced Data Registry). Este mecanismo fuerza al modelo a atender únicamente a los tensores de datos locales, erradicando las alucinaciones derivadas de conocimiento previo del modelo (Trane Technologies, 2026; Ruan et al., 2025).</w:t>
-      </w:r>
-    </w:p>
-    <w:p>
-      <w:pPr>
-        <w:ind w:left="720" w:hanging="360"/>
-      </w:pPr>
-      <w:r>
-        <w:t>2.</w:t>
-      </w:r>
-      <w:r>
-        <w:tab/>
-      </w:r>
-      <w:r>
-        <w:rPr>
-          <w:b/>
-          <w:bCs/>
-        </w:rPr>
-        <w:t>Paradigma Copy-Paste:</w:t>
-      </w:r>
-      <w:r>
-        <w:t xml:space="preserve"> La IA debe citar textualmente los valores erróneos (</w:t>
-      </w:r>
+        <w:t>local-</w:t>
+      </w:r>
+      <w:proofErr w:type="spellStart"/>
       <w:r>
         <w:rPr>
           <w:i/>
           <w:iCs/>
         </w:rPr>
-        <w:t>Bad Samples</w:t>
-      </w:r>
-      <w:r>
-        <w:t xml:space="preserve">) detectados en la Capa 1, eliminando derivas cognitivas y asegurando que las justificaciones del reporte sean factuales y no generadas especulativamente (Long et </w:t>
-      </w:r>
-      <w:r>
-        <w:lastRenderedPageBreak/>
-        <w:t>al., 2026). Este enfoque complementa las estructuras de salida controlada como SLOT (Shen et al., 2025) y los pipelines híbridos de alta fidelidad descritos por Hilmi et al. (2026).</w:t>
-      </w:r>
-    </w:p>
-    <w:p>
-      <w:pPr>
-        <w:ind w:left="720" w:hanging="360"/>
-      </w:pPr>
-    </w:p>
-    <w:p>
-      <w:pPr>
-        <w:ind w:firstLine="720"/>
-      </w:pPr>
-      <w:r>
-        <w:rPr>
-          <w:b/>
-          <w:bCs/>
-        </w:rPr>
-        <w:t>Capa 3: Gobernanza y Trazabilidad (HITL)</w:t>
-      </w:r>
-    </w:p>
-    <w:p>
-      <w:r>
-        <w:t xml:space="preserve">Esta capa devuelve el control al profesional humano. AURA no altera los datos de forma opaca; en su lugar, genera scripts de </w:t>
-      </w:r>
-      <w:r>
-        <w:rPr>
-          <w:b/>
-          <w:bCs/>
-        </w:rPr>
-        <w:t>Pandas (Python)</w:t>
-      </w:r>
-      <w:r>
-        <w:t xml:space="preserve"> revisables que el usuario puede auditar, comprender y ejecutar en su propio entorno seguro (Zhang et al., 2024). Gracias a la arquitectura local, el ciclo de confianza se cierra hacia una IA centrada en datos: el usuario valida la lógica de limpieza (imputación, normalización de cabeceras) antes de su aplicación, en línea con los marcos de validación híbrida propuestos por Vallabhaneni et al. (2026) y el principio DCAI de Ng (2024).</w:t>
-      </w:r>
-    </w:p>
-    <w:p>
-      <w:r>
-        <w:t xml:space="preserve">La sinergia entre el procesamiento </w:t>
-      </w:r>
-      <w:r>
-        <w:rPr>
-          <w:i/>
-          <w:iCs/>
-        </w:rPr>
-        <w:t>local-first</w:t>
-      </w:r>
-      <w:r>
-        <w:t xml:space="preserve"> y el motor determinista forman la base sobre la que se sostiene la fiabilidad del diagnóstico. Al procesar todo localmente, AURA elimina la variabilidad que introducen los kernels de GPU en la nube y garantiza que el mismo conjunto de datos produzca siempre el mismo resultado. Cada diagnóstico generado es repetible, auditable y coherente con las normativas de privacidad más exigentes (Trane Technologies, 2026; Davenport, 2025).</w:t>
+        <w:t>first</w:t>
+      </w:r>
+      <w:proofErr w:type="spellEnd"/>
+      <w:r>
+        <w:t xml:space="preserve"> y el motor determinista forman la base sobre la que se sostiene la fiabilidad del diagnóstico. Al procesar todo localmente, AURA elimina la variabilidad que introducen los </w:t>
+      </w:r>
+      <w:proofErr w:type="spellStart"/>
+      <w:r>
+        <w:t>kernels</w:t>
+      </w:r>
+      <w:proofErr w:type="spellEnd"/>
+      <w:r>
+        <w:t xml:space="preserve"> de GPU en la nube y garantiza que el mismo conjunto de datos produzca siempre el mismo resultado. Cada diagnóstico generado es repetible, auditable y coherente con las normativas de privacidad más exigentes (Trane Technologies, 2026; Davenport, 2025).</w:t>
       </w:r>
     </w:p>
     <w:p/>
     <w:p>
       <w:pPr>
-        <w:pStyle w:val="Ttulo3"/>
+        <w:pStyle w:val="Heading3"/>
       </w:pPr>
       <w:r>
         <w:t>Validación Experimental</w:t>
@@ -4378,7 +5063,47 @@
     </w:p>
     <w:p>
       <w:r>
-        <w:t>Se utilizarán datasets públicos de referencia procedentes de repositorios como Kaggle y UCI para medir la efectividad de la detección frente a un ground truth conocido. Las métricas de evaluación incluirán precisión, exhaustividad (recall), latencia de respuesta y tasa de alucinaciones por modelo LLM evaluado.</w:t>
+        <w:t xml:space="preserve">Se utilizarán </w:t>
+      </w:r>
+      <w:proofErr w:type="spellStart"/>
+      <w:r>
+        <w:t>datasets</w:t>
+      </w:r>
+      <w:proofErr w:type="spellEnd"/>
+      <w:r>
+        <w:t xml:space="preserve"> públicos de referencia procedentes de repositorios como </w:t>
+      </w:r>
+      <w:proofErr w:type="spellStart"/>
+      <w:r>
+        <w:t>Kaggle</w:t>
+      </w:r>
+      <w:proofErr w:type="spellEnd"/>
+      <w:r>
+        <w:t xml:space="preserve"> y UCI para medir la efectividad de la detección frente a un </w:t>
+      </w:r>
+      <w:proofErr w:type="spellStart"/>
+      <w:r>
+        <w:t>ground</w:t>
+      </w:r>
+      <w:proofErr w:type="spellEnd"/>
+      <w:r>
+        <w:t xml:space="preserve"> </w:t>
+      </w:r>
+      <w:proofErr w:type="spellStart"/>
+      <w:r>
+        <w:t>truth</w:t>
+      </w:r>
+      <w:proofErr w:type="spellEnd"/>
+      <w:r>
+        <w:t xml:space="preserve"> conocido. Las métricas de evaluación incluirán precisión, exhaustividad (</w:t>
+      </w:r>
+      <w:proofErr w:type="spellStart"/>
+      <w:r>
+        <w:t>recall</w:t>
+      </w:r>
+      <w:proofErr w:type="spellEnd"/>
+      <w:r>
+        <w:t>), latencia de respuesta y tasa de alucinaciones por modelo LLM evaluado.</w:t>
       </w:r>
     </w:p>
     <w:p/>
@@ -4393,7 +5118,7 @@
     </w:p>
     <w:p>
       <w:pPr>
-        <w:pStyle w:val="Ttulo1"/>
+        <w:pStyle w:val="Heading1"/>
         <w:rPr>
           <w:caps w:val="0"/>
         </w:rPr>
@@ -4410,38 +5135,441 @@
     </w:p>
     <w:p>
       <w:r>
-        <w:t>Es necesario que revises la normativa actual sobre privacidad y protección de datos personales. Si has incluido datos personales de terceros identificados o identificables, cuyo tratamiento es indispensable para el desarrollo del TFE, debes hacer especial consideración al RGPD y a la Ley Orgánica 3/2018 (NLOPD).</w:t>
-      </w:r>
-    </w:p>
-    <w:p/>
-    <w:p>
-      <w:r>
-        <w:t xml:space="preserve">En términos prácticos, se debe determinar qué datos se van a tratar, con qué finalidades y qué tipo de operaciones de tratamiento se llevarán a cabo, documentando todo el proceso, de manera que pueda demostrarse la diligencia de la actuación ante los interesados (titulares de los datos) y las autoridades de supervisión. </w:t>
-      </w:r>
-    </w:p>
-    <w:p/>
-    <w:p>
-      <w:r>
-        <w:t>Finalmente, las medidas dirigidas a garantizar el cumplimiento del Reglamento deberán tener en cuenta la naturaleza, el ámbito, el contexto y los fines del tratamiento, así como el riesgo para los derechos y libertades de las personas.</w:t>
-      </w:r>
-    </w:p>
-    <w:p/>
-    <w:p>
-      <w:r>
-        <w:t>Para aplicar correctamente la normativa debes revisaren instrucciones el Anexo N°1 “Guía sobre privacidad y protección de datos personales”.</w:t>
-      </w:r>
-    </w:p>
-    <w:p>
-      <w:r>
-        <w:t xml:space="preserve">. </w:t>
-      </w:r>
-      <w:r>
-        <w:br w:type="page"/>
-      </w:r>
-    </w:p>
-    <w:p>
-      <w:pPr>
-        <w:pStyle w:val="Ttulo1"/>
+        <w:t xml:space="preserve">El desarrollo y despliegue de herramientas basadas en inteligencia artificial que procesan conjuntos de datos masivos exige considerar los marcos legales y </w:t>
+      </w:r>
+      <w:proofErr w:type="spellStart"/>
+      <w:r>
+        <w:t>eticos</w:t>
+      </w:r>
+      <w:proofErr w:type="spellEnd"/>
+      <w:r>
+        <w:t xml:space="preserve"> aplicables. En AURA, el </w:t>
+      </w:r>
+      <w:proofErr w:type="spellStart"/>
+      <w:r>
+        <w:t>diseno</w:t>
+      </w:r>
+      <w:proofErr w:type="spellEnd"/>
+      <w:r>
+        <w:t xml:space="preserve"> se orienta por el principio de privacidad desde el </w:t>
+      </w:r>
+      <w:proofErr w:type="spellStart"/>
+      <w:r>
+        <w:t>diseno</w:t>
+      </w:r>
+      <w:proofErr w:type="spellEnd"/>
+      <w:r>
+        <w:t xml:space="preserve"> y por defecto, de modo que la auditoria </w:t>
+      </w:r>
+      <w:proofErr w:type="spellStart"/>
+      <w:r>
+        <w:t>tecnica</w:t>
+      </w:r>
+      <w:proofErr w:type="spellEnd"/>
+      <w:r>
+        <w:t xml:space="preserve"> se realiza priorizando procesamiento local, </w:t>
+      </w:r>
+      <w:proofErr w:type="spellStart"/>
+      <w:r>
+        <w:t>minimizacion</w:t>
+      </w:r>
+      <w:proofErr w:type="spellEnd"/>
+      <w:r>
+        <w:t xml:space="preserve"> de datos y </w:t>
+      </w:r>
+      <w:proofErr w:type="spellStart"/>
+      <w:r>
+        <w:t>revision</w:t>
+      </w:r>
+      <w:proofErr w:type="spellEnd"/>
+      <w:r>
+        <w:t xml:space="preserve"> humana.</w:t>
+      </w:r>
+    </w:p>
+    <w:p>
+      <w:pPr>
+        <w:pStyle w:val="Heading2"/>
+      </w:pPr>
+      <w:r>
+        <w:t>Proteccion de datos de caracter personal</w:t>
+      </w:r>
+    </w:p>
+    <w:p>
+      <w:r>
+        <w:t xml:space="preserve">El tratamiento de </w:t>
+      </w:r>
+      <w:proofErr w:type="spellStart"/>
+      <w:r>
+        <w:t>informacion</w:t>
+      </w:r>
+      <w:proofErr w:type="spellEnd"/>
+      <w:r>
+        <w:t xml:space="preserve"> en AURA se relaciona con el Reglamento General de </w:t>
+      </w:r>
+      <w:proofErr w:type="spellStart"/>
+      <w:r>
+        <w:t>Proteccion</w:t>
+      </w:r>
+      <w:proofErr w:type="spellEnd"/>
+      <w:r>
+        <w:t xml:space="preserve"> de Datos de la Union </w:t>
+      </w:r>
+      <w:proofErr w:type="gramStart"/>
+      <w:r>
+        <w:t>Europea</w:t>
+      </w:r>
+      <w:proofErr w:type="gramEnd"/>
+      <w:r>
+        <w:t xml:space="preserve"> y la Ley </w:t>
+      </w:r>
+      <w:proofErr w:type="spellStart"/>
+      <w:r>
+        <w:t>Organica</w:t>
+      </w:r>
+      <w:proofErr w:type="spellEnd"/>
+      <w:r>
+        <w:t xml:space="preserve"> 3/2018 de </w:t>
+      </w:r>
+      <w:proofErr w:type="spellStart"/>
+      <w:r>
+        <w:t>Proteccion</w:t>
+      </w:r>
+      <w:proofErr w:type="spellEnd"/>
+      <w:r>
+        <w:t xml:space="preserve"> de Datos Personales y </w:t>
+      </w:r>
+      <w:proofErr w:type="spellStart"/>
+      <w:r>
+        <w:t>garantia</w:t>
+      </w:r>
+      <w:proofErr w:type="spellEnd"/>
+      <w:r>
+        <w:t xml:space="preserve"> de los derechos digitales. La </w:t>
+      </w:r>
+      <w:proofErr w:type="spellStart"/>
+      <w:r>
+        <w:t>auditoria</w:t>
+      </w:r>
+      <w:proofErr w:type="spellEnd"/>
+      <w:r>
+        <w:t xml:space="preserve"> </w:t>
+      </w:r>
+      <w:proofErr w:type="spellStart"/>
+      <w:r>
+        <w:t>tecnica</w:t>
+      </w:r>
+      <w:proofErr w:type="spellEnd"/>
+      <w:r>
+        <w:t xml:space="preserve"> de datos puede involucrar </w:t>
+      </w:r>
+      <w:proofErr w:type="spellStart"/>
+      <w:r>
+        <w:t>informacion</w:t>
+      </w:r>
+      <w:proofErr w:type="spellEnd"/>
+      <w:r>
+        <w:t xml:space="preserve"> de </w:t>
+      </w:r>
+      <w:proofErr w:type="spellStart"/>
+      <w:r>
+        <w:t>identificacion</w:t>
+      </w:r>
+      <w:proofErr w:type="spellEnd"/>
+      <w:r>
+        <w:t xml:space="preserve"> personal, por lo que enviar </w:t>
+      </w:r>
+      <w:proofErr w:type="spellStart"/>
+      <w:r>
+        <w:t>datasets</w:t>
+      </w:r>
+      <w:proofErr w:type="spellEnd"/>
+      <w:r>
+        <w:t xml:space="preserve"> crudos a plataformas </w:t>
+      </w:r>
+      <w:proofErr w:type="spellStart"/>
+      <w:r>
+        <w:t>cloud</w:t>
+      </w:r>
+      <w:proofErr w:type="spellEnd"/>
+      <w:r>
+        <w:t xml:space="preserve"> introduce riesgos de transferencia, </w:t>
+      </w:r>
+      <w:proofErr w:type="spellStart"/>
+      <w:r>
+        <w:t>telemetria</w:t>
+      </w:r>
+      <w:proofErr w:type="spellEnd"/>
+      <w:r>
+        <w:t xml:space="preserve"> o </w:t>
+      </w:r>
+      <w:proofErr w:type="spellStart"/>
+      <w:r>
+        <w:t>reutilizacion</w:t>
+      </w:r>
+      <w:proofErr w:type="spellEnd"/>
+      <w:r>
+        <w:t xml:space="preserve"> no deseada.</w:t>
+      </w:r>
+    </w:p>
+    <w:p>
+      <w:r>
+        <w:t>Para mitigar ese riesgo, AURA adopta una arquitectura local-</w:t>
+      </w:r>
+      <w:proofErr w:type="spellStart"/>
+      <w:r>
+        <w:t>first</w:t>
+      </w:r>
+      <w:proofErr w:type="spellEnd"/>
+      <w:r>
+        <w:t xml:space="preserve">: el CSV se carga y perfila en el navegador, el motor determinista se ejecuta localmente y solo se construye un paquete reducido de hallazgos cuando el usuario decide usar un modelo externo. Esta </w:t>
+      </w:r>
+      <w:proofErr w:type="spellStart"/>
+      <w:r>
+        <w:t>decision</w:t>
+      </w:r>
+      <w:proofErr w:type="spellEnd"/>
+      <w:r>
+        <w:t xml:space="preserve"> </w:t>
+      </w:r>
+      <w:proofErr w:type="spellStart"/>
+      <w:r>
+        <w:t>tecnica</w:t>
+      </w:r>
+      <w:proofErr w:type="spellEnd"/>
+      <w:r>
+        <w:t xml:space="preserve"> se alinea con los principios de </w:t>
+      </w:r>
+      <w:proofErr w:type="spellStart"/>
+      <w:r>
+        <w:t>minimizacion</w:t>
+      </w:r>
+      <w:proofErr w:type="spellEnd"/>
+      <w:r>
+        <w:t>, seguridad y responsabilidad proactiva del RGPD.</w:t>
+      </w:r>
+    </w:p>
+    <w:p>
+      <w:pPr>
+        <w:pStyle w:val="Heading2"/>
+      </w:pPr>
+      <w:r>
+        <w:t>Minimizacion y procesamiento local</w:t>
+      </w:r>
+    </w:p>
+    <w:p>
+      <w:r>
+        <w:t xml:space="preserve">AURA no debe presentarse como una </w:t>
+      </w:r>
+      <w:proofErr w:type="spellStart"/>
+      <w:r>
+        <w:t>exencion</w:t>
+      </w:r>
+      <w:proofErr w:type="spellEnd"/>
+      <w:r>
+        <w:t xml:space="preserve"> </w:t>
+      </w:r>
+      <w:proofErr w:type="spellStart"/>
+      <w:r>
+        <w:t>automatica</w:t>
+      </w:r>
+      <w:proofErr w:type="spellEnd"/>
+      <w:r>
+        <w:t xml:space="preserve"> de toda </w:t>
+      </w:r>
+      <w:proofErr w:type="spellStart"/>
+      <w:r>
+        <w:t>obligacion</w:t>
+      </w:r>
+      <w:proofErr w:type="spellEnd"/>
+      <w:r>
+        <w:t xml:space="preserve"> normativa. La </w:t>
+      </w:r>
+      <w:proofErr w:type="spellStart"/>
+      <w:r>
+        <w:t>formulacion</w:t>
+      </w:r>
+      <w:proofErr w:type="spellEnd"/>
+      <w:r>
+        <w:t xml:space="preserve"> </w:t>
+      </w:r>
+      <w:proofErr w:type="spellStart"/>
+      <w:r>
+        <w:t>mas</w:t>
+      </w:r>
+      <w:proofErr w:type="spellEnd"/>
+      <w:r>
+        <w:t xml:space="preserve"> defendible es que el </w:t>
+      </w:r>
+      <w:proofErr w:type="spellStart"/>
+      <w:r>
+        <w:t>diseno</w:t>
+      </w:r>
+      <w:proofErr w:type="spellEnd"/>
+      <w:r>
+        <w:t xml:space="preserve"> local-</w:t>
+      </w:r>
+      <w:proofErr w:type="spellStart"/>
+      <w:r>
+        <w:t>first</w:t>
+      </w:r>
+      <w:proofErr w:type="spellEnd"/>
+      <w:r>
+        <w:t xml:space="preserve"> reduce la </w:t>
+      </w:r>
+      <w:proofErr w:type="spellStart"/>
+      <w:r>
+        <w:t>exposicion</w:t>
+      </w:r>
+      <w:proofErr w:type="spellEnd"/>
+      <w:r>
+        <w:t xml:space="preserve"> de datos, evita transferencias innecesarias y permite que el usuario conserve control sobre el entorno de tratamiento. Cuando se usa </w:t>
+      </w:r>
+      <w:proofErr w:type="spellStart"/>
+      <w:r>
+        <w:t>WebLLM</w:t>
+      </w:r>
+      <w:proofErr w:type="spellEnd"/>
+      <w:r>
+        <w:t>/</w:t>
+      </w:r>
+      <w:proofErr w:type="spellStart"/>
+      <w:r>
+        <w:t>WebGPU</w:t>
+      </w:r>
+      <w:proofErr w:type="spellEnd"/>
+      <w:r>
+        <w:t xml:space="preserve">, la inferencia puede permanecer en el hardware del usuario; cuando se selecciona un proveedor </w:t>
+      </w:r>
+      <w:proofErr w:type="spellStart"/>
+      <w:r>
+        <w:t>cloud</w:t>
+      </w:r>
+      <w:proofErr w:type="spellEnd"/>
+      <w:r>
+        <w:t xml:space="preserve">, el sistema debe informar que el paquete estructurado de evidencia </w:t>
+      </w:r>
+      <w:proofErr w:type="spellStart"/>
+      <w:r>
+        <w:t>saldra</w:t>
+      </w:r>
+      <w:proofErr w:type="spellEnd"/>
+      <w:r>
+        <w:t xml:space="preserve"> del dispositivo.</w:t>
+      </w:r>
+    </w:p>
+    <w:p>
+      <w:r>
+        <w:t xml:space="preserve">La </w:t>
+      </w:r>
+      <w:proofErr w:type="spellStart"/>
+      <w:r>
+        <w:t>minimizacion</w:t>
+      </w:r>
+      <w:proofErr w:type="spellEnd"/>
+      <w:r>
+        <w:t xml:space="preserve"> se materializa en que el LLM no recibe el </w:t>
+      </w:r>
+      <w:proofErr w:type="spellStart"/>
+      <w:r>
+        <w:t>dataset</w:t>
+      </w:r>
+      <w:proofErr w:type="spellEnd"/>
+      <w:r>
+        <w:t xml:space="preserve"> completo, sino </w:t>
+      </w:r>
+      <w:proofErr w:type="spellStart"/>
+      <w:r>
+        <w:t>estadisticas</w:t>
+      </w:r>
+      <w:proofErr w:type="spellEnd"/>
+      <w:r>
+        <w:t xml:space="preserve">, nombres de columnas, muestras limitadas y reglas activadas. Esta </w:t>
+      </w:r>
+      <w:proofErr w:type="spellStart"/>
+      <w:r>
+        <w:t>separacion</w:t>
+      </w:r>
+      <w:proofErr w:type="spellEnd"/>
+      <w:r>
+        <w:t xml:space="preserve"> permite distinguir evidencia factual generada por el motor determinista de </w:t>
+      </w:r>
+      <w:proofErr w:type="spellStart"/>
+      <w:r>
+        <w:t>interpretacion</w:t>
+      </w:r>
+      <w:proofErr w:type="spellEnd"/>
+      <w:r>
+        <w:t xml:space="preserve"> asistida generada por el modelo.</w:t>
+      </w:r>
+    </w:p>
+    <w:p>
+      <w:pPr>
+        <w:pStyle w:val="Heading2"/>
+      </w:pPr>
+      <w:r>
+        <w:lastRenderedPageBreak/>
+        <w:t xml:space="preserve"> </w:t>
+      </w:r>
+      <w:r>
+        <w:t>Etica en la IA y gobernanza</w:t>
+      </w:r>
+    </w:p>
+    <w:p>
+      <w:r>
+        <w:t xml:space="preserve">La gobernanza de AURA se expresa en la </w:t>
+      </w:r>
+      <w:proofErr w:type="spellStart"/>
+      <w:r>
+        <w:t>revision</w:t>
+      </w:r>
+      <w:proofErr w:type="spellEnd"/>
+      <w:r>
+        <w:t xml:space="preserve"> humana de los scripts de limpieza. El sistema no modifica los datos de forma opaca: genera </w:t>
+      </w:r>
+      <w:proofErr w:type="spellStart"/>
+      <w:r>
+        <w:t>codigo</w:t>
+      </w:r>
+      <w:proofErr w:type="spellEnd"/>
+      <w:r>
+        <w:t xml:space="preserve"> Python/Pandas revisable, valida columnas y operaciones potencialmente destructivas, y exige </w:t>
+      </w:r>
+      <w:proofErr w:type="spellStart"/>
+      <w:r>
+        <w:t>aprobacion</w:t>
+      </w:r>
+      <w:proofErr w:type="spellEnd"/>
+      <w:r>
+        <w:t xml:space="preserve"> humana antes de registrar una </w:t>
+      </w:r>
+      <w:proofErr w:type="spellStart"/>
+      <w:r>
+        <w:t>simulacion</w:t>
+      </w:r>
+      <w:proofErr w:type="spellEnd"/>
+      <w:r>
+        <w:t xml:space="preserve"> de mejora. Este enfoque favorece trazabilidad, </w:t>
+      </w:r>
+      <w:proofErr w:type="spellStart"/>
+      <w:r>
+        <w:t>explicabilidad</w:t>
+      </w:r>
+      <w:proofErr w:type="spellEnd"/>
+      <w:r>
+        <w:t xml:space="preserve"> y control experto sobre transformaciones </w:t>
+      </w:r>
+      <w:proofErr w:type="spellStart"/>
+      <w:r>
+        <w:t>criticas</w:t>
+      </w:r>
+      <w:proofErr w:type="spellEnd"/>
+      <w:r>
+        <w:t>.</w:t>
+      </w:r>
+    </w:p>
+    <w:p>
+      <w:pPr>
+        <w:pStyle w:val="Heading1"/>
       </w:pPr>
       <w:bookmarkStart w:id="25" w:name="_Toc155946878"/>
       <w:bookmarkEnd w:id="4"/>
@@ -4450,227 +5578,911 @@
         <w:rPr>
           <w:caps w:val="0"/>
         </w:rPr>
+        <w:t>Desarrollo específico de la contribución</w:t>
+      </w:r>
+      <w:bookmarkEnd w:id="25"/>
+    </w:p>
+    <w:p>
+      <w:r>
+        <w:t xml:space="preserve">Dado que este TFM corresponde a un trabajo Tipo 2: Desarrollo software, el </w:t>
+      </w:r>
+      <w:proofErr w:type="spellStart"/>
+      <w:r>
+        <w:t>capitulo</w:t>
+      </w:r>
+      <w:proofErr w:type="spellEnd"/>
+      <w:r>
+        <w:t xml:space="preserve"> se organiza en tres bloques: </w:t>
+      </w:r>
+      <w:proofErr w:type="spellStart"/>
+      <w:r>
+        <w:t>identificacion</w:t>
+      </w:r>
+      <w:proofErr w:type="spellEnd"/>
+      <w:r>
+        <w:t xml:space="preserve"> de requisitos, </w:t>
+      </w:r>
+      <w:proofErr w:type="spellStart"/>
+      <w:r>
+        <w:t>descripcion</w:t>
+      </w:r>
+      <w:proofErr w:type="spellEnd"/>
+      <w:r>
+        <w:t xml:space="preserve"> de la herramienta desarrollada y </w:t>
+      </w:r>
+      <w:proofErr w:type="spellStart"/>
+      <w:r>
+        <w:t>evaluacion</w:t>
+      </w:r>
+      <w:proofErr w:type="spellEnd"/>
+      <w:r>
+        <w:t xml:space="preserve"> inicial de usabilidad y aplicabilidad.</w:t>
+      </w:r>
+    </w:p>
+    <w:p>
+      <w:pPr>
+        <w:pStyle w:val="Heading2"/>
+      </w:pPr>
+      <w:r>
+        <w:t xml:space="preserve"> </w:t>
+      </w:r>
+      <w:r>
+        <w:t>Identificacion de requisitos</w:t>
+      </w:r>
+    </w:p>
+    <w:p>
+      <w:r>
+        <w:t xml:space="preserve">El problema que </w:t>
+      </w:r>
+      <w:r>
+        <w:t>guía</w:t>
+      </w:r>
+      <w:r>
+        <w:t xml:space="preserve"> el desarrollo de AURA es el data </w:t>
+      </w:r>
+      <w:proofErr w:type="spellStart"/>
+      <w:r>
+        <w:t>downtime</w:t>
+      </w:r>
+      <w:proofErr w:type="spellEnd"/>
+      <w:r>
+        <w:t xml:space="preserve"> producido por </w:t>
+      </w:r>
+      <w:proofErr w:type="spellStart"/>
+      <w:r>
+        <w:t>datasets</w:t>
+      </w:r>
+      <w:proofErr w:type="spellEnd"/>
+      <w:r>
+        <w:t xml:space="preserve"> con fallos estructurales, valores inconsistentes, tipos ambiguos, datos faltantes, duplicados y reglas de negocio incumplidas. En contextos de </w:t>
+      </w:r>
+      <w:r>
+        <w:t>analítica</w:t>
+      </w:r>
+      <w:r>
+        <w:t xml:space="preserve">, </w:t>
+      </w:r>
+      <w:proofErr w:type="spellStart"/>
+      <w:r>
+        <w:t>reporting</w:t>
+      </w:r>
+      <w:proofErr w:type="spellEnd"/>
+      <w:r>
+        <w:t xml:space="preserve">, </w:t>
+      </w:r>
+      <w:r>
+        <w:t>migración</w:t>
+      </w:r>
+      <w:r>
+        <w:t xml:space="preserve"> o entrenamiento de modelos, estos defectos pueden propagarse silenciosamente y generar decisiones poco confiables.</w:t>
+      </w:r>
+    </w:p>
+    <w:p>
+      <w:r>
+        <w:t xml:space="preserve">El contexto habitual de uso es la auditoria </w:t>
+      </w:r>
+      <w:r>
+        <w:t>técnica</w:t>
+      </w:r>
+      <w:r>
+        <w:t xml:space="preserve"> de </w:t>
+      </w:r>
+      <w:proofErr w:type="spellStart"/>
+      <w:r>
+        <w:t>datasets</w:t>
+      </w:r>
+      <w:proofErr w:type="spellEnd"/>
+      <w:r>
+        <w:t xml:space="preserve"> tabulares antes de su </w:t>
+      </w:r>
+      <w:r>
+        <w:t>explotación</w:t>
+      </w:r>
+      <w:r>
+        <w:t xml:space="preserve">. Los usuarios objetivo son analistas de datos, data </w:t>
+      </w:r>
+      <w:proofErr w:type="spellStart"/>
+      <w:r>
+        <w:t>engineers</w:t>
+      </w:r>
+      <w:proofErr w:type="spellEnd"/>
+      <w:r>
+        <w:t xml:space="preserve">, auditores </w:t>
+      </w:r>
+      <w:r>
+        <w:t>técnicos</w:t>
+      </w:r>
+      <w:r>
+        <w:t xml:space="preserve"> y equipos que necesitan comprender </w:t>
+      </w:r>
+      <w:r>
+        <w:t>rápidamente</w:t>
+      </w:r>
+      <w:r>
+        <w:t xml:space="preserve"> el estado de un CSV sin construir pipelines complejos.</w:t>
+      </w:r>
+    </w:p>
+    <w:p>
+      <w:pPr>
+        <w:pStyle w:val="Heading3"/>
+      </w:pPr>
+      <w:r>
+        <w:t>Requisitos funcionales</w:t>
+      </w:r>
+    </w:p>
+    <w:p>
+      <w:r>
+        <w:t xml:space="preserve">AURA debe permitir cargar CSV, perfilar </w:t>
+      </w:r>
+      <w:proofErr w:type="spellStart"/>
+      <w:r>
+        <w:t>datasets</w:t>
+      </w:r>
+      <w:proofErr w:type="spellEnd"/>
+      <w:r>
+        <w:t xml:space="preserve">, ejecutar reglas deterministas, presentar hallazgos reproducibles, construir un paquete estructurado de evidencia, diagnosticar con LLM local o </w:t>
+      </w:r>
+      <w:proofErr w:type="spellStart"/>
+      <w:r>
+        <w:t>cloud</w:t>
+      </w:r>
+      <w:proofErr w:type="spellEnd"/>
+      <w:r>
+        <w:t xml:space="preserve">, generar scripts Python/Pandas, validar dichos scripts, habilitar </w:t>
+      </w:r>
+      <w:proofErr w:type="spellStart"/>
+      <w:r>
+        <w:t>revision</w:t>
+      </w:r>
+      <w:proofErr w:type="spellEnd"/>
+      <w:r>
+        <w:t xml:space="preserve"> humana, simular una mejora y exportar evidencia </w:t>
+      </w:r>
+      <w:proofErr w:type="spellStart"/>
+      <w:r>
+        <w:t>tecnica</w:t>
+      </w:r>
+      <w:proofErr w:type="spellEnd"/>
+      <w:r>
+        <w:t xml:space="preserve">. </w:t>
+      </w:r>
+      <w:proofErr w:type="spellStart"/>
+      <w:r>
+        <w:t>Tambien</w:t>
+      </w:r>
+      <w:proofErr w:type="spellEnd"/>
+      <w:r>
+        <w:t xml:space="preserve"> debe permitir comparar modelos LLM bajo una misma entrada experimental.</w:t>
+      </w:r>
+    </w:p>
+    <w:p>
+      <w:pPr>
+        <w:pStyle w:val="Heading3"/>
+      </w:pPr>
+      <w:r>
         <w:lastRenderedPageBreak/>
-        <w:t>Desarrollo específico de la contribución</w:t>
-      </w:r>
-      <w:bookmarkEnd w:id="25"/>
-    </w:p>
-    <w:p>
-      <w:pPr>
-        <w:jc w:val="both"/>
-      </w:pPr>
-      <w:r>
-        <w:t>En este capitulo se describe el avance tecnico de AURA como contribucion principal del TFM. La implementacion se presenta por flujo y por responsabilidades para evitar mezclar perfilamiento, diagnostico, scripts y benchmark.</w:t>
-      </w:r>
-    </w:p>
-    <w:p>
-      <w:pPr>
-        <w:pStyle w:val="Ttulo2"/>
-      </w:pPr>
-      <w:r>
-        <w:t>5.1 Vision general de AURA</w:t>
-      </w:r>
-    </w:p>
-    <w:p>
-      <w:pPr>
-        <w:jc w:val="both"/>
-      </w:pPr>
-      <w:r>
-        <w:t>AURA se organiza como un flujo de auditoria y mejora de calidad del dato. El usuario carga un CSV en el navegador; el sistema perfila el dataset, ejecuta un motor determinista, construye un paquete estructurado de hallazgos, habilita diagnostico asistido por LLM, genera scripts Python/Pandas, exige revision humana y exporta evidencia trazable.</w:t>
-      </w:r>
-    </w:p>
-    <w:p>
-      <w:pPr>
-        <w:pStyle w:val="Ttulo2"/>
-      </w:pPr>
-      <w:r>
-        <w:t>5.2 Requisitos funcionales y no funcionales</w:t>
-      </w:r>
-    </w:p>
-    <w:p>
-      <w:pPr>
-        <w:jc w:val="both"/>
-      </w:pPr>
-      <w:r>
-        <w:t>Los requisitos funcionales principales son: carga de CSV, perfilamiento del dataset, ejecucion de reglas deterministas, presentacion de hallazgos, diagnostico con LLM local o cloud, generacion de scripts, validacion automatica, revision humana, simulacion de mejora, exportacion de evidencia y comparacion experimental de modelos.</w:t>
-      </w:r>
-    </w:p>
-    <w:p>
-      <w:pPr>
-        <w:jc w:val="both"/>
-      </w:pPr>
-      <w:r>
-        <w:t>Los requisitos no funcionales son: arquitectura local-first, reproducibilidad, trazabilidad, minimizacion de datos enviados al LLM, separacion entre evidencia factual e interpretacion, y control humano antes de aprobar acciones de limpieza.</w:t>
-      </w:r>
-    </w:p>
-    <w:p>
-      <w:pPr>
-        <w:pStyle w:val="Ttulo2"/>
-      </w:pPr>
-      <w:r>
-        <w:t>5.3 Arquitectura local-first</w:t>
-      </w:r>
-    </w:p>
-    <w:p>
-      <w:pPr>
-        <w:jc w:val="both"/>
-      </w:pPr>
-      <w:r>
-        <w:t>La arquitectura local-first se implementa mediante parsing del CSV en navegador, ejecucion del motor determinista en TypeScript y generacion de evidencia tecnica local. Los componentes cloud son opcionales y se activan solo cuando el usuario selecciona un proveedor externo. Esta separacion permite documentar con claridad cuando los datos permanecen locales y cuando un paquete reducido viaja a un modelo cloud.</w:t>
-      </w:r>
-    </w:p>
-    <w:p>
-      <w:pPr>
-        <w:jc w:val="both"/>
-      </w:pPr>
-      <w:r>
-        <w:t>Evidencia de codigo: src/services/csvService.ts, src/services/executionEvidence.ts, src/components/MainPipeline.tsx y src/services/providers/webllmProvider.ts.</w:t>
-      </w:r>
-    </w:p>
-    <w:p>
-      <w:pPr>
-        <w:pStyle w:val="Ttulo2"/>
-      </w:pPr>
-      <w:r>
-        <w:t>5.4 Motor determinista de auditoria</w:t>
-      </w:r>
-    </w:p>
-    <w:p>
-      <w:pPr>
-        <w:jc w:val="both"/>
-      </w:pPr>
-      <w:r>
-        <w:t>El motor determinista corresponde al OE2. Esta implementado en src/services/auditEngine.ts y aplica reglas explicitas, expresiones regulares, heuristicas de tipos y estadistica descriptiva. Su salida principal es un AuditReport con score, estadisticas por columna, hallazgos, severidad, muestras y deducciones de calidad.</w:t>
-      </w:r>
-    </w:p>
-    <w:p>
-      <w:pPr>
-        <w:jc w:val="both"/>
-      </w:pPr>
-      <w:r>
-        <w:t>La interfaz de perfilamiento muestra estructura del dataset, familias de reglas aplicadas, score, estadisticos por columna, hallazgos reproducibles, matriz de reglas activadas y paquete estructurado de hallazgos. Esta etapa no debe confundirse con diagnostico LLM: su objetivo es caracterizar el dataset y producir evidencia verificable.</w:t>
-      </w:r>
-    </w:p>
-    <w:p>
-      <w:pPr>
-        <w:pStyle w:val="Ttulo2"/>
-      </w:pPr>
-      <w:r>
-        <w:t>5.5 Diagnostico y generacion de scripts con LLM</w:t>
-      </w:r>
-    </w:p>
-    <w:p>
-      <w:pPr>
-        <w:jc w:val="both"/>
-      </w:pPr>
-      <w:r>
-        <w:t>La etapa cognitiva recibe los hallazgos estructurados generados por el motor determinista. El LLM no accede libremente al dataset completo; trabaja con un paquete de contexto, columnas observadas, estadisticas basicas, muestras y reglas activadas. Su funcion es diagnosticar causas probables, priorizar problemas y generar scripts Python/Pandas orientados a asistir la limpieza.</w:t>
-      </w:r>
-    </w:p>
-    <w:p>
-      <w:pPr>
-        <w:jc w:val="both"/>
-      </w:pPr>
-      <w:r>
-        <w:t>El script generado se valida antes de la aprobacion humana. AURA revisa columnas inexistentes, operaciones destructivas y cobertura de issues. Despues, el usuario debe revisar y aprobar el script para registrar una simulacion de mejora.</w:t>
-      </w:r>
-    </w:p>
-    <w:p>
-      <w:pPr>
-        <w:pStyle w:val="Ttulo2"/>
-      </w:pPr>
-      <w:r>
-        <w:t>5.6 Modulo de comparacion experimental</w:t>
-      </w:r>
-    </w:p>
-    <w:p>
-      <w:pPr>
-        <w:jc w:val="both"/>
-      </w:pPr>
-      <w:r>
-        <w:t>El modulo de comparacion experimental corresponde al OE4 y se presenta como laboratorio separado del flujo principal. Su objetivo es evaluar modelos locales y cloud bajo el mismo esquema de entrada, midiendo latencia, cumplimiento de formato, alucinaciones, validez del script, claims sin soporte y score compuesto.</w:t>
-      </w:r>
-    </w:p>
-    <w:p>
-      <w:pPr>
-        <w:jc w:val="both"/>
-      </w:pPr>
-      <w:r>
-        <w:t>La comparacion no debe presentarse como decoracion del sistema. Su valor metodologico consiste en observar como cambia la calidad de la respuesta del LLM cuando opera con el paquete estructurado de hallazgos frente a entradas menos controladas.</w:t>
-      </w:r>
-    </w:p>
-    <w:p>
-      <w:pPr>
-        <w:pStyle w:val="Ttulo2"/>
-      </w:pPr>
-      <w:r>
-        <w:t>5.7 Exportacion y trazabilidad</w:t>
-      </w:r>
-    </w:p>
-    <w:p>
-      <w:pPr>
-        <w:jc w:val="both"/>
-      </w:pPr>
-      <w:r>
-        <w:t>AURA exporta reporte, JSON de auditoria, CSV de issues, script aprobado, logs LLM, resultados de benchmark e improvement run. Estos artefactos son la base para anexar evidencia tecnica en la segunda entrega y sostener la discusion de resultados preliminares.</w:t>
-      </w:r>
-    </w:p>
-    <w:p>
-      <w:pPr>
-        <w:pStyle w:val="Ttulo1"/>
-      </w:pPr>
-      <w:bookmarkStart w:id="35" w:name="_Toc155946882"/>
+        <w:t>Requisitos no funcionales</w:t>
+      </w:r>
+    </w:p>
+    <w:p>
+      <w:r>
+        <w:t>Los requisitos no funcionales principales son: arquitectura local-</w:t>
+      </w:r>
+      <w:proofErr w:type="spellStart"/>
+      <w:r>
+        <w:t>first</w:t>
+      </w:r>
+      <w:proofErr w:type="spellEnd"/>
+      <w:r>
+        <w:t xml:space="preserve">, privacidad, reproducibilidad, trazabilidad, </w:t>
+      </w:r>
+      <w:r>
+        <w:t>minimización</w:t>
+      </w:r>
+      <w:r>
+        <w:t xml:space="preserve"> de datos, </w:t>
+      </w:r>
+      <w:r>
+        <w:t>separación</w:t>
+      </w:r>
+      <w:r>
+        <w:t xml:space="preserve"> entre evidencia e </w:t>
+      </w:r>
+      <w:r>
+        <w:t>interpretación</w:t>
+      </w:r>
+      <w:r>
+        <w:t>, transparencia para el usuario y control humano antes de acciones destructivas.</w:t>
+      </w:r>
+    </w:p>
+    <w:p>
+      <w:pPr>
+        <w:pStyle w:val="Heading2"/>
+      </w:pPr>
+      <w:r>
+        <w:t xml:space="preserve"> Descripcion de la herramienta software desarrollada</w:t>
+      </w:r>
+    </w:p>
+    <w:p>
+      <w:r>
+        <w:t xml:space="preserve">AURA se implementa como una </w:t>
+      </w:r>
+      <w:r>
+        <w:t>aplicación</w:t>
+      </w:r>
+      <w:r>
+        <w:t xml:space="preserve"> web que organiza el proceso en etapas: carga local, perfilamiento, diagnostico, </w:t>
+      </w:r>
+      <w:r>
+        <w:t>generación</w:t>
+      </w:r>
+      <w:r>
+        <w:t xml:space="preserve"> de script, </w:t>
+      </w:r>
+      <w:r>
+        <w:t>revisión</w:t>
+      </w:r>
+      <w:r>
+        <w:t xml:space="preserve"> humana, </w:t>
+      </w:r>
+      <w:r>
+        <w:t>exportación</w:t>
+      </w:r>
+      <w:r>
+        <w:t xml:space="preserve"> y laboratorio experimental. Esta estructura evita que el usuario confunda el perfil determinista del </w:t>
+      </w:r>
+      <w:proofErr w:type="spellStart"/>
+      <w:r>
+        <w:t>dataset</w:t>
+      </w:r>
+      <w:proofErr w:type="spellEnd"/>
+      <w:r>
+        <w:t xml:space="preserve"> con la </w:t>
+      </w:r>
+      <w:proofErr w:type="spellStart"/>
+      <w:r>
+        <w:t>interpretacion</w:t>
+      </w:r>
+      <w:proofErr w:type="spellEnd"/>
+      <w:r>
+        <w:t xml:space="preserve"> generada por un LLM.</w:t>
+      </w:r>
+    </w:p>
+    <w:p>
+      <w:pPr>
+        <w:pStyle w:val="Heading3"/>
+      </w:pPr>
+      <w:r>
+        <w:t>Proceso de desarrollo, fases e hitos</w:t>
+      </w:r>
+    </w:p>
+    <w:p>
+      <w:r>
+        <w:t xml:space="preserve">El desarrollo se ha realizado de forma incremental. Primero se </w:t>
+      </w:r>
+      <w:r>
+        <w:t>implementó</w:t>
+      </w:r>
+      <w:r>
+        <w:t xml:space="preserve"> la lectura local de CSV y el perfilamiento del </w:t>
+      </w:r>
+      <w:proofErr w:type="spellStart"/>
+      <w:r>
+        <w:t>dataset</w:t>
+      </w:r>
+      <w:proofErr w:type="spellEnd"/>
+      <w:r>
+        <w:t xml:space="preserve">. </w:t>
+      </w:r>
+      <w:proofErr w:type="spellStart"/>
+      <w:r>
+        <w:t>Despues</w:t>
+      </w:r>
+      <w:proofErr w:type="spellEnd"/>
+      <w:r>
+        <w:t xml:space="preserve"> se </w:t>
+      </w:r>
+      <w:proofErr w:type="spellStart"/>
+      <w:r>
+        <w:t>incorporo</w:t>
+      </w:r>
+      <w:proofErr w:type="spellEnd"/>
+      <w:r>
+        <w:t xml:space="preserve"> el motor determinista con reglas, expresiones regulares, </w:t>
+      </w:r>
+      <w:proofErr w:type="spellStart"/>
+      <w:r>
+        <w:t>heuristicas</w:t>
+      </w:r>
+      <w:proofErr w:type="spellEnd"/>
+      <w:r>
+        <w:t xml:space="preserve"> de tipos y </w:t>
+      </w:r>
+      <w:proofErr w:type="spellStart"/>
+      <w:r>
+        <w:t>estadistica</w:t>
+      </w:r>
+      <w:proofErr w:type="spellEnd"/>
+      <w:r>
+        <w:t xml:space="preserve"> descriptiva. Posteriormente se </w:t>
+      </w:r>
+      <w:proofErr w:type="spellStart"/>
+      <w:r>
+        <w:t>agrego</w:t>
+      </w:r>
+      <w:proofErr w:type="spellEnd"/>
+      <w:r>
+        <w:t xml:space="preserve"> el paquete estructurado de hallazgos, la etapa LLM, la </w:t>
+      </w:r>
+      <w:proofErr w:type="spellStart"/>
+      <w:r>
+        <w:t>generacion</w:t>
+      </w:r>
+      <w:proofErr w:type="spellEnd"/>
+      <w:r>
+        <w:t xml:space="preserve"> de scripts, la </w:t>
+      </w:r>
+      <w:proofErr w:type="spellStart"/>
+      <w:r>
+        <w:t>validacion</w:t>
+      </w:r>
+      <w:proofErr w:type="spellEnd"/>
+      <w:r>
+        <w:t xml:space="preserve"> </w:t>
+      </w:r>
+      <w:proofErr w:type="spellStart"/>
+      <w:r>
+        <w:t>automatica</w:t>
+      </w:r>
+      <w:proofErr w:type="spellEnd"/>
+      <w:r>
+        <w:t xml:space="preserve">, la </w:t>
+      </w:r>
+      <w:proofErr w:type="spellStart"/>
+      <w:r>
+        <w:t>revision</w:t>
+      </w:r>
+      <w:proofErr w:type="spellEnd"/>
+      <w:r>
+        <w:t xml:space="preserve"> humana y el laboratorio experimental local/</w:t>
+      </w:r>
+      <w:proofErr w:type="spellStart"/>
+      <w:r>
+        <w:t>cloud</w:t>
+      </w:r>
+      <w:proofErr w:type="spellEnd"/>
+      <w:r>
+        <w:t>.</w:t>
+      </w:r>
+    </w:p>
+    <w:p>
+      <w:pPr>
+        <w:pStyle w:val="Heading3"/>
+      </w:pPr>
+      <w:r>
+        <w:t>5.2.2 Arquitectura de cuatro capas</w:t>
+      </w:r>
+    </w:p>
+    <w:p>
+      <w:r>
+        <w:t>La arquitectura se organiza en cuatro capas: Capa 0 local-</w:t>
+      </w:r>
+      <w:proofErr w:type="spellStart"/>
+      <w:r>
+        <w:t>first</w:t>
+      </w:r>
+      <w:proofErr w:type="spellEnd"/>
+      <w:r>
+        <w:t xml:space="preserve">, responsable de cargar y procesar datos en el navegador; Capa 1 determinista, responsable del perfilamiento y hallazgos reproducibles; Capa 2 cognitiva, responsable de </w:t>
+      </w:r>
+      <w:proofErr w:type="spellStart"/>
+      <w:r>
+        <w:t>diagnostico</w:t>
+      </w:r>
+      <w:proofErr w:type="spellEnd"/>
+      <w:r>
+        <w:t xml:space="preserve"> y </w:t>
+      </w:r>
+      <w:proofErr w:type="spellStart"/>
+      <w:r>
+        <w:t>generacion</w:t>
+      </w:r>
+      <w:proofErr w:type="spellEnd"/>
+      <w:r>
+        <w:t xml:space="preserve"> de scripts con LLM; y Capa 3 de gobernanza, responsable de </w:t>
+      </w:r>
+      <w:proofErr w:type="spellStart"/>
+      <w:r>
+        <w:t>revision</w:t>
+      </w:r>
+      <w:proofErr w:type="spellEnd"/>
+      <w:r>
+        <w:t xml:space="preserve"> humana, </w:t>
+      </w:r>
+      <w:proofErr w:type="spellStart"/>
+      <w:r>
+        <w:t>exportacion</w:t>
+      </w:r>
+      <w:proofErr w:type="spellEnd"/>
+      <w:r>
+        <w:t xml:space="preserve">, </w:t>
+      </w:r>
+      <w:proofErr w:type="spellStart"/>
+      <w:r>
+        <w:t>simulacion</w:t>
+      </w:r>
+      <w:proofErr w:type="spellEnd"/>
+      <w:r>
+        <w:t xml:space="preserve"> y </w:t>
+      </w:r>
+      <w:proofErr w:type="spellStart"/>
+      <w:r>
+        <w:t>comparacion</w:t>
+      </w:r>
+      <w:proofErr w:type="spellEnd"/>
+      <w:r>
+        <w:t xml:space="preserve"> experimental.</w:t>
+      </w:r>
+    </w:p>
+    <w:p>
+      <w:r>
+        <w:t xml:space="preserve">En el documento final deben insertarse diagramas de esta arquitectura y capturas de pantalla de las etapas principales: carga, Perfilar, hallazgos, paquete estructurado, Diagnostico, Script, </w:t>
+      </w:r>
+      <w:proofErr w:type="spellStart"/>
+      <w:r>
+        <w:t>Revision</w:t>
+      </w:r>
+      <w:proofErr w:type="spellEnd"/>
+      <w:r>
+        <w:t>, Exportar y Laboratorio experimental.</w:t>
+      </w:r>
+    </w:p>
+    <w:p>
+      <w:pPr>
+        <w:pStyle w:val="Heading3"/>
+      </w:pPr>
+      <w:r>
+        <w:t xml:space="preserve">5.2.3 Componentes </w:t>
+      </w:r>
+      <w:proofErr w:type="spellStart"/>
+      <w:r>
+        <w:t>tecnicos</w:t>
+      </w:r>
+      <w:proofErr w:type="spellEnd"/>
+      <w:r>
+        <w:t xml:space="preserve"> principales</w:t>
+      </w:r>
+    </w:p>
+    <w:p>
+      <w:r>
+        <w:t xml:space="preserve">Los componentes principales son: </w:t>
+      </w:r>
+      <w:proofErr w:type="spellStart"/>
+      <w:r>
+        <w:t>csvService.ts</w:t>
+      </w:r>
+      <w:proofErr w:type="spellEnd"/>
+      <w:r>
+        <w:t xml:space="preserve"> para </w:t>
+      </w:r>
+      <w:proofErr w:type="spellStart"/>
+      <w:r>
+        <w:t>parsing</w:t>
+      </w:r>
+      <w:proofErr w:type="spellEnd"/>
+      <w:r>
+        <w:t xml:space="preserve"> local; </w:t>
+      </w:r>
+      <w:proofErr w:type="spellStart"/>
+      <w:r>
+        <w:t>auditEngine.ts</w:t>
+      </w:r>
+      <w:proofErr w:type="spellEnd"/>
+      <w:r>
+        <w:t xml:space="preserve"> para auditoria determinista; </w:t>
+      </w:r>
+      <w:proofErr w:type="spellStart"/>
+      <w:r>
+        <w:t>executionEvidence.ts</w:t>
+      </w:r>
+      <w:proofErr w:type="spellEnd"/>
+      <w:r>
+        <w:t xml:space="preserve"> para </w:t>
+      </w:r>
+      <w:proofErr w:type="spellStart"/>
+      <w:r>
+        <w:t>fingerprint</w:t>
+      </w:r>
+      <w:proofErr w:type="spellEnd"/>
+      <w:r>
+        <w:t xml:space="preserve"> y trazas; </w:t>
+      </w:r>
+      <w:proofErr w:type="spellStart"/>
+      <w:r>
+        <w:t>prompts.ts</w:t>
+      </w:r>
+      <w:proofErr w:type="spellEnd"/>
+      <w:r>
+        <w:t xml:space="preserve"> para construir la entrada estructurada; </w:t>
+      </w:r>
+      <w:proofErr w:type="spellStart"/>
+      <w:r>
+        <w:t>DiagnosisStep.tsx</w:t>
+      </w:r>
+      <w:proofErr w:type="spellEnd"/>
+      <w:r>
+        <w:t xml:space="preserve"> para diagnostico asistido; </w:t>
+      </w:r>
+      <w:proofErr w:type="spellStart"/>
+      <w:r>
+        <w:lastRenderedPageBreak/>
+        <w:t>ScriptGenerationStep.tsx</w:t>
+      </w:r>
+      <w:proofErr w:type="spellEnd"/>
+      <w:r>
+        <w:t xml:space="preserve"> para </w:t>
+      </w:r>
+      <w:proofErr w:type="spellStart"/>
+      <w:r>
+        <w:t>generacion</w:t>
+      </w:r>
+      <w:proofErr w:type="spellEnd"/>
+      <w:r>
+        <w:t xml:space="preserve"> de scripts; </w:t>
+      </w:r>
+      <w:proofErr w:type="spellStart"/>
+      <w:r>
+        <w:t>scriptValidationService.ts</w:t>
+      </w:r>
+      <w:proofErr w:type="spellEnd"/>
+      <w:r>
+        <w:t xml:space="preserve"> para </w:t>
+      </w:r>
+      <w:proofErr w:type="spellStart"/>
+      <w:r>
+        <w:t>validacion</w:t>
+      </w:r>
+      <w:proofErr w:type="spellEnd"/>
+      <w:r>
+        <w:t xml:space="preserve">; </w:t>
+      </w:r>
+      <w:proofErr w:type="spellStart"/>
+      <w:r>
+        <w:t>ReviewStep.tsx</w:t>
+      </w:r>
+      <w:proofErr w:type="spellEnd"/>
+      <w:r>
+        <w:t xml:space="preserve"> para HITL; y </w:t>
+      </w:r>
+      <w:proofErr w:type="spellStart"/>
+      <w:r>
+        <w:t>BenchmarkLab.tsx</w:t>
+      </w:r>
+      <w:proofErr w:type="spellEnd"/>
+      <w:r>
+        <w:t xml:space="preserve"> para </w:t>
+      </w:r>
+      <w:proofErr w:type="spellStart"/>
+      <w:r>
+        <w:t>comparacion</w:t>
+      </w:r>
+      <w:proofErr w:type="spellEnd"/>
+      <w:r>
+        <w:t xml:space="preserve"> experimental.</w:t>
+      </w:r>
+    </w:p>
+    <w:p>
+      <w:pPr>
+        <w:pStyle w:val="Heading2"/>
+      </w:pPr>
+      <w:r>
+        <w:t>Evaluacion</w:t>
+      </w:r>
+    </w:p>
+    <w:p>
+      <w:pPr>
+        <w:pStyle w:val="Heading3"/>
+      </w:pPr>
+      <w:r>
+        <w:t xml:space="preserve">5.3.1 </w:t>
+      </w:r>
+      <w:proofErr w:type="spellStart"/>
+      <w:r>
+        <w:t>Evaluacion</w:t>
+      </w:r>
+      <w:proofErr w:type="spellEnd"/>
+      <w:r>
+        <w:t xml:space="preserve"> de aplicabilidad </w:t>
+      </w:r>
+      <w:proofErr w:type="spellStart"/>
+      <w:r>
+        <w:t>tecnica</w:t>
+      </w:r>
+      <w:proofErr w:type="spellEnd"/>
+    </w:p>
+    <w:p>
+      <w:r>
+        <w:t xml:space="preserve">La aplicabilidad </w:t>
+      </w:r>
+      <w:proofErr w:type="spellStart"/>
+      <w:r>
+        <w:t>tecnica</w:t>
+      </w:r>
+      <w:proofErr w:type="spellEnd"/>
+      <w:r>
+        <w:t xml:space="preserve"> se </w:t>
+      </w:r>
+      <w:proofErr w:type="spellStart"/>
+      <w:r>
+        <w:t>evalua</w:t>
+      </w:r>
+      <w:proofErr w:type="spellEnd"/>
+      <w:r>
+        <w:t xml:space="preserve"> inicialmente mediante el motor determinista sobre un </w:t>
+      </w:r>
+      <w:proofErr w:type="spellStart"/>
+      <w:r>
+        <w:t>dataset</w:t>
+      </w:r>
+      <w:proofErr w:type="spellEnd"/>
+      <w:r>
+        <w:t xml:space="preserve"> </w:t>
+      </w:r>
+      <w:proofErr w:type="spellStart"/>
+      <w:r>
+        <w:t>sintetico</w:t>
+      </w:r>
+      <w:proofErr w:type="spellEnd"/>
+      <w:r>
+        <w:t xml:space="preserve"> con </w:t>
+      </w:r>
+      <w:proofErr w:type="spellStart"/>
+      <w:r>
+        <w:t>ground</w:t>
+      </w:r>
+      <w:proofErr w:type="spellEnd"/>
+      <w:r>
+        <w:t xml:space="preserve"> </w:t>
+      </w:r>
+      <w:proofErr w:type="spellStart"/>
+      <w:r>
+        <w:t>truth</w:t>
+      </w:r>
+      <w:proofErr w:type="spellEnd"/>
+      <w:r>
+        <w:t xml:space="preserve">. Los resultados preliminares reportan </w:t>
+      </w:r>
+      <w:proofErr w:type="spellStart"/>
+      <w:r>
+        <w:t>precision</w:t>
+      </w:r>
+      <w:proofErr w:type="spellEnd"/>
+      <w:r>
+        <w:t xml:space="preserve"> de 37.93%, </w:t>
+      </w:r>
+      <w:proofErr w:type="spellStart"/>
+      <w:r>
+        <w:t>recall</w:t>
+      </w:r>
+      <w:proofErr w:type="spellEnd"/>
+      <w:r>
+        <w:t xml:space="preserve"> de 84.62% y F1-score de 52.38%. Esto muestra un motor reproducible con alta cobertura, pero </w:t>
+      </w:r>
+      <w:proofErr w:type="spellStart"/>
+      <w:r>
+        <w:t>tambien</w:t>
+      </w:r>
+      <w:proofErr w:type="spellEnd"/>
+      <w:r>
+        <w:t xml:space="preserve"> con falsos positivos, lo cual justifica la etapa LLM y la </w:t>
+      </w:r>
+      <w:proofErr w:type="spellStart"/>
+      <w:r>
+        <w:t>revision</w:t>
+      </w:r>
+      <w:proofErr w:type="spellEnd"/>
+      <w:r>
+        <w:t xml:space="preserve"> humana.</w:t>
+      </w:r>
+    </w:p>
+    <w:p>
+      <w:pPr>
+        <w:pStyle w:val="Heading3"/>
+      </w:pPr>
+      <w:r>
+        <w:t xml:space="preserve">5.3.2 </w:t>
+      </w:r>
+      <w:proofErr w:type="spellStart"/>
+      <w:r>
+        <w:t>Evaluacion</w:t>
+      </w:r>
+      <w:proofErr w:type="spellEnd"/>
+      <w:r>
+        <w:t xml:space="preserve"> de usabilidad</w:t>
+      </w:r>
+    </w:p>
+    <w:p>
+      <w:r>
+        <w:t xml:space="preserve">Para esta segunda entrega se propone un protocolo inicial de usabilidad basado en tareas: cargar un CSV, interpretar el perfil, localizar hallazgos </w:t>
+      </w:r>
+      <w:proofErr w:type="spellStart"/>
+      <w:r>
+        <w:t>criticos</w:t>
+      </w:r>
+      <w:proofErr w:type="spellEnd"/>
+      <w:r>
+        <w:t xml:space="preserve">, abrir </w:t>
+      </w:r>
+      <w:proofErr w:type="spellStart"/>
+      <w:r>
+        <w:t>diagnostico</w:t>
+      </w:r>
+      <w:proofErr w:type="spellEnd"/>
+      <w:r>
+        <w:t xml:space="preserve">, generar script, revisar/aprobar y exportar evidencia. Las </w:t>
+      </w:r>
+      <w:proofErr w:type="spellStart"/>
+      <w:r>
+        <w:t>metricas</w:t>
+      </w:r>
+      <w:proofErr w:type="spellEnd"/>
+      <w:r>
+        <w:t xml:space="preserve"> sugeridas son tiempo por tarea, tasa de </w:t>
+      </w:r>
+      <w:proofErr w:type="spellStart"/>
+      <w:r>
+        <w:t>finalizacion</w:t>
+      </w:r>
+      <w:proofErr w:type="spellEnd"/>
+      <w:r>
+        <w:t xml:space="preserve">, errores de </w:t>
+      </w:r>
+      <w:proofErr w:type="spellStart"/>
+      <w:r>
+        <w:t>navegacion</w:t>
+      </w:r>
+      <w:proofErr w:type="spellEnd"/>
+      <w:r>
+        <w:t>, claridad percibida y confianza antes/</w:t>
+      </w:r>
+      <w:proofErr w:type="spellStart"/>
+      <w:r>
+        <w:t>despues</w:t>
+      </w:r>
+      <w:proofErr w:type="spellEnd"/>
+      <w:r>
+        <w:t xml:space="preserve"> de revisar el script.</w:t>
+      </w:r>
+    </w:p>
+    <w:p>
+      <w:pPr>
+        <w:pStyle w:val="Heading3"/>
+      </w:pPr>
+      <w:r>
+        <w:t xml:space="preserve">5.3.3 </w:t>
+      </w:r>
+      <w:proofErr w:type="spellStart"/>
+      <w:r>
+        <w:t>Evaluacion</w:t>
+      </w:r>
+      <w:proofErr w:type="spellEnd"/>
+      <w:r>
+        <w:t xml:space="preserve"> del </w:t>
+      </w:r>
+      <w:proofErr w:type="spellStart"/>
+      <w:r>
+        <w:t>benchmark</w:t>
+      </w:r>
+      <w:proofErr w:type="spellEnd"/>
+      <w:r>
+        <w:t xml:space="preserve"> LLM</w:t>
+      </w:r>
+    </w:p>
+    <w:p>
+      <w:r>
+        <w:t xml:space="preserve">El laboratorio experimental permite comparar modelos locales y </w:t>
+      </w:r>
+      <w:proofErr w:type="spellStart"/>
+      <w:r>
+        <w:t>cloud</w:t>
+      </w:r>
+      <w:proofErr w:type="spellEnd"/>
+      <w:r>
+        <w:t xml:space="preserve"> usando el mismo esquema de entrada, midiendo latencia, cumplimiento de formato, alucinaciones, validez de script y score compuesto. No obstante, el </w:t>
+      </w:r>
+      <w:proofErr w:type="spellStart"/>
+      <w:r>
+        <w:t>benchmark</w:t>
+      </w:r>
+      <w:proofErr w:type="spellEnd"/>
+      <w:r>
+        <w:t xml:space="preserve"> debe presentarse como evidencia valida solo cuando existan corridas exportadas desde AURA. Los fallos por credenciales o modelos no disponibles se registran como intentos fallidos, no como resultados experimentales concluyentes.</w:t>
+      </w:r>
+    </w:p>
+    <w:p>
+      <w:pPr>
+        <w:pStyle w:val="Heading1"/>
+      </w:pPr>
+      <w:bookmarkStart w:id="26" w:name="_Toc155946882"/>
       <w:r>
         <w:rPr>
           <w:caps w:val="0"/>
         </w:rPr>
+        <w:t>Código fuente y datos analizados</w:t>
+      </w:r>
+      <w:bookmarkEnd w:id="26"/>
+    </w:p>
+    <w:p>
+      <w:pPr>
+        <w:pStyle w:val="Heading2"/>
+      </w:pPr>
+      <w:r>
+        <w:rPr>
+          <w:caps w:val="0"/>
+        </w:rPr>
+        <w:t xml:space="preserve"> </w:t>
+      </w:r>
+      <w:bookmarkStart w:id="27" w:name="_Toc155946883"/>
+      <w:r>
+        <w:rPr>
+          <w:caps w:val="0"/>
+        </w:rPr>
+        <w:t>Código fuente</w:t>
+      </w:r>
+      <w:bookmarkEnd w:id="27"/>
+    </w:p>
+    <w:p>
+      <w:r>
+        <w:t xml:space="preserve">Es recomendable que el estudiante incluya en su memoria la URL del repositorio donde tiene alojado el código fuente desarrollado durante el TFE. El estudiante debe ser el único autor del código y único propietario del repositorio. En el repositorio no debe haber </w:t>
+      </w:r>
+      <w:proofErr w:type="spellStart"/>
+      <w:r>
+        <w:t>commit</w:t>
+      </w:r>
+      <w:proofErr w:type="spellEnd"/>
+      <w:r>
+        <w:t xml:space="preserve"> de ningún otro usuario del repositorio</w:t>
+      </w:r>
+    </w:p>
+    <w:p>
+      <w:pPr>
+        <w:pStyle w:val="Heading2"/>
+      </w:pPr>
+      <w:r>
+        <w:rPr>
+          <w:caps w:val="0"/>
+        </w:rPr>
         <w:lastRenderedPageBreak/>
-        <w:t>Código fuente y datos analizados</w:t>
-      </w:r>
-      <w:bookmarkEnd w:id="35"/>
-    </w:p>
-    <w:p>
-      <w:pPr>
-        <w:pStyle w:val="Ttulo2"/>
-      </w:pPr>
+        <w:t xml:space="preserve"> </w:t>
+      </w:r>
+      <w:bookmarkStart w:id="28" w:name="_Toc155946884"/>
       <w:r>
         <w:rPr>
           <w:caps w:val="0"/>
         </w:rPr>
-        <w:t xml:space="preserve"> </w:t>
-      </w:r>
-      <w:bookmarkStart w:id="36" w:name="_Toc155946883"/>
-      <w:r>
-        <w:rPr>
-          <w:caps w:val="0"/>
-        </w:rPr>
-        <w:t>Código fuente</w:t>
-      </w:r>
-      <w:bookmarkEnd w:id="36"/>
-    </w:p>
-    <w:p>
-      <w:r>
-        <w:t>Es recomendable que el estudiante incluya en su memoria la URL del repositorio donde tiene alojado el código fuente desarrollado durante el TFE. El estudiante debe ser el único autor del código y único propietario del repositorio. En el repositorio no debe haber commit de ningún otro usuario del repositorio</w:t>
-      </w:r>
-    </w:p>
-    <w:p>
-      <w:pPr>
-        <w:pStyle w:val="Ttulo2"/>
-      </w:pPr>
-      <w:r>
-        <w:rPr>
-          <w:caps w:val="0"/>
-        </w:rPr>
-        <w:t xml:space="preserve"> </w:t>
-      </w:r>
-      <w:bookmarkStart w:id="37" w:name="_Toc155946884"/>
-      <w:r>
-        <w:rPr>
-          <w:caps w:val="0"/>
-        </w:rPr>
         <w:t>Datos Analizados</w:t>
       </w:r>
-      <w:bookmarkEnd w:id="37"/>
+      <w:bookmarkEnd w:id="28"/>
     </w:p>
     <w:p>
       <w:r>
@@ -4684,7 +6496,7 @@
     </w:p>
     <w:p>
       <w:pPr>
-        <w:pStyle w:val="Ttulo4"/>
+        <w:pStyle w:val="Heading4"/>
         <w:numPr>
           <w:ilvl w:val="0"/>
           <w:numId w:val="0"/>
@@ -4705,80 +6517,342 @@
     </w:p>
     <w:p>
       <w:pPr>
-        <w:pStyle w:val="Ttulo1"/>
-      </w:pPr>
-      <w:r>
+        <w:pStyle w:val="Heading1"/>
+      </w:pPr>
+      <w:r>
+        <w:lastRenderedPageBreak/>
         <w:t>Resultados preliminares</w:t>
       </w:r>
     </w:p>
     <w:p>
-      <w:pPr>
-        <w:jc w:val="both"/>
-      </w:pPr>
-      <w:r>
-        <w:t>La validacion preliminar del motor determinista se realizo sobre un dataset sintetico con ground truth conocido. Los resultados muestran una precision de 37.93%, recall de 84.62% y F1-score de 52.38%, con 22 verdaderos positivos, 36 falsos positivos y 4 falsos negativos.</w:t>
-      </w:r>
-    </w:p>
-    <w:p>
-      <w:pPr>
-        <w:jc w:val="both"/>
-      </w:pPr>
-      <w:r>
-        <w:t>Estos resultados corrigen la formulacion inicial de precision total. El motor determinista es reproducible y tiene alta capacidad de deteccion, pero genera ruido en escenarios ambiguos. Esta observacion justifica metodologicamente la etapa LLM y la revision humana como mecanismos de contextualizacion y control.</w:t>
-      </w:r>
-    </w:p>
-    <w:p>
-      <w:pPr>
-        <w:jc w:val="both"/>
-      </w:pPr>
-      <w:r>
-        <w:t>El benchmark multi-modelo debe presentarse como evidencia preliminar solo cuando existan corridas exportadas desde AURA con modelo, proveedor, dataset, latencia, cumplimiento JSON, alucinaciones y validacion de script. Las corridas fallidas por API key deben registrarse como attempted_failed, no como resultados validos.</w:t>
-      </w:r>
-    </w:p>
-    <w:p>
-      <w:pPr>
-        <w:pStyle w:val="Ttulo1"/>
+      <w:r>
+        <w:t xml:space="preserve">La </w:t>
+      </w:r>
+      <w:proofErr w:type="spellStart"/>
+      <w:r>
+        <w:t>validacion</w:t>
+      </w:r>
+      <w:proofErr w:type="spellEnd"/>
+      <w:r>
+        <w:t xml:space="preserve"> preliminar del motor determinista se </w:t>
+      </w:r>
+      <w:proofErr w:type="spellStart"/>
+      <w:r>
+        <w:t>realizo</w:t>
+      </w:r>
+      <w:proofErr w:type="spellEnd"/>
+      <w:r>
+        <w:t xml:space="preserve"> sobre un </w:t>
+      </w:r>
+      <w:proofErr w:type="spellStart"/>
+      <w:r>
+        <w:t>dataset</w:t>
+      </w:r>
+      <w:proofErr w:type="spellEnd"/>
+      <w:r>
+        <w:t xml:space="preserve"> </w:t>
+      </w:r>
+      <w:proofErr w:type="spellStart"/>
+      <w:r>
+        <w:t>sintetico</w:t>
+      </w:r>
+      <w:proofErr w:type="spellEnd"/>
+      <w:r>
+        <w:t xml:space="preserve"> con </w:t>
+      </w:r>
+      <w:proofErr w:type="spellStart"/>
+      <w:r>
+        <w:t>ground</w:t>
+      </w:r>
+      <w:proofErr w:type="spellEnd"/>
+      <w:r>
+        <w:t xml:space="preserve"> </w:t>
+      </w:r>
+      <w:proofErr w:type="spellStart"/>
+      <w:r>
+        <w:t>truth</w:t>
+      </w:r>
+      <w:proofErr w:type="spellEnd"/>
+      <w:r>
+        <w:t xml:space="preserve"> conocido. Los resultados muestran una </w:t>
+      </w:r>
+      <w:proofErr w:type="spellStart"/>
+      <w:r>
+        <w:t>precision</w:t>
+      </w:r>
+      <w:proofErr w:type="spellEnd"/>
+      <w:r>
+        <w:t xml:space="preserve"> de 37.93%, </w:t>
+      </w:r>
+      <w:proofErr w:type="spellStart"/>
+      <w:r>
+        <w:t>recall</w:t>
+      </w:r>
+      <w:proofErr w:type="spellEnd"/>
+      <w:r>
+        <w:t xml:space="preserve"> de 84.62% y F1-score de 52.38%, con 22 verdaderos positivos, 36 falsos positivos y 4 falsos negativos.</w:t>
+      </w:r>
+    </w:p>
+    <w:p>
+      <w:r>
+        <w:t xml:space="preserve">Estos resultados corrigen la </w:t>
+      </w:r>
+      <w:proofErr w:type="spellStart"/>
+      <w:r>
+        <w:t>formulacion</w:t>
+      </w:r>
+      <w:proofErr w:type="spellEnd"/>
+      <w:r>
+        <w:t xml:space="preserve"> inicial de </w:t>
+      </w:r>
+      <w:proofErr w:type="spellStart"/>
+      <w:r>
+        <w:t>precision</w:t>
+      </w:r>
+      <w:proofErr w:type="spellEnd"/>
+      <w:r>
+        <w:t xml:space="preserve"> total. El motor determinista es reproducible y tiene alta capacidad de </w:t>
+      </w:r>
+      <w:proofErr w:type="spellStart"/>
+      <w:r>
+        <w:t>deteccion</w:t>
+      </w:r>
+      <w:proofErr w:type="spellEnd"/>
+      <w:r>
+        <w:t xml:space="preserve">, pero genera ruido en escenarios ambiguos. Esta </w:t>
+      </w:r>
+      <w:proofErr w:type="spellStart"/>
+      <w:r>
+        <w:t>observacion</w:t>
+      </w:r>
+      <w:proofErr w:type="spellEnd"/>
+      <w:r>
+        <w:t xml:space="preserve"> justifica </w:t>
+      </w:r>
+      <w:proofErr w:type="spellStart"/>
+      <w:r>
+        <w:t>metodologicamente</w:t>
+      </w:r>
+      <w:proofErr w:type="spellEnd"/>
+      <w:r>
+        <w:t xml:space="preserve"> la etapa LLM y la </w:t>
+      </w:r>
+      <w:proofErr w:type="spellStart"/>
+      <w:r>
+        <w:t>revision</w:t>
+      </w:r>
+      <w:proofErr w:type="spellEnd"/>
+      <w:r>
+        <w:t xml:space="preserve"> humana como mecanismos de </w:t>
+      </w:r>
+      <w:proofErr w:type="spellStart"/>
+      <w:r>
+        <w:t>contextualizacion</w:t>
+      </w:r>
+      <w:proofErr w:type="spellEnd"/>
+      <w:r>
+        <w:t xml:space="preserve"> y control.</w:t>
+      </w:r>
+    </w:p>
+    <w:p>
+      <w:r>
+        <w:t xml:space="preserve">El </w:t>
+      </w:r>
+      <w:proofErr w:type="spellStart"/>
+      <w:r>
+        <w:t>benchmark</w:t>
+      </w:r>
+      <w:proofErr w:type="spellEnd"/>
+      <w:r>
+        <w:t xml:space="preserve"> multi-modelo debe presentarse como evidencia preliminar solo cuando existan corridas exportadas desde AURA con modelo, proveedor, </w:t>
+      </w:r>
+      <w:proofErr w:type="spellStart"/>
+      <w:r>
+        <w:t>dataset</w:t>
+      </w:r>
+      <w:proofErr w:type="spellEnd"/>
+      <w:r>
+        <w:t xml:space="preserve">, latencia, cumplimiento JSON, alucinaciones y </w:t>
+      </w:r>
+      <w:proofErr w:type="spellStart"/>
+      <w:r>
+        <w:t>validacion</w:t>
+      </w:r>
+      <w:proofErr w:type="spellEnd"/>
+      <w:r>
+        <w:t xml:space="preserve"> de script. Las corridas fallidas por API </w:t>
+      </w:r>
+      <w:proofErr w:type="spellStart"/>
+      <w:r>
+        <w:t>key</w:t>
+      </w:r>
+      <w:proofErr w:type="spellEnd"/>
+      <w:r>
+        <w:t xml:space="preserve"> deben registrarse como </w:t>
+      </w:r>
+      <w:proofErr w:type="spellStart"/>
+      <w:r>
+        <w:t>attempted_failed</w:t>
+      </w:r>
+      <w:proofErr w:type="spellEnd"/>
+      <w:r>
+        <w:t xml:space="preserve">, no como resultados </w:t>
+      </w:r>
+      <w:proofErr w:type="spellStart"/>
+      <w:r>
+        <w:t>validos</w:t>
+      </w:r>
+      <w:proofErr w:type="spellEnd"/>
+      <w:r>
+        <w:t>.</w:t>
+      </w:r>
+    </w:p>
+    <w:p>
+      <w:pPr>
+        <w:pStyle w:val="Heading1"/>
         <w:rPr>
           <w:caps w:val="0"/>
         </w:rPr>
       </w:pPr>
-      <w:bookmarkStart w:id="38" w:name="_Toc155946885"/>
+      <w:bookmarkStart w:id="29" w:name="_Toc155946885"/>
       <w:r>
         <w:rPr>
           <w:caps w:val="0"/>
         </w:rPr>
-        <w:lastRenderedPageBreak/>
         <w:t>Conclusiones</w:t>
       </w:r>
-      <w:bookmarkEnd w:id="38"/>
-    </w:p>
-    <w:p>
-      <w:pPr>
-        <w:jc w:val="both"/>
-      </w:pPr>
-      <w:r>
-        <w:t>En esta segunda entrega, AURA queda organizada como una arquitectura local-first para auditoria y mejora asistida de calidad del dato. El avance mas importante es la separacion clara entre perfilamiento determinista, diagnostico asistido, generacion de script, revision humana y comparacion experimental.</w:t>
-      </w:r>
-    </w:p>
-    <w:p>
-      <w:pPr>
-        <w:jc w:val="both"/>
-      </w:pPr>
-      <w:r>
-        <w:t>Respecto al OE1, el sistema procesa el CSV en el navegador, registra trazas de ejecucion y permite diferenciar modos locales y cloud. Respecto al OE2, el motor determinista ya esta implementado y documentado, con reglas reproducibles, estadistica descriptiva y resultados preliminares medibles.</w:t>
-      </w:r>
-    </w:p>
-    <w:p>
-      <w:pPr>
-        <w:jc w:val="both"/>
-      </w:pPr>
-      <w:r>
-        <w:t>Respecto al OE3, el flujo LLM se apoya en hallazgos estructurados y produce diagnostico y scripts sujetos a validacion. Respecto al OE4, el laboratorio experimental permite comparar modelos bajo una entrada comun, aunque todavia se requieren corridas formales completas para consolidar resultados definitivos.</w:t>
-      </w:r>
-    </w:p>
-    <w:p>
-      <w:pPr>
-        <w:pStyle w:val="Ttulo1"/>
+      <w:bookmarkEnd w:id="29"/>
+    </w:p>
+    <w:p>
+      <w:r>
+        <w:t>En esta segunda entrega, AURA queda organizada como una arquitectura local-</w:t>
+      </w:r>
+      <w:proofErr w:type="spellStart"/>
+      <w:r>
+        <w:t>first</w:t>
+      </w:r>
+      <w:proofErr w:type="spellEnd"/>
+      <w:r>
+        <w:t xml:space="preserve"> para auditoria y mejora asistida de calidad del dato. El avance </w:t>
+      </w:r>
+      <w:proofErr w:type="spellStart"/>
+      <w:r>
+        <w:t>mas</w:t>
+      </w:r>
+      <w:proofErr w:type="spellEnd"/>
+      <w:r>
+        <w:t xml:space="preserve"> importante es la </w:t>
+      </w:r>
+      <w:proofErr w:type="spellStart"/>
+      <w:r>
+        <w:t>separacion</w:t>
+      </w:r>
+      <w:proofErr w:type="spellEnd"/>
+      <w:r>
+        <w:t xml:space="preserve"> clara entre perfilamiento determinista, diagnostico asistido, </w:t>
+      </w:r>
+      <w:proofErr w:type="spellStart"/>
+      <w:r>
+        <w:t>generacion</w:t>
+      </w:r>
+      <w:proofErr w:type="spellEnd"/>
+      <w:r>
+        <w:t xml:space="preserve"> de script, </w:t>
+      </w:r>
+      <w:proofErr w:type="spellStart"/>
+      <w:r>
+        <w:t>revision</w:t>
+      </w:r>
+      <w:proofErr w:type="spellEnd"/>
+      <w:r>
+        <w:t xml:space="preserve"> humana y </w:t>
+      </w:r>
+      <w:proofErr w:type="spellStart"/>
+      <w:r>
+        <w:t>comparacion</w:t>
+      </w:r>
+      <w:proofErr w:type="spellEnd"/>
+      <w:r>
+        <w:t xml:space="preserve"> experimental.</w:t>
+      </w:r>
+    </w:p>
+    <w:p>
+      <w:r>
+        <w:t xml:space="preserve">Respecto al OE1, el sistema procesa el CSV en el navegador, registra trazas de </w:t>
+      </w:r>
+      <w:proofErr w:type="spellStart"/>
+      <w:r>
+        <w:t>ejecucion</w:t>
+      </w:r>
+      <w:proofErr w:type="spellEnd"/>
+      <w:r>
+        <w:t xml:space="preserve"> y permite diferenciar modos locales y </w:t>
+      </w:r>
+      <w:proofErr w:type="spellStart"/>
+      <w:r>
+        <w:t>cloud</w:t>
+      </w:r>
+      <w:proofErr w:type="spellEnd"/>
+      <w:r>
+        <w:t xml:space="preserve">. Respecto al OE2, el motor determinista ya </w:t>
+      </w:r>
+      <w:proofErr w:type="spellStart"/>
+      <w:r>
+        <w:t>esta</w:t>
+      </w:r>
+      <w:proofErr w:type="spellEnd"/>
+      <w:r>
+        <w:t xml:space="preserve"> implementado y documentado, con reglas reproducibles, </w:t>
+      </w:r>
+      <w:proofErr w:type="spellStart"/>
+      <w:r>
+        <w:t>estadistica</w:t>
+      </w:r>
+      <w:proofErr w:type="spellEnd"/>
+      <w:r>
+        <w:t xml:space="preserve"> descriptiva y resultados preliminares medibles.</w:t>
+      </w:r>
+    </w:p>
+    <w:p>
+      <w:r>
+        <w:t xml:space="preserve">Respecto al OE3, el flujo LLM se apoya en hallazgos estructurados y produce </w:t>
+      </w:r>
+      <w:proofErr w:type="spellStart"/>
+      <w:r>
+        <w:t>diagnostico</w:t>
+      </w:r>
+      <w:proofErr w:type="spellEnd"/>
+      <w:r>
+        <w:t xml:space="preserve"> y scripts sujetos a </w:t>
+      </w:r>
+      <w:proofErr w:type="spellStart"/>
+      <w:r>
+        <w:t>validacion</w:t>
+      </w:r>
+      <w:proofErr w:type="spellEnd"/>
+      <w:r>
+        <w:t xml:space="preserve">. Respecto al OE4, el laboratorio experimental permite comparar modelos bajo una entrada </w:t>
+      </w:r>
+      <w:proofErr w:type="spellStart"/>
+      <w:r>
+        <w:t>comun</w:t>
+      </w:r>
+      <w:proofErr w:type="spellEnd"/>
+      <w:r>
+        <w:t xml:space="preserve">, aunque </w:t>
+      </w:r>
+      <w:proofErr w:type="spellStart"/>
+      <w:r>
+        <w:t>todavia</w:t>
+      </w:r>
+      <w:proofErr w:type="spellEnd"/>
+      <w:r>
+        <w:t xml:space="preserve"> se requieren corridas formales completas para consolidar resultados definitivos.</w:t>
+      </w:r>
+    </w:p>
+    <w:p>
+      <w:pPr>
+        <w:pStyle w:val="Heading1"/>
         <w:rPr>
           <w:caps w:val="0"/>
         </w:rPr>
@@ -4790,30 +6864,30 @@
         <w:lastRenderedPageBreak/>
         <w:t xml:space="preserve"> </w:t>
       </w:r>
-      <w:bookmarkStart w:id="39" w:name="_Toc155946886"/>
+      <w:bookmarkStart w:id="30" w:name="_Toc155946886"/>
       <w:r>
         <w:rPr>
           <w:caps w:val="0"/>
         </w:rPr>
         <w:t>Limitaciones y prospectiva</w:t>
       </w:r>
-      <w:bookmarkEnd w:id="39"/>
-    </w:p>
-    <w:p>
-      <w:pPr>
-        <w:pStyle w:val="Ttulo2"/>
+      <w:bookmarkEnd w:id="30"/>
+    </w:p>
+    <w:p>
+      <w:pPr>
+        <w:pStyle w:val="Heading2"/>
         <w:rPr>
           <w:caps w:val="0"/>
         </w:rPr>
       </w:pPr>
-      <w:bookmarkStart w:id="40" w:name="_Toc155946887"/>
+      <w:bookmarkStart w:id="31" w:name="_Toc155946887"/>
       <w:r>
         <w:rPr>
           <w:caps w:val="0"/>
         </w:rPr>
         <w:t>Limitaciones</w:t>
       </w:r>
-      <w:bookmarkEnd w:id="40"/>
+      <w:bookmarkEnd w:id="31"/>
     </w:p>
     <w:p>
       <w:r>
@@ -4841,23 +6915,23 @@
     </w:p>
     <w:p>
       <w:pPr>
-        <w:pStyle w:val="Ttulo2"/>
+        <w:pStyle w:val="Heading2"/>
         <w:rPr>
           <w:caps w:val="0"/>
         </w:rPr>
       </w:pPr>
-      <w:bookmarkStart w:id="41" w:name="_Toc54278735"/>
-      <w:bookmarkStart w:id="42" w:name="_Toc147741214"/>
-      <w:bookmarkStart w:id="43" w:name="_Toc155946888"/>
+      <w:bookmarkStart w:id="32" w:name="_Toc54278735"/>
+      <w:bookmarkStart w:id="33" w:name="_Toc147741214"/>
+      <w:bookmarkStart w:id="34" w:name="_Toc155946888"/>
       <w:r>
         <w:rPr>
           <w:caps w:val="0"/>
         </w:rPr>
         <w:t>Trabajo futuro</w:t>
       </w:r>
-      <w:bookmarkEnd w:id="41"/>
-      <w:bookmarkEnd w:id="42"/>
-      <w:bookmarkEnd w:id="43"/>
+      <w:bookmarkEnd w:id="32"/>
+      <w:bookmarkEnd w:id="33"/>
+      <w:bookmarkEnd w:id="34"/>
     </w:p>
     <w:p>
       <w:r>
@@ -4877,25 +6951,69 @@
       <w:pPr>
         <w:pStyle w:val="Ttulo1sinnumerar"/>
       </w:pPr>
-      <w:bookmarkStart w:id="44" w:name="_Toc155946889"/>
+      <w:bookmarkStart w:id="35" w:name="_Toc155946889"/>
       <w:r>
         <w:lastRenderedPageBreak/>
         <w:t>Referencias bibliográficas</w:t>
       </w:r>
-      <w:bookmarkEnd w:id="44"/>
+      <w:bookmarkEnd w:id="35"/>
     </w:p>
     <w:p>
       <w:pPr>
         <w:pStyle w:val="Referenciasbibliogrficas"/>
       </w:pPr>
+      <w:proofErr w:type="spellStart"/>
       <w:r>
         <w:rPr>
           <w:lang w:val="es-CO"/>
         </w:rPr>
-        <w:t xml:space="preserve">Akbasli, I. T., Birbilen, A. Z., &amp; Teksam, O. (2025). </w:t>
-      </w:r>
-      <w:r>
-        <w:t xml:space="preserve">Leveraging large language models to mimic domain expert labeling in unstructured text-based electronic healthcare records in non-english languages. </w:t>
+        <w:t>Akbasli</w:t>
+      </w:r>
+      <w:proofErr w:type="spellEnd"/>
+      <w:r>
+        <w:rPr>
+          <w:lang w:val="es-CO"/>
+        </w:rPr>
+        <w:t xml:space="preserve">, I. T., </w:t>
+      </w:r>
+      <w:proofErr w:type="spellStart"/>
+      <w:r>
+        <w:rPr>
+          <w:lang w:val="es-CO"/>
+        </w:rPr>
+        <w:t>Birbilen</w:t>
+      </w:r>
+      <w:proofErr w:type="spellEnd"/>
+      <w:r>
+        <w:rPr>
+          <w:lang w:val="es-CO"/>
+        </w:rPr>
+        <w:t xml:space="preserve">, A. Z., &amp; </w:t>
+      </w:r>
+      <w:proofErr w:type="spellStart"/>
+      <w:r>
+        <w:rPr>
+          <w:lang w:val="es-CO"/>
+        </w:rPr>
+        <w:t>Teksam</w:t>
+      </w:r>
+      <w:proofErr w:type="spellEnd"/>
+      <w:r>
+        <w:rPr>
+          <w:lang w:val="es-CO"/>
+        </w:rPr>
+        <w:t xml:space="preserve">, O. (2025). </w:t>
+      </w:r>
+      <w:r>
+        <w:t xml:space="preserve">Leveraging large language models to mimic domain expert labeling in unstructured text-based electronic healthcare records in </w:t>
+      </w:r>
+      <w:proofErr w:type="spellStart"/>
+      <w:r>
+        <w:t>non-english</w:t>
+      </w:r>
+      <w:proofErr w:type="spellEnd"/>
+      <w:r>
+        <w:t xml:space="preserve"> languages. </w:t>
       </w:r>
       <w:r>
         <w:rPr>
@@ -4934,8 +7052,13 @@
       <w:pPr>
         <w:pStyle w:val="Referenciasbibliogrficas"/>
       </w:pPr>
-      <w:r>
-        <w:t xml:space="preserve">Banitalebi, B., et al. (2025). A framework for trust in AI-driven data observability and quality control systems. </w:t>
+      <w:proofErr w:type="spellStart"/>
+      <w:r>
+        <w:t>Banitalebi</w:t>
+      </w:r>
+      <w:proofErr w:type="spellEnd"/>
+      <w:r>
+        <w:t xml:space="preserve">, B., et al. (2025). A framework for trust in AI-driven data observability and quality control systems. </w:t>
       </w:r>
       <w:r>
         <w:rPr>
@@ -4988,12 +7111,14 @@
       <w:r>
         <w:t xml:space="preserve">Hilmi, A., et al. (2026). Hybrid rule-based and on-premises LLM pipeline for extracting CMR and CPET metrics from free-text reports. </w:t>
       </w:r>
+      <w:proofErr w:type="spellStart"/>
       <w:r>
         <w:rPr>
           <w:i/>
         </w:rPr>
         <w:t>medRxiv</w:t>
       </w:r>
+      <w:proofErr w:type="spellEnd"/>
       <w:r>
         <w:t>. https://doi.org/10.1101/2026.01.21.26344531</w:t>
       </w:r>
@@ -5072,7 +7197,23 @@
         <w:pStyle w:val="Referenciasbibliogrficas"/>
       </w:pPr>
       <w:r>
-        <w:t xml:space="preserve">Jakubik, J., Vössing, M., Kühl, N., Walk, J., &amp; Satzger, G. (2024). Data-centric artificial intelligence. </w:t>
+        <w:t xml:space="preserve">Jakubik, J., </w:t>
+      </w:r>
+      <w:proofErr w:type="spellStart"/>
+      <w:r>
+        <w:t>Vössing</w:t>
+      </w:r>
+      <w:proofErr w:type="spellEnd"/>
+      <w:r>
+        <w:t xml:space="preserve">, M., Kühl, N., Walk, J., &amp; </w:t>
+      </w:r>
+      <w:proofErr w:type="spellStart"/>
+      <w:r>
+        <w:t>Satzger</w:t>
+      </w:r>
+      <w:proofErr w:type="spellEnd"/>
+      <w:r>
+        <w:t xml:space="preserve">, G. (2024). Data-centric artificial intelligence. </w:t>
       </w:r>
       <w:r>
         <w:rPr>
@@ -5089,7 +7230,15 @@
         <w:pStyle w:val="Referenciasbibliogrficas"/>
       </w:pPr>
       <w:r>
-        <w:t xml:space="preserve">Li, L., Fang, L., &amp; Torvik, V. I. (2025). AutoDCWorkflow: LLM-based data cleaning workflow auto-generation and benchmark. </w:t>
+        <w:t xml:space="preserve">Li, L., Fang, L., &amp; Torvik, V. I. (2025). </w:t>
+      </w:r>
+      <w:proofErr w:type="spellStart"/>
+      <w:r>
+        <w:t>AutoDCWorkflow</w:t>
+      </w:r>
+      <w:proofErr w:type="spellEnd"/>
+      <w:r>
+        <w:t xml:space="preserve">: LLM-based data cleaning workflow auto-generation and benchmark. </w:t>
       </w:r>
       <w:r>
         <w:rPr>
@@ -5175,7 +7324,15 @@
         <w:t>Data-centric artificial intelligence (v4)</w:t>
       </w:r>
       <w:r>
-        <w:t>. arXiv. https://arxiv.org/abs/2212.11854</w:t>
+        <w:t xml:space="preserve">. </w:t>
+      </w:r>
+      <w:proofErr w:type="spellStart"/>
+      <w:r>
+        <w:t>arXiv</w:t>
+      </w:r>
+      <w:proofErr w:type="spellEnd"/>
+      <w:r>
+        <w:t>. https://arxiv.org/abs/2212.11854</w:t>
       </w:r>
     </w:p>
     <w:p>
@@ -5183,7 +7340,23 @@
         <w:pStyle w:val="Referenciasbibliogrficas"/>
       </w:pPr>
       <w:r>
-        <w:t xml:space="preserve">O’Hagan, J., Wilson, G., &amp; McGill, M. (2026). WebPerceptor: An open source Chromium plugin for real-time LLM-based in-line content re-writing. </w:t>
+        <w:t xml:space="preserve">O’Hagan, J., Wilson, G., &amp; McGill, M. (2026). </w:t>
+      </w:r>
+      <w:proofErr w:type="spellStart"/>
+      <w:r>
+        <w:t>WebPerceptor</w:t>
+      </w:r>
+      <w:proofErr w:type="spellEnd"/>
+      <w:r>
+        <w:t xml:space="preserve">: An </w:t>
+      </w:r>
+      <w:proofErr w:type="gramStart"/>
+      <w:r>
+        <w:t>open source</w:t>
+      </w:r>
+      <w:proofErr w:type="gramEnd"/>
+      <w:r>
+        <w:t xml:space="preserve"> Chromium plugin for real-time LLM-based in-line content re-writing. </w:t>
       </w:r>
       <w:r>
         <w:rPr>
@@ -5200,14 +7373,24 @@
         <w:pStyle w:val="Referenciasbibliogrficas"/>
       </w:pPr>
       <w:r>
-        <w:t xml:space="preserve">Ruan, C. F., Qin, Y., &amp; Chen, T. (2026). WebLLM: A high-performance in-browser LLM inference engine. </w:t>
-      </w:r>
+        <w:t xml:space="preserve">Ruan, C. F., Qin, Y., &amp; Chen, T. (2026). </w:t>
+      </w:r>
+      <w:proofErr w:type="spellStart"/>
+      <w:r>
+        <w:t>WebLLM</w:t>
+      </w:r>
+      <w:proofErr w:type="spellEnd"/>
+      <w:r>
+        <w:t xml:space="preserve">: A high-performance in-browser LLM inference engine. </w:t>
+      </w:r>
+      <w:proofErr w:type="spellStart"/>
       <w:r>
         <w:rPr>
           <w:i/>
         </w:rPr>
         <w:t>arXiv</w:t>
       </w:r>
+      <w:proofErr w:type="spellEnd"/>
       <w:r>
         <w:t>. https://arxiv.org/abs/2412.15803</w:t>
       </w:r>
@@ -5234,7 +7417,15 @@
         <w:pStyle w:val="Referenciasbibliogrficas"/>
       </w:pPr>
       <w:r>
-        <w:t xml:space="preserve">Sambasivan, N., Kapania, S., &amp; Aroyo, L. M. (2021). Everyone wants to do the model work, not the data work: Data cascades in high-stakes AI. </w:t>
+        <w:t xml:space="preserve">Sambasivan, N., </w:t>
+      </w:r>
+      <w:proofErr w:type="spellStart"/>
+      <w:r>
+        <w:t>Kapania</w:t>
+      </w:r>
+      <w:proofErr w:type="spellEnd"/>
+      <w:r>
+        <w:t xml:space="preserve">, S., &amp; Aroyo, L. M. (2021). Everyone wants to do the model work, not the data work: Data cascades in high-stakes AI. </w:t>
       </w:r>
       <w:r>
         <w:rPr>
@@ -5288,12 +7479,14 @@
       <w:r>
         <w:t xml:space="preserve">Trane Technologies. (2026). Toward epistemic stability: Engineering consistent procedures for industrial LLM hallucination reduction. </w:t>
       </w:r>
+      <w:proofErr w:type="spellStart"/>
       <w:r>
         <w:rPr>
           <w:i/>
         </w:rPr>
         <w:t>arXiv</w:t>
       </w:r>
+      <w:proofErr w:type="spellEnd"/>
       <w:r>
         <w:t>. https://arxiv.org/abs/2603.10047</w:t>
       </w:r>
@@ -5339,12 +7532,14 @@
       <w:r>
         <w:t xml:space="preserve">Yang, T., et al. (2024). AD-LLM: A benchmark for evaluating LLMs in anomaly detection. </w:t>
       </w:r>
+      <w:proofErr w:type="spellStart"/>
       <w:r>
         <w:rPr>
           <w:i/>
         </w:rPr>
         <w:t>arXiv</w:t>
       </w:r>
+      <w:proofErr w:type="spellEnd"/>
       <w:r>
         <w:t>. https://arxiv.org/abs/2412.11142</w:t>
       </w:r>
@@ -5390,12 +7585,14 @@
       <w:r>
         <w:t xml:space="preserve">Zheng, R., et al. (2026). Beyond scores: A cognitive diagnosis framework for fine-grained LLM evaluation. </w:t>
       </w:r>
+      <w:proofErr w:type="spellStart"/>
       <w:r>
         <w:rPr>
           <w:i/>
         </w:rPr>
         <w:t>arXiv</w:t>
       </w:r>
+      <w:proofErr w:type="spellEnd"/>
       <w:r>
         <w:t>. https://arxiv.org/abs/2604.12191</w:t>
       </w:r>
@@ -5407,12 +7604,14 @@
       <w:r>
         <w:t xml:space="preserve">Zhou, X., et al. (2026). Can LLMs clean up your mess? A survey of application-ready data preparation with LLMs. </w:t>
       </w:r>
+      <w:proofErr w:type="spellStart"/>
       <w:r>
         <w:rPr>
           <w:i/>
         </w:rPr>
         <w:t>arXiv</w:t>
       </w:r>
+      <w:proofErr w:type="spellEnd"/>
       <w:r>
         <w:t>. https://arxiv.org/abs/2601.17058</w:t>
       </w:r>
@@ -5436,12 +7635,12 @@
       <w:pPr>
         <w:pStyle w:val="Anexo"/>
       </w:pPr>
-      <w:bookmarkStart w:id="45" w:name="_Toc155946890"/>
+      <w:bookmarkStart w:id="36" w:name="_Toc155946890"/>
       <w:r>
         <w:lastRenderedPageBreak/>
         <w:t>Privacidad y protección de datos</w:t>
       </w:r>
-      <w:bookmarkEnd w:id="45"/>
+      <w:bookmarkEnd w:id="36"/>
     </w:p>
     <w:p>
       <w:r>
@@ -5452,26 +7651,56 @@
           <w:b/>
           <w:bCs/>
         </w:rPr>
-        <w:t>ver instruciiones</w:t>
-      </w:r>
+        <w:t xml:space="preserve">ver </w:t>
+      </w:r>
+      <w:proofErr w:type="spellStart"/>
+      <w:r>
+        <w:rPr>
+          <w:b/>
+          <w:bCs/>
+        </w:rPr>
+        <w:t>instruciiones</w:t>
+      </w:r>
+      <w:proofErr w:type="spellEnd"/>
       <w:r>
         <w:t>)</w:t>
       </w:r>
     </w:p>
     <w:p>
       <w:pPr>
-        <w:pStyle w:val="Ttulo1"/>
+        <w:pStyle w:val="Heading1"/>
       </w:pPr>
       <w:r>
         <w:t>Nota de trabajo para cierre de semana 10</w:t>
       </w:r>
     </w:p>
     <w:p>
-      <w:pPr>
-        <w:jc w:val="both"/>
-      </w:pPr>
-      <w:r>
-        <w:t>Antes de entregar, actualizar indices automaticos en Word, revisar formato Calibri 12 e interlineado 1,5, insertar capturas reales de AURA y verificar que toda fuente nueva este en APA.</w:t>
+      <w:r>
+        <w:t xml:space="preserve">Antes de entregar, actualizar </w:t>
+      </w:r>
+      <w:proofErr w:type="spellStart"/>
+      <w:r>
+        <w:t>indices</w:t>
+      </w:r>
+      <w:proofErr w:type="spellEnd"/>
+      <w:r>
+        <w:t xml:space="preserve"> </w:t>
+      </w:r>
+      <w:proofErr w:type="spellStart"/>
+      <w:r>
+        <w:t>automaticos</w:t>
+      </w:r>
+      <w:proofErr w:type="spellEnd"/>
+      <w:r>
+        <w:t xml:space="preserve"> en Word, revisar formato Calibri 12 e interlineado 1,5, insertar capturas reales de AURA, completar la </w:t>
+      </w:r>
+      <w:proofErr w:type="spellStart"/>
+      <w:r>
+        <w:t>evaluacion</w:t>
+      </w:r>
+      <w:proofErr w:type="spellEnd"/>
+      <w:r>
+        <w:t xml:space="preserve"> de usabilidad y verificar que toda fuente nueva este citada en APA.</w:t>
       </w:r>
     </w:p>
     <w:sectPr>
@@ -5548,22 +7777,6 @@
       </w:r>
     </w:p>
   </w:footnote>
-  <w:footnote w:id="1">
-    <w:p>
-      <w:pPr>
-        <w:pStyle w:val="Textonotapie"/>
-      </w:pPr>
-      <w:r>
-        <w:rPr>
-          <w:rStyle w:val="Refdenotaalpie"/>
-        </w:rPr>
-        <w:footnoteRef/>
-      </w:r>
-      <w:r>
-        <w:t xml:space="preserve"> Ejemplo de nota al pie. </w:t>
-      </w:r>
-    </w:p>
-  </w:footnote>
 </w:footnotes>
 </file>
 
@@ -5571,7 +7784,7 @@
 <w:hdr xmlns:wpc="http://schemas.microsoft.com/office/word/2010/wordprocessingCanvas" xmlns:cx="http://schemas.microsoft.com/office/drawing/2014/chartex" xmlns:cx1="http://schemas.microsoft.com/office/drawing/2015/9/8/chartex" xmlns:cx2="http://schemas.microsoft.com/office/drawing/2015/10/21/chartex" xmlns:cx3="http://schemas.microsoft.com/office/drawing/2016/5/9/chartex" xmlns:cx4="http://schemas.microsoft.com/office/drawing/2016/5/10/chartex" xmlns:cx5="http://schemas.microsoft.com/office/drawing/2016/5/11/chartex" xmlns:cx6="http://schemas.microsoft.com/office/drawing/2016/5/12/chartex" xmlns:cx7="http://schemas.microsoft.com/office/drawing/2016/5/13/chartex" xmlns:cx8="http://schemas.microsoft.com/office/drawing/2016/5/14/chartex" xmlns:mc="http://schemas.openxmlformats.org/markup-compatibility/2006" xmlns:aink="http://schemas.microsoft.com/office/drawing/2016/ink" xmlns:am3d="http://schemas.microsoft.com/office/drawing/2017/model3d" xmlns:o="urn:schemas-microsoft-com:office:office" xmlns:oel="http://schemas.microsoft.com/office/2019/extlst" xmlns:r="http://schemas.openxmlformats.org/officeDocument/2006/relationships" xmlns:m="http://schemas.openxmlformats.org/officeDocument/2006/math" xmlns:v="urn:schemas-microsoft-com:vml" xmlns:wp14="http://schemas.microsoft.com/office/word/2010/wordprocessingDrawing" xmlns:wp="http://schemas.openxmlformats.org/drawingml/2006/wordprocessingDrawing" xmlns:w10="urn:schemas-microsoft-com:office:word" xmlns:w="http://schemas.openxmlformats.org/wordprocessingml/2006/main" xmlns:w14="http://schemas.microsoft.com/office/word/2010/wordml" xmlns:w15="http://schemas.microsoft.com/office/word/2012/wordml" xmlns:w16cex="http://schemas.microsoft.com/office/word/2018/wordml/cex" xmlns:w16cid="http://schemas.microsoft.com/office/word/2016/wordml/cid" xmlns:w16="http://schemas.microsoft.com/office/word/2018/wordml" xmlns:w16du="http://schemas.microsoft.com/office/word/2023/wordml/word16du" xmlns:w16sdtdh="http://schemas.microsoft.com/office/word/2020/wordml/sdtdatahash" xmlns:w16sdtfl="http://schemas.microsoft.com/office/word/2024/wordml/sdtformatlock" xmlns:w16se="http://schemas.microsoft.com/office/word/2015/wordml/symex" xmlns:wpg="http://schemas.microsoft.com/office/word/2010/wordprocessingGroup" xmlns:wpi="http://schemas.microsoft.com/office/word/2010/wordprocessingInk" xmlns:wne="http://schemas.microsoft.com/office/word/2006/wordml" xmlns:wps="http://schemas.microsoft.com/office/word/2010/wordprocessingShape" mc:Ignorable="w14 w15 w16se w16cid w16 w16cex w16sdtdh w16sdtfl w16du wp14">
   <w:p>
     <w:pPr>
-      <w:pStyle w:val="Encabezado"/>
+      <w:pStyle w:val="Header"/>
       <w:spacing w:before="0" w:after="0" w:line="240" w:lineRule="auto"/>
       <w:jc w:val="right"/>
       <w:rPr>
@@ -5589,7 +7802,7 @@
   </w:p>
   <w:p>
     <w:pPr>
-      <w:pStyle w:val="Encabezado"/>
+      <w:pStyle w:val="Header"/>
       <w:spacing w:before="0" w:after="0" w:line="240" w:lineRule="auto"/>
       <w:jc w:val="right"/>
       <w:rPr>
@@ -6400,7 +8613,7 @@
     <w:lvl w:ilvl="4">
       <w:start w:val="1"/>
       <w:numFmt w:val="decimal"/>
-      <w:pStyle w:val="Ttulo5"/>
+      <w:pStyle w:val="Heading5"/>
       <w:lvlText w:val="%1.%2.%3.%4.%5"/>
       <w:lvlJc w:val="left"/>
       <w:pPr>
@@ -6410,7 +8623,7 @@
     <w:lvl w:ilvl="5">
       <w:start w:val="1"/>
       <w:numFmt w:val="decimal"/>
-      <w:pStyle w:val="Ttulo6"/>
+      <w:pStyle w:val="Heading6"/>
       <w:lvlText w:val="%1.%2.%3.%4.%5.%6"/>
       <w:lvlJc w:val="left"/>
       <w:pPr>
@@ -6420,7 +8633,7 @@
     <w:lvl w:ilvl="6">
       <w:start w:val="1"/>
       <w:numFmt w:val="decimal"/>
-      <w:pStyle w:val="Ttulo7"/>
+      <w:pStyle w:val="Heading7"/>
       <w:lvlText w:val="%1.%2.%3.%4.%5.%6.%7"/>
       <w:lvlJc w:val="left"/>
       <w:pPr>
@@ -6430,7 +8643,7 @@
     <w:lvl w:ilvl="7">
       <w:start w:val="1"/>
       <w:numFmt w:val="decimal"/>
-      <w:pStyle w:val="Ttulo8"/>
+      <w:pStyle w:val="Heading8"/>
       <w:lvlText w:val="%1.%2.%3.%4.%5.%6.%7.%8"/>
       <w:lvlJc w:val="left"/>
       <w:pPr>
@@ -6440,7 +8653,7 @@
     <w:lvl w:ilvl="8">
       <w:start w:val="1"/>
       <w:numFmt w:val="decimal"/>
-      <w:pStyle w:val="Ttulo9"/>
+      <w:pStyle w:val="Heading9"/>
       <w:lvlText w:val="%1.%2.%3.%4.%5.%6.%7.%8.%9"/>
       <w:lvlJc w:val="left"/>
       <w:pPr>
@@ -7116,7 +9329,7 @@
     <w:lvl w:ilvl="0" w:tplc="DFF68480">
       <w:start w:val="1"/>
       <w:numFmt w:val="decimal"/>
-      <w:pStyle w:val="ndice1"/>
+      <w:pStyle w:val="Index1"/>
       <w:lvlText w:val="%1."/>
       <w:lvlJc w:val="left"/>
       <w:pPr>
@@ -7289,7 +9502,7 @@
     <w:lvl w:ilvl="0">
       <w:start w:val="1"/>
       <w:numFmt w:val="decimal"/>
-      <w:pStyle w:val="Ttulo1"/>
+      <w:pStyle w:val="Heading1"/>
       <w:lvlText w:val="%1."/>
       <w:lvlJc w:val="left"/>
       <w:pPr>
@@ -7299,7 +9512,7 @@
     <w:lvl w:ilvl="1">
       <w:start w:val="1"/>
       <w:numFmt w:val="decimal"/>
-      <w:pStyle w:val="Ttulo2"/>
+      <w:pStyle w:val="Heading2"/>
       <w:lvlText w:val="%1.%2."/>
       <w:lvlJc w:val="left"/>
       <w:pPr>
@@ -7309,7 +9522,7 @@
     <w:lvl w:ilvl="2">
       <w:start w:val="1"/>
       <w:numFmt w:val="decimal"/>
-      <w:pStyle w:val="Ttulo3"/>
+      <w:pStyle w:val="Heading3"/>
       <w:lvlText w:val="%1.%2.%3."/>
       <w:lvlJc w:val="left"/>
       <w:pPr>
@@ -7319,7 +9532,7 @@
     <w:lvl w:ilvl="3">
       <w:start w:val="1"/>
       <w:numFmt w:val="decimal"/>
-      <w:pStyle w:val="Ttulo4"/>
+      <w:pStyle w:val="Heading4"/>
       <w:lvlText w:val="%1.%2.%3.%4."/>
       <w:lvlJc w:val="left"/>
       <w:pPr>
@@ -8237,11 +10450,11 @@
       <w:szCs w:val="24"/>
     </w:rPr>
   </w:style>
-  <w:style w:type="paragraph" w:styleId="Ttulo1">
+  <w:style w:type="paragraph" w:styleId="Heading1">
     <w:name w:val="heading 1"/>
     <w:basedOn w:val="Normal"/>
     <w:next w:val="Normal"/>
-    <w:link w:val="Ttulo1Car"/>
+    <w:link w:val="Heading1Char"/>
     <w:uiPriority w:val="9"/>
     <w:qFormat/>
     <w:rsid w:val="000D09A0"/>
@@ -8262,11 +10475,11 @@
       <w:szCs w:val="32"/>
     </w:rPr>
   </w:style>
-  <w:style w:type="paragraph" w:styleId="Ttulo2">
+  <w:style w:type="paragraph" w:styleId="Heading2">
     <w:name w:val="heading 2"/>
     <w:basedOn w:val="Normal"/>
     <w:next w:val="Normal"/>
-    <w:link w:val="Ttulo2Car"/>
+    <w:link w:val="Heading2Char"/>
     <w:uiPriority w:val="9"/>
     <w:unhideWhenUsed/>
     <w:qFormat/>
@@ -8289,11 +10502,11 @@
       <w:szCs w:val="28"/>
     </w:rPr>
   </w:style>
-  <w:style w:type="paragraph" w:styleId="Ttulo3">
+  <w:style w:type="paragraph" w:styleId="Heading3">
     <w:name w:val="heading 3"/>
     <w:basedOn w:val="Normal"/>
     <w:next w:val="Normal"/>
-    <w:link w:val="Ttulo3Car"/>
+    <w:link w:val="Heading3Char"/>
     <w:uiPriority w:val="9"/>
     <w:unhideWhenUsed/>
     <w:qFormat/>
@@ -8314,11 +10527,11 @@
       <w:szCs w:val="26"/>
     </w:rPr>
   </w:style>
-  <w:style w:type="paragraph" w:styleId="Ttulo4">
+  <w:style w:type="paragraph" w:styleId="Heading4">
     <w:name w:val="heading 4"/>
-    <w:basedOn w:val="Prrafodelista"/>
+    <w:basedOn w:val="ListParagraph"/>
     <w:next w:val="Normal"/>
-    <w:link w:val="Ttulo4Car"/>
+    <w:link w:val="Heading4Char"/>
     <w:uiPriority w:val="9"/>
     <w:unhideWhenUsed/>
     <w:qFormat/>
@@ -8332,11 +10545,11 @@
       <w:outlineLvl w:val="3"/>
     </w:pPr>
   </w:style>
-  <w:style w:type="paragraph" w:styleId="Ttulo5">
+  <w:style w:type="paragraph" w:styleId="Heading5">
     <w:name w:val="heading 5"/>
     <w:basedOn w:val="Normal"/>
     <w:next w:val="Normal"/>
-    <w:link w:val="Ttulo5Car"/>
+    <w:link w:val="Heading5Char"/>
     <w:uiPriority w:val="9"/>
     <w:semiHidden/>
     <w:unhideWhenUsed/>
@@ -8359,11 +10572,11 @@
       <w:szCs w:val="26"/>
     </w:rPr>
   </w:style>
-  <w:style w:type="paragraph" w:styleId="Ttulo6">
+  <w:style w:type="paragraph" w:styleId="Heading6">
     <w:name w:val="heading 6"/>
     <w:basedOn w:val="Normal"/>
     <w:next w:val="Normal"/>
-    <w:link w:val="Ttulo6Car"/>
+    <w:link w:val="Heading6Char"/>
     <w:uiPriority w:val="9"/>
     <w:semiHidden/>
     <w:unhideWhenUsed/>
@@ -8384,11 +10597,11 @@
       <w:szCs w:val="22"/>
     </w:rPr>
   </w:style>
-  <w:style w:type="paragraph" w:styleId="Ttulo7">
+  <w:style w:type="paragraph" w:styleId="Heading7">
     <w:name w:val="heading 7"/>
     <w:basedOn w:val="Normal"/>
     <w:next w:val="Normal"/>
-    <w:link w:val="Ttulo7Car"/>
+    <w:link w:val="Heading7Char"/>
     <w:uiPriority w:val="9"/>
     <w:semiHidden/>
     <w:unhideWhenUsed/>
@@ -8406,11 +10619,11 @@
       <w:rFonts w:ascii="Calibri" w:hAnsi="Calibri"/>
     </w:rPr>
   </w:style>
-  <w:style w:type="paragraph" w:styleId="Ttulo8">
+  <w:style w:type="paragraph" w:styleId="Heading8">
     <w:name w:val="heading 8"/>
     <w:basedOn w:val="Normal"/>
     <w:next w:val="Normal"/>
-    <w:link w:val="Ttulo8Car"/>
+    <w:link w:val="Heading8Char"/>
     <w:uiPriority w:val="9"/>
     <w:semiHidden/>
     <w:unhideWhenUsed/>
@@ -8430,11 +10643,11 @@
       <w:iCs/>
     </w:rPr>
   </w:style>
-  <w:style w:type="paragraph" w:styleId="Ttulo9">
+  <w:style w:type="paragraph" w:styleId="Heading9">
     <w:name w:val="heading 9"/>
     <w:basedOn w:val="Normal"/>
     <w:next w:val="Normal"/>
-    <w:link w:val="Ttulo9Car"/>
+    <w:link w:val="Heading9Char"/>
     <w:uiPriority w:val="9"/>
     <w:semiHidden/>
     <w:unhideWhenUsed/>
@@ -8453,13 +10666,13 @@
       <w:szCs w:val="22"/>
     </w:rPr>
   </w:style>
-  <w:style w:type="character" w:default="1" w:styleId="Fuentedeprrafopredeter">
+  <w:style w:type="character" w:default="1" w:styleId="DefaultParagraphFont">
     <w:name w:val="Default Paragraph Font"/>
     <w:uiPriority w:val="1"/>
     <w:semiHidden/>
     <w:unhideWhenUsed/>
   </w:style>
-  <w:style w:type="table" w:default="1" w:styleId="Tablanormal">
+  <w:style w:type="table" w:default="1" w:styleId="TableNormal">
     <w:name w:val="Normal Table"/>
     <w:uiPriority w:val="99"/>
     <w:semiHidden/>
@@ -8474,15 +10687,15 @@
       </w:tblCellMar>
     </w:tblPr>
   </w:style>
-  <w:style w:type="numbering" w:default="1" w:styleId="Sinlista">
+  <w:style w:type="numbering" w:default="1" w:styleId="NoList">
     <w:name w:val="No List"/>
     <w:uiPriority w:val="99"/>
     <w:semiHidden/>
     <w:unhideWhenUsed/>
   </w:style>
-  <w:style w:type="paragraph" w:styleId="Sinespaciado">
+  <w:style w:type="paragraph" w:styleId="NoSpacing">
     <w:name w:val="No Spacing"/>
-    <w:link w:val="SinespaciadoCar"/>
+    <w:link w:val="NoSpacingChar"/>
     <w:uiPriority w:val="1"/>
     <w:rsid w:val="00507BAD"/>
     <w:rPr>
@@ -8492,9 +10705,9 @@
       <w:lang w:eastAsia="en-US"/>
     </w:rPr>
   </w:style>
-  <w:style w:type="character" w:customStyle="1" w:styleId="SinespaciadoCar">
-    <w:name w:val="Sin espaciado Car"/>
-    <w:link w:val="Sinespaciado"/>
+  <w:style w:type="character" w:customStyle="1" w:styleId="NoSpacingChar">
+    <w:name w:val="No Spacing Char"/>
+    <w:link w:val="NoSpacing"/>
     <w:uiPriority w:val="1"/>
     <w:rsid w:val="00507BAD"/>
     <w:rPr>
@@ -8504,10 +10717,10 @@
       <w:lang w:val="es-ES" w:eastAsia="en-US" w:bidi="ar-SA"/>
     </w:rPr>
   </w:style>
-  <w:style w:type="paragraph" w:styleId="Textodeglobo">
+  <w:style w:type="paragraph" w:styleId="BalloonText">
     <w:name w:val="Balloon Text"/>
     <w:basedOn w:val="Normal"/>
-    <w:link w:val="TextodegloboCar"/>
+    <w:link w:val="BalloonTextChar"/>
     <w:uiPriority w:val="99"/>
     <w:semiHidden/>
     <w:unhideWhenUsed/>
@@ -8519,9 +10732,9 @@
       <w:lang w:val="x-none"/>
     </w:rPr>
   </w:style>
-  <w:style w:type="character" w:customStyle="1" w:styleId="TextodegloboCar">
-    <w:name w:val="Texto de globo Car"/>
-    <w:link w:val="Textodeglobo"/>
+  <w:style w:type="character" w:customStyle="1" w:styleId="BalloonTextChar">
+    <w:name w:val="Balloon Text Char"/>
+    <w:link w:val="BalloonText"/>
     <w:uiPriority w:val="99"/>
     <w:semiHidden/>
     <w:rsid w:val="00507BAD"/>
@@ -8532,10 +10745,10 @@
       <w:lang w:eastAsia="es-ES"/>
     </w:rPr>
   </w:style>
-  <w:style w:type="paragraph" w:styleId="Encabezado">
+  <w:style w:type="paragraph" w:styleId="Header">
     <w:name w:val="header"/>
     <w:basedOn w:val="Normal"/>
-    <w:link w:val="EncabezadoCar"/>
+    <w:link w:val="HeaderChar"/>
     <w:uiPriority w:val="99"/>
     <w:unhideWhenUsed/>
     <w:rsid w:val="006A56B3"/>
@@ -8546,9 +10759,9 @@
       </w:tabs>
     </w:pPr>
   </w:style>
-  <w:style w:type="character" w:customStyle="1" w:styleId="EncabezadoCar">
-    <w:name w:val="Encabezado Car"/>
-    <w:link w:val="Encabezado"/>
+  <w:style w:type="character" w:customStyle="1" w:styleId="HeaderChar">
+    <w:name w:val="Header Char"/>
+    <w:link w:val="Header"/>
     <w:uiPriority w:val="99"/>
     <w:rsid w:val="006A56B3"/>
     <w:rPr>
@@ -8557,10 +10770,10 @@
       <w:szCs w:val="24"/>
     </w:rPr>
   </w:style>
-  <w:style w:type="paragraph" w:styleId="Piedepgina">
+  <w:style w:type="paragraph" w:styleId="Footer">
     <w:name w:val="footer"/>
     <w:basedOn w:val="Normal"/>
-    <w:link w:val="PiedepginaCar"/>
+    <w:link w:val="FooterChar"/>
     <w:uiPriority w:val="99"/>
     <w:unhideWhenUsed/>
     <w:rsid w:val="006A56B3"/>
@@ -8571,9 +10784,9 @@
       </w:tabs>
     </w:pPr>
   </w:style>
-  <w:style w:type="character" w:customStyle="1" w:styleId="PiedepginaCar">
-    <w:name w:val="Pie de página Car"/>
-    <w:link w:val="Piedepgina"/>
+  <w:style w:type="character" w:customStyle="1" w:styleId="FooterChar">
+    <w:name w:val="Footer Char"/>
+    <w:link w:val="Footer"/>
     <w:uiPriority w:val="99"/>
     <w:rsid w:val="006A56B3"/>
     <w:rPr>
@@ -8582,9 +10795,9 @@
       <w:szCs w:val="24"/>
     </w:rPr>
   </w:style>
-  <w:style w:type="character" w:customStyle="1" w:styleId="Ttulo1Car">
-    <w:name w:val="Título 1 Car"/>
-    <w:link w:val="Ttulo1"/>
+  <w:style w:type="character" w:customStyle="1" w:styleId="Heading1Char">
+    <w:name w:val="Heading 1 Char"/>
+    <w:link w:val="Heading1"/>
     <w:uiPriority w:val="9"/>
     <w:rsid w:val="000D09A0"/>
     <w:rPr>
@@ -8597,9 +10810,9 @@
       <w:szCs w:val="32"/>
     </w:rPr>
   </w:style>
-  <w:style w:type="character" w:customStyle="1" w:styleId="Ttulo2Car">
-    <w:name w:val="Título 2 Car"/>
-    <w:link w:val="Ttulo2"/>
+  <w:style w:type="character" w:customStyle="1" w:styleId="Heading2Char">
+    <w:name w:val="Heading 2 Char"/>
+    <w:link w:val="Heading2"/>
     <w:uiPriority w:val="9"/>
     <w:rsid w:val="000D09A0"/>
     <w:rPr>
@@ -8612,9 +10825,9 @@
       <w:szCs w:val="28"/>
     </w:rPr>
   </w:style>
-  <w:style w:type="character" w:customStyle="1" w:styleId="Ttulo3Car">
-    <w:name w:val="Título 3 Car"/>
-    <w:link w:val="Ttulo3"/>
+  <w:style w:type="character" w:customStyle="1" w:styleId="Heading3Char">
+    <w:name w:val="Heading 3 Char"/>
+    <w:link w:val="Heading3"/>
     <w:uiPriority w:val="9"/>
     <w:rsid w:val="000D09A0"/>
     <w:rPr>
@@ -8625,12 +10838,12 @@
       <w:szCs w:val="26"/>
     </w:rPr>
   </w:style>
-  <w:style w:type="paragraph" w:styleId="Ttulo">
+  <w:style w:type="paragraph" w:styleId="Title">
     <w:name w:val="Title"/>
     <w:aliases w:val="Subtitulos 3er nivel"/>
     <w:basedOn w:val="Normal"/>
     <w:next w:val="Normal"/>
-    <w:link w:val="TtuloCar"/>
+    <w:link w:val="TitleChar"/>
     <w:uiPriority w:val="10"/>
     <w:rsid w:val="00D971A1"/>
     <w:pPr>
@@ -8643,10 +10856,10 @@
       <w:szCs w:val="32"/>
     </w:rPr>
   </w:style>
-  <w:style w:type="character" w:customStyle="1" w:styleId="TtuloCar">
-    <w:name w:val="Título Car"/>
-    <w:aliases w:val="Subtitulos 3er nivel Car"/>
-    <w:link w:val="Ttulo"/>
+  <w:style w:type="character" w:customStyle="1" w:styleId="TitleChar">
+    <w:name w:val="Title Char"/>
+    <w:aliases w:val="Subtitulos 3er nivel Char"/>
+    <w:link w:val="Title"/>
     <w:uiPriority w:val="10"/>
     <w:rsid w:val="00D971A1"/>
     <w:rPr>
@@ -8658,9 +10871,9 @@
       <w:szCs w:val="32"/>
     </w:rPr>
   </w:style>
-  <w:style w:type="character" w:customStyle="1" w:styleId="Ttulo4Car">
-    <w:name w:val="Título 4 Car"/>
-    <w:link w:val="Ttulo4"/>
+  <w:style w:type="character" w:customStyle="1" w:styleId="Heading4Char">
+    <w:name w:val="Heading 4 Char"/>
+    <w:link w:val="Heading4"/>
     <w:uiPriority w:val="9"/>
     <w:rsid w:val="000D09A0"/>
     <w:rPr>
@@ -8669,11 +10882,11 @@
       <w:szCs w:val="24"/>
     </w:rPr>
   </w:style>
-  <w:style w:type="paragraph" w:styleId="Cita">
+  <w:style w:type="paragraph" w:styleId="Quote">
     <w:name w:val="Quote"/>
     <w:basedOn w:val="Normal"/>
     <w:next w:val="Normal"/>
-    <w:link w:val="CitaCar"/>
+    <w:link w:val="QuoteChar"/>
     <w:uiPriority w:val="29"/>
     <w:qFormat/>
     <w:rsid w:val="00514164"/>
@@ -8685,9 +10898,9 @@
       <w:color w:val="404040"/>
     </w:rPr>
   </w:style>
-  <w:style w:type="character" w:customStyle="1" w:styleId="CitaCar">
-    <w:name w:val="Cita Car"/>
-    <w:link w:val="Cita"/>
+  <w:style w:type="character" w:customStyle="1" w:styleId="QuoteChar">
+    <w:name w:val="Quote Char"/>
+    <w:link w:val="Quote"/>
     <w:uiPriority w:val="29"/>
     <w:rsid w:val="00514164"/>
     <w:rPr>
@@ -8698,7 +10911,7 @@
       <w:szCs w:val="24"/>
     </w:rPr>
   </w:style>
-  <w:style w:type="paragraph" w:styleId="TtuloTDC">
+  <w:style w:type="paragraph" w:styleId="TOCHeading">
     <w:name w:val="TOC Heading"/>
     <w:aliases w:val="Tablas"/>
     <w:basedOn w:val="Normal"/>
@@ -8716,7 +10929,7 @@
       <w:noProof/>
     </w:rPr>
   </w:style>
-  <w:style w:type="paragraph" w:styleId="TDC1">
+  <w:style w:type="paragraph" w:styleId="TOC1">
     <w:name w:val="toc 1"/>
     <w:basedOn w:val="Normal"/>
     <w:next w:val="Normal"/>
@@ -8725,7 +10938,7 @@
     <w:unhideWhenUsed/>
     <w:rsid w:val="00423E85"/>
   </w:style>
-  <w:style w:type="character" w:styleId="Hipervnculo">
+  <w:style w:type="character" w:styleId="Hyperlink">
     <w:name w:val="Hyperlink"/>
     <w:uiPriority w:val="99"/>
     <w:unhideWhenUsed/>
@@ -8735,9 +10948,9 @@
       <w:u w:val="single"/>
     </w:rPr>
   </w:style>
-  <w:style w:type="character" w:customStyle="1" w:styleId="Ttulo5Car">
-    <w:name w:val="Título 5 Car"/>
-    <w:link w:val="Ttulo5"/>
+  <w:style w:type="character" w:customStyle="1" w:styleId="Heading5Char">
+    <w:name w:val="Heading 5 Char"/>
+    <w:link w:val="Heading5"/>
     <w:uiPriority w:val="9"/>
     <w:semiHidden/>
     <w:rsid w:val="00C84740"/>
@@ -8751,9 +10964,9 @@
       <w:szCs w:val="26"/>
     </w:rPr>
   </w:style>
-  <w:style w:type="character" w:customStyle="1" w:styleId="Ttulo6Car">
-    <w:name w:val="Título 6 Car"/>
-    <w:link w:val="Ttulo6"/>
+  <w:style w:type="character" w:customStyle="1" w:styleId="Heading6Char">
+    <w:name w:val="Heading 6 Char"/>
+    <w:link w:val="Heading6"/>
     <w:uiPriority w:val="9"/>
     <w:semiHidden/>
     <w:rsid w:val="00C84740"/>
@@ -8765,9 +10978,9 @@
       <w:szCs w:val="22"/>
     </w:rPr>
   </w:style>
-  <w:style w:type="character" w:customStyle="1" w:styleId="Ttulo7Car">
-    <w:name w:val="Título 7 Car"/>
-    <w:link w:val="Ttulo7"/>
+  <w:style w:type="character" w:customStyle="1" w:styleId="Heading7Char">
+    <w:name w:val="Heading 7 Char"/>
+    <w:link w:val="Heading7"/>
     <w:uiPriority w:val="9"/>
     <w:semiHidden/>
     <w:rsid w:val="00C84740"/>
@@ -8777,9 +10990,9 @@
       <w:szCs w:val="24"/>
     </w:rPr>
   </w:style>
-  <w:style w:type="character" w:customStyle="1" w:styleId="Ttulo8Car">
-    <w:name w:val="Título 8 Car"/>
-    <w:link w:val="Ttulo8"/>
+  <w:style w:type="character" w:customStyle="1" w:styleId="Heading8Char">
+    <w:name w:val="Heading 8 Char"/>
+    <w:link w:val="Heading8"/>
     <w:uiPriority w:val="9"/>
     <w:semiHidden/>
     <w:rsid w:val="00C84740"/>
@@ -8791,9 +11004,9 @@
       <w:szCs w:val="24"/>
     </w:rPr>
   </w:style>
-  <w:style w:type="character" w:customStyle="1" w:styleId="Ttulo9Car">
-    <w:name w:val="Título 9 Car"/>
-    <w:link w:val="Ttulo9"/>
+  <w:style w:type="character" w:customStyle="1" w:styleId="Heading9Char">
+    <w:name w:val="Heading 9 Char"/>
+    <w:link w:val="Heading9"/>
     <w:uiPriority w:val="9"/>
     <w:semiHidden/>
     <w:rsid w:val="00C84740"/>
@@ -8803,7 +11016,7 @@
       <w:szCs w:val="22"/>
     </w:rPr>
   </w:style>
-  <w:style w:type="paragraph" w:styleId="TDC2">
+  <w:style w:type="paragraph" w:styleId="TOC2">
     <w:name w:val="toc 2"/>
     <w:basedOn w:val="Normal"/>
     <w:next w:val="Normal"/>
@@ -8815,7 +11028,7 @@
       <w:ind w:left="221"/>
     </w:pPr>
   </w:style>
-  <w:style w:type="paragraph" w:styleId="TDC3">
+  <w:style w:type="paragraph" w:styleId="TOC3">
     <w:name w:val="toc 3"/>
     <w:basedOn w:val="Normal"/>
     <w:next w:val="Normal"/>
@@ -8827,7 +11040,7 @@
       <w:ind w:left="440"/>
     </w:pPr>
   </w:style>
-  <w:style w:type="character" w:styleId="Refdecomentario">
+  <w:style w:type="character" w:styleId="CommentReference">
     <w:name w:val="annotation reference"/>
     <w:uiPriority w:val="99"/>
     <w:semiHidden/>
@@ -8838,7 +11051,7 @@
       <w:szCs w:val="16"/>
     </w:rPr>
   </w:style>
-  <w:style w:type="paragraph" w:styleId="TDC4">
+  <w:style w:type="paragraph" w:styleId="TOC4">
     <w:name w:val="toc 4"/>
     <w:basedOn w:val="Normal"/>
     <w:next w:val="Normal"/>
@@ -8850,10 +11063,10 @@
       <w:ind w:left="660"/>
     </w:pPr>
   </w:style>
-  <w:style w:type="paragraph" w:styleId="Textocomentario">
+  <w:style w:type="paragraph" w:styleId="CommentText">
     <w:name w:val="annotation text"/>
     <w:basedOn w:val="Normal"/>
-    <w:link w:val="TextocomentarioCar"/>
+    <w:link w:val="CommentTextChar"/>
     <w:uiPriority w:val="99"/>
     <w:semiHidden/>
     <w:unhideWhenUsed/>
@@ -8863,9 +11076,9 @@
       <w:szCs w:val="20"/>
     </w:rPr>
   </w:style>
-  <w:style w:type="character" w:customStyle="1" w:styleId="TextocomentarioCar">
-    <w:name w:val="Texto comentario Car"/>
-    <w:link w:val="Textocomentario"/>
+  <w:style w:type="character" w:customStyle="1" w:styleId="CommentTextChar">
+    <w:name w:val="Comment Text Char"/>
+    <w:link w:val="CommentText"/>
     <w:uiPriority w:val="99"/>
     <w:semiHidden/>
     <w:rsid w:val="00793FDB"/>
@@ -8873,11 +11086,11 @@
       <w:rFonts w:ascii="Arial" w:eastAsia="Times New Roman" w:hAnsi="Arial"/>
     </w:rPr>
   </w:style>
-  <w:style w:type="paragraph" w:styleId="Asuntodelcomentario">
+  <w:style w:type="paragraph" w:styleId="CommentSubject">
     <w:name w:val="annotation subject"/>
-    <w:basedOn w:val="Textocomentario"/>
-    <w:next w:val="Textocomentario"/>
-    <w:link w:val="AsuntodelcomentarioCar"/>
+    <w:basedOn w:val="CommentText"/>
+    <w:next w:val="CommentText"/>
+    <w:link w:val="CommentSubjectChar"/>
     <w:uiPriority w:val="99"/>
     <w:semiHidden/>
     <w:unhideWhenUsed/>
@@ -8887,9 +11100,9 @@
       <w:bCs/>
     </w:rPr>
   </w:style>
-  <w:style w:type="character" w:customStyle="1" w:styleId="AsuntodelcomentarioCar">
-    <w:name w:val="Asunto del comentario Car"/>
-    <w:link w:val="Asuntodelcomentario"/>
+  <w:style w:type="character" w:customStyle="1" w:styleId="CommentSubjectChar">
+    <w:name w:val="Comment Subject Char"/>
+    <w:link w:val="CommentSubject"/>
     <w:uiPriority w:val="99"/>
     <w:semiHidden/>
     <w:rsid w:val="00793FDB"/>
@@ -8899,7 +11112,7 @@
       <w:bCs/>
     </w:rPr>
   </w:style>
-  <w:style w:type="paragraph" w:styleId="Descripcin">
+  <w:style w:type="paragraph" w:styleId="Caption">
     <w:name w:val="caption"/>
     <w:basedOn w:val="Normal"/>
     <w:next w:val="Normal"/>
@@ -8914,9 +11127,9 @@
       <w:szCs w:val="20"/>
     </w:rPr>
   </w:style>
-  <w:style w:type="table" w:styleId="Tablaconcuadrcula">
+  <w:style w:type="table" w:styleId="TableGrid">
     <w:name w:val="Table Grid"/>
-    <w:basedOn w:val="Tablanormal"/>
+    <w:basedOn w:val="TableNormal"/>
     <w:uiPriority w:val="59"/>
     <w:rsid w:val="00BD4B50"/>
     <w:tblPr>
@@ -8944,7 +11157,7 @@
       <w:i/>
     </w:rPr>
   </w:style>
-  <w:style w:type="paragraph" w:styleId="ndice1">
+  <w:style w:type="paragraph" w:styleId="Index1">
     <w:name w:val="index 1"/>
     <w:basedOn w:val="Normal"/>
     <w:next w:val="Normal"/>
@@ -8965,7 +11178,7 @@
       <w:sz w:val="28"/>
     </w:rPr>
   </w:style>
-  <w:style w:type="paragraph" w:styleId="ndice2">
+  <w:style w:type="paragraph" w:styleId="Index2">
     <w:name w:val="index 2"/>
     <w:basedOn w:val="Normal"/>
     <w:next w:val="Normal"/>
@@ -8983,7 +11196,7 @@
       <w:caps/>
     </w:rPr>
   </w:style>
-  <w:style w:type="paragraph" w:styleId="ndice3">
+  <w:style w:type="paragraph" w:styleId="Index3">
     <w:name w:val="index 3"/>
     <w:basedOn w:val="Normal"/>
     <w:next w:val="Normal"/>
@@ -8997,7 +11210,7 @@
       <w:ind w:left="221" w:hanging="221"/>
     </w:pPr>
   </w:style>
-  <w:style w:type="paragraph" w:styleId="ndice4">
+  <w:style w:type="paragraph" w:styleId="Index4">
     <w:name w:val="index 4"/>
     <w:basedOn w:val="Normal"/>
     <w:next w:val="Normal"/>
@@ -9025,7 +11238,7 @@
       <w:szCs w:val="24"/>
     </w:rPr>
   </w:style>
-  <w:style w:type="paragraph" w:styleId="TDC8">
+  <w:style w:type="paragraph" w:styleId="TOC8">
     <w:name w:val="toc 8"/>
     <w:basedOn w:val="Normal"/>
     <w:next w:val="Normal"/>
@@ -9038,7 +11251,7 @@
       <w:ind w:left="1540"/>
     </w:pPr>
   </w:style>
-  <w:style w:type="paragraph" w:styleId="TDC9">
+  <w:style w:type="paragraph" w:styleId="TOC9">
     <w:name w:val="toc 9"/>
     <w:basedOn w:val="Normal"/>
     <w:next w:val="Normal"/>
@@ -9089,7 +11302,7 @@
   </w:style>
   <w:style w:type="paragraph" w:customStyle="1" w:styleId="Pgina">
     <w:name w:val="Página"/>
-    <w:basedOn w:val="Piedepgina"/>
+    <w:basedOn w:val="Footer"/>
     <w:link w:val="PginaCar"/>
     <w:qFormat/>
     <w:rsid w:val="00EC771B"/>
@@ -9103,7 +11316,7 @@
   </w:style>
   <w:style w:type="character" w:customStyle="1" w:styleId="TtulondicesCar">
     <w:name w:val="Título Índices Car"/>
-    <w:basedOn w:val="Fuentedeprrafopredeter"/>
+    <w:basedOn w:val="DefaultParagraphFont"/>
     <w:link w:val="Ttulondices"/>
     <w:rsid w:val="008C16EB"/>
     <w:rPr>
@@ -9116,7 +11329,7 @@
   </w:style>
   <w:style w:type="character" w:customStyle="1" w:styleId="PginaCar">
     <w:name w:val="Página Car"/>
-    <w:basedOn w:val="PiedepginaCar"/>
+    <w:basedOn w:val="FooterChar"/>
     <w:link w:val="Pgina"/>
     <w:rsid w:val="00EC771B"/>
     <w:rPr>
@@ -9125,7 +11338,7 @@
       <w:szCs w:val="22"/>
     </w:rPr>
   </w:style>
-  <w:style w:type="paragraph" w:styleId="Prrafodelista">
+  <w:style w:type="paragraph" w:styleId="ListParagraph">
     <w:name w:val="List Paragraph"/>
     <w:basedOn w:val="Normal"/>
     <w:uiPriority w:val="34"/>
@@ -9135,10 +11348,10 @@
       <w:contextualSpacing/>
     </w:pPr>
   </w:style>
-  <w:style w:type="paragraph" w:styleId="Textonotapie">
+  <w:style w:type="paragraph" w:styleId="FootnoteText">
     <w:name w:val="footnote text"/>
     <w:basedOn w:val="Normal"/>
-    <w:link w:val="TextonotapieCar"/>
+    <w:link w:val="FootnoteTextChar"/>
     <w:unhideWhenUsed/>
     <w:rsid w:val="00FA0670"/>
     <w:pPr>
@@ -9149,18 +11362,18 @@
       <w:szCs w:val="20"/>
     </w:rPr>
   </w:style>
-  <w:style w:type="character" w:customStyle="1" w:styleId="TextonotapieCar">
-    <w:name w:val="Texto nota pie Car"/>
-    <w:basedOn w:val="Fuentedeprrafopredeter"/>
-    <w:link w:val="Textonotapie"/>
+  <w:style w:type="character" w:customStyle="1" w:styleId="FootnoteTextChar">
+    <w:name w:val="Footnote Text Char"/>
+    <w:basedOn w:val="DefaultParagraphFont"/>
+    <w:link w:val="FootnoteText"/>
     <w:rsid w:val="00FA0670"/>
     <w:rPr>
       <w:rFonts w:asciiTheme="minorHAnsi" w:eastAsia="Times New Roman" w:hAnsiTheme="minorHAnsi"/>
     </w:rPr>
   </w:style>
-  <w:style w:type="character" w:styleId="Refdenotaalpie">
+  <w:style w:type="character" w:styleId="FootnoteReference">
     <w:name w:val="footnote reference"/>
-    <w:basedOn w:val="Fuentedeprrafopredeter"/>
+    <w:basedOn w:val="DefaultParagraphFont"/>
     <w:uiPriority w:val="99"/>
     <w:semiHidden/>
     <w:unhideWhenUsed/>
@@ -9171,7 +11384,7 @@
   </w:style>
   <w:style w:type="paragraph" w:customStyle="1" w:styleId="Ttulo1sinnumerar">
     <w:name w:val="Título 1 sin numerar"/>
-    <w:basedOn w:val="Ttulo1"/>
+    <w:basedOn w:val="Heading1"/>
     <w:qFormat/>
     <w:rsid w:val="00A75783"/>
     <w:pPr>
@@ -9252,7 +11465,7 @@
       <w:szCs w:val="22"/>
     </w:rPr>
   </w:style>
-  <w:style w:type="paragraph" w:styleId="Tabladeilustraciones">
+  <w:style w:type="paragraph" w:styleId="TableofFigures">
     <w:name w:val="table of figures"/>
     <w:basedOn w:val="Normal"/>
     <w:next w:val="Normal"/>
@@ -9525,10 +11738,6 @@
 </file>
 
 <file path=customXml/item1.xml><?xml version="1.0" encoding="utf-8"?>
-<b:Sources xmlns:b="http://schemas.openxmlformats.org/officeDocument/2006/bibliography" xmlns="http://schemas.openxmlformats.org/officeDocument/2006/bibliography" SelectedStyle="\APASixthEditionOfficeOnline.xsl" StyleName="APA" Version="6"/>
-</file>
-
-<file path=customXml/item2.xml><?xml version="1.0" encoding="utf-8"?>
 <?mso-contentType ?>
 <FormTemplates xmlns="http://schemas.microsoft.com/sharepoint/v3/contenttype/forms">
   <Display>DocumentLibraryForm</Display>
@@ -9537,7 +11746,7 @@
 </FormTemplates>
 </file>
 
-<file path=customXml/item3.xml><?xml version="1.0" encoding="utf-8"?>
+<file path=customXml/item2.xml><?xml version="1.0" encoding="utf-8"?>
 <p:properties xmlns:p="http://schemas.microsoft.com/office/2006/metadata/properties" xmlns:xsi="http://www.w3.org/2001/XMLSchema-instance" xmlns:pc="http://schemas.microsoft.com/office/infopath/2007/PartnerControls">
   <documentManagement>
     <lcf76f155ced4ddcb4097134ff3c332f xmlns="27c1adeb-3674-457c-b08c-8a73f31b6e23">
@@ -9549,7 +11758,7 @@
 </p:properties>
 </file>
 
-<file path=customXml/item4.xml><?xml version="1.0" encoding="utf-8"?>
+<file path=customXml/item3.xml><?xml version="1.0" encoding="utf-8"?>
 <ct:contentTypeSchema xmlns:ct="http://schemas.microsoft.com/office/2006/metadata/contentType" xmlns:ma="http://schemas.microsoft.com/office/2006/metadata/properties/metaAttributes" ct:_="" ma:_="" ma:contentTypeName="Documento" ma:contentTypeID="0x010100DF3D7C797EA12745A270EF30E38719B9" ma:contentTypeVersion="19" ma:contentTypeDescription="Crear nuevo documento." ma:contentTypeScope="" ma:versionID="227b02526234ef39b0b78895a9d90cf5">
   <xsd:schema xmlns:xsd="http://www.w3.org/2001/XMLSchema" xmlns:xs="http://www.w3.org/2001/XMLSchema" xmlns:p="http://schemas.microsoft.com/office/2006/metadata/properties" xmlns:ns2="0a70e875-3d35-4be2-921f-7117c31bab9b" xmlns:ns3="27c1adeb-3674-457c-b08c-8a73f31b6e23" targetNamespace="http://schemas.microsoft.com/office/2006/metadata/properties" ma:root="true" ma:fieldsID="3c939c8607e2f594db8bbb23634dd059" ns2:_="" ns3:_="">
     <xsd:import namespace="0a70e875-3d35-4be2-921f-7117c31bab9b"/>
@@ -9810,15 +12019,11 @@
 </ct:contentTypeSchema>
 </file>
 
-<file path=customXml/itemProps1.xml><?xml version="1.0" encoding="utf-8"?>
-<ds:datastoreItem xmlns:ds="http://schemas.openxmlformats.org/officeDocument/2006/customXml" ds:itemID="{E35E88E2-9BCD-476E-93C8-34C638B1B6E4}">
-  <ds:schemaRefs>
-    <ds:schemaRef ds:uri="http://schemas.openxmlformats.org/officeDocument/2006/bibliography"/>
-  </ds:schemaRefs>
-</ds:datastoreItem>
+<file path=customXml/item4.xml><?xml version="1.0" encoding="utf-8"?>
+<b:Sources xmlns:b="http://schemas.openxmlformats.org/officeDocument/2006/bibliography" xmlns="http://schemas.openxmlformats.org/officeDocument/2006/bibliography" SelectedStyle="\APASixthEditionOfficeOnline.xsl" StyleName="APA" Version="6"/>
 </file>
 
-<file path=customXml/itemProps2.xml><?xml version="1.0" encoding="utf-8"?>
+<file path=customXml/itemProps1.xml><?xml version="1.0" encoding="utf-8"?>
 <ds:datastoreItem xmlns:ds="http://schemas.openxmlformats.org/officeDocument/2006/customXml" ds:itemID="{BE74C307-52FE-48C3-92C2-E1552852BAAA}">
   <ds:schemaRefs>
     <ds:schemaRef ds:uri="http://schemas.microsoft.com/sharepoint/v3/contenttype/forms"/>
@@ -9826,7 +12031,7 @@
 </ds:datastoreItem>
 </file>
 
-<file path=customXml/itemProps3.xml><?xml version="1.0" encoding="utf-8"?>
+<file path=customXml/itemProps2.xml><?xml version="1.0" encoding="utf-8"?>
 <ds:datastoreItem xmlns:ds="http://schemas.openxmlformats.org/officeDocument/2006/customXml" ds:itemID="{DB456AF2-52F5-44D8-AEC6-B5F9D96C377E}">
   <ds:schemaRefs>
     <ds:schemaRef ds:uri="http://schemas.microsoft.com/office/2006/metadata/properties"/>
@@ -9837,7 +12042,7 @@
 </ds:datastoreItem>
 </file>
 
-<file path=customXml/itemProps4.xml><?xml version="1.0" encoding="utf-8"?>
+<file path=customXml/itemProps3.xml><?xml version="1.0" encoding="utf-8"?>
 <ds:datastoreItem xmlns:ds="http://schemas.openxmlformats.org/officeDocument/2006/customXml" ds:itemID="{F8A258B0-E409-46AA-9145-FE89D94615EA}">
   <ds:schemaRefs>
     <ds:schemaRef ds:uri="http://schemas.microsoft.com/office/2006/metadata/contentType"/>
@@ -9854,4 +12059,12 @@
     <ds:schemaRef ds:uri="http://schemas.microsoft.com/internal/obd"/>
   </ds:schemaRefs>
 </ds:datastoreItem>
+</file>
+
+<file path=customXml/itemProps4.xml><?xml version="1.0" encoding="utf-8"?>
+<ds:datastoreItem xmlns:ds="http://schemas.openxmlformats.org/officeDocument/2006/customXml" ds:itemID="{E35E88E2-9BCD-476E-93C8-34C638B1B6E4}">
+  <ds:schemaRefs>
+    <ds:schemaRef ds:uri="http://schemas.openxmlformats.org/officeDocument/2006/bibliography"/>
+  </ds:schemaRefs>
+</ds:datastoreItem>
 </file>
--- a/docs/memoria/entregas/segunda_entrega/Segunda_Entrega_TFM_Joseph_Gari_Borrador_Estructurado.docx
+++ b/docs/memoria/entregas/segunda_entrega/Segunda_Entrega_TFM_Joseph_Gari_Borrador_Estructurado.docx
@@ -5583,40 +5583,13 @@
       <w:bookmarkEnd w:id="25"/>
     </w:p>
     <w:p>
-      <w:r>
-        <w:t xml:space="preserve">Dado que este TFM corresponde a un trabajo Tipo 2: Desarrollo software, el </w:t>
-      </w:r>
-      <w:proofErr w:type="spellStart"/>
-      <w:r>
-        <w:t>capitulo</w:t>
-      </w:r>
-      <w:proofErr w:type="spellEnd"/>
-      <w:r>
-        <w:t xml:space="preserve"> se organiza en tres bloques: </w:t>
-      </w:r>
-      <w:proofErr w:type="spellStart"/>
-      <w:r>
-        <w:t>identificacion</w:t>
-      </w:r>
-      <w:proofErr w:type="spellEnd"/>
-      <w:r>
-        <w:t xml:space="preserve"> de requisitos, </w:t>
-      </w:r>
-      <w:proofErr w:type="spellStart"/>
-      <w:r>
-        <w:t>descripcion</w:t>
-      </w:r>
-      <w:proofErr w:type="spellEnd"/>
-      <w:r>
-        <w:t xml:space="preserve"> de la herramienta desarrollada y </w:t>
-      </w:r>
-      <w:proofErr w:type="spellStart"/>
-      <w:r>
-        <w:t>evaluacion</w:t>
-      </w:r>
-      <w:proofErr w:type="spellEnd"/>
-      <w:r>
-        <w:t xml:space="preserve"> inicial de usabilidad y aplicabilidad.</w:t>
+      <w:pPr/>
+      <w:r>
+        <w:rPr>
+          <w:b w:val="0"/>
+          <w:i w:val="0"/>
+        </w:rPr>
+        <w:t>Dado que este TFM corresponde a un trabajo Tipo 2: Desarrollo software, el capítulo se organiza en tres bloques: identificación de requisitos, descripción de la herramienta desarrollada y evaluación inicial de usabilidad y aplicabilidad. La evidencia incorporada en esta segunda entrega procede del prototipo AURA ejecutado en navegador con tres datasets sintéticos pequeños, diseñados para activar reglas de integridad, higiene textual, inferencia de tipos y lógica de negocio.</w:t>
       </w:r>
     </w:p>
     <w:p>
@@ -5624,102 +5597,31 @@
         <w:pStyle w:val="Heading2"/>
       </w:pPr>
       <w:r>
-        <w:t xml:space="preserve"> </w:t>
-      </w:r>
-      <w:r>
-        <w:t>Identificacion de requisitos</w:t>
-      </w:r>
-    </w:p>
-    <w:p>
-      <w:r>
-        <w:t xml:space="preserve">El problema que </w:t>
-      </w:r>
-      <w:r>
-        <w:t>guía</w:t>
-      </w:r>
-      <w:r>
-        <w:t xml:space="preserve"> el desarrollo de AURA es el data </w:t>
-      </w:r>
-      <w:proofErr w:type="spellStart"/>
-      <w:r>
-        <w:t>downtime</w:t>
-      </w:r>
-      <w:proofErr w:type="spellEnd"/>
-      <w:r>
-        <w:t xml:space="preserve"> producido por </w:t>
-      </w:r>
-      <w:proofErr w:type="spellStart"/>
-      <w:r>
-        <w:t>datasets</w:t>
-      </w:r>
-      <w:proofErr w:type="spellEnd"/>
-      <w:r>
-        <w:t xml:space="preserve"> con fallos estructurales, valores inconsistentes, tipos ambiguos, datos faltantes, duplicados y reglas de negocio incumplidas. En contextos de </w:t>
-      </w:r>
-      <w:r>
-        <w:t>analítica</w:t>
-      </w:r>
-      <w:r>
-        <w:t xml:space="preserve">, </w:t>
-      </w:r>
-      <w:proofErr w:type="spellStart"/>
-      <w:r>
-        <w:t>reporting</w:t>
-      </w:r>
-      <w:proofErr w:type="spellEnd"/>
-      <w:r>
-        <w:t xml:space="preserve">, </w:t>
-      </w:r>
-      <w:r>
-        <w:t>migración</w:t>
-      </w:r>
-      <w:r>
-        <w:t xml:space="preserve"> o entrenamiento de modelos, estos defectos pueden propagarse silenciosamente y generar decisiones poco confiables.</w:t>
-      </w:r>
-    </w:p>
-    <w:p>
-      <w:r>
-        <w:t xml:space="preserve">El contexto habitual de uso es la auditoria </w:t>
-      </w:r>
-      <w:r>
-        <w:t>técnica</w:t>
-      </w:r>
-      <w:r>
-        <w:t xml:space="preserve"> de </w:t>
-      </w:r>
-      <w:proofErr w:type="spellStart"/>
-      <w:r>
-        <w:t>datasets</w:t>
-      </w:r>
-      <w:proofErr w:type="spellEnd"/>
-      <w:r>
-        <w:t xml:space="preserve"> tabulares antes de su </w:t>
-      </w:r>
-      <w:r>
-        <w:t>explotación</w:t>
-      </w:r>
-      <w:r>
-        <w:t xml:space="preserve">. Los usuarios objetivo son analistas de datos, data </w:t>
-      </w:r>
-      <w:proofErr w:type="spellStart"/>
-      <w:r>
-        <w:t>engineers</w:t>
-      </w:r>
-      <w:proofErr w:type="spellEnd"/>
-      <w:r>
-        <w:t xml:space="preserve">, auditores </w:t>
-      </w:r>
-      <w:r>
-        <w:t>técnicos</w:t>
-      </w:r>
-      <w:r>
-        <w:t xml:space="preserve"> y equipos que necesitan comprender </w:t>
-      </w:r>
-      <w:r>
-        <w:t>rápidamente</w:t>
-      </w:r>
-      <w:r>
-        <w:t xml:space="preserve"> el estado de un CSV sin construir pipelines complejos.</w:t>
+        <w:rPr>
+          <w:b w:val="0"/>
+          <w:i w:val="0"/>
+        </w:rPr>
+        <w:t>Identificación de requisitos</w:t>
+      </w:r>
+    </w:p>
+    <w:p>
+      <w:pPr/>
+      <w:r>
+        <w:rPr>
+          <w:b w:val="0"/>
+          <w:i w:val="0"/>
+        </w:rPr>
+        <w:t>El problema que guía el desarrollo de AURA es el data downtime producido por datasets con fallos estructurales, valores inconsistentes, tipos ambiguos, duplicados, placeholders, errores de formato y reglas de negocio incumplidas. En contextos reales, estos problemas suelen detectarse tarde, cuando el dataset ya se encuentra conectado a procesos analíticos, modelos predictivos o reportes de decisión.</w:t>
+      </w:r>
+    </w:p>
+    <w:p>
+      <w:pPr/>
+      <w:r>
+        <w:rPr>
+          <w:b w:val="0"/>
+          <w:i w:val="0"/>
+        </w:rPr>
+        <w:t>El contexto habitual de uso es la auditoría técnica de datasets tabulares antes de su explotación. Los usuarios objetivo son analistas de datos, data engineers, auditores técnicos y equipos que necesitan comprender rápidamente la salud estructural de un archivo CSV sin exponer el dataset crudo a servicios externos.</w:t>
       </w:r>
     </w:p>
     <w:p>
@@ -5727,52 +5629,81 @@
         <w:pStyle w:val="Heading3"/>
       </w:pPr>
       <w:r>
+        <w:rPr>
+          <w:b w:val="0"/>
+          <w:i w:val="0"/>
+        </w:rPr>
         <w:t>Requisitos funcionales</w:t>
       </w:r>
     </w:p>
     <w:p>
-      <w:r>
-        <w:t xml:space="preserve">AURA debe permitir cargar CSV, perfilar </w:t>
-      </w:r>
-      <w:proofErr w:type="spellStart"/>
-      <w:r>
-        <w:t>datasets</w:t>
-      </w:r>
-      <w:proofErr w:type="spellEnd"/>
-      <w:r>
-        <w:t xml:space="preserve">, ejecutar reglas deterministas, presentar hallazgos reproducibles, construir un paquete estructurado de evidencia, diagnosticar con LLM local o </w:t>
-      </w:r>
-      <w:proofErr w:type="spellStart"/>
-      <w:r>
-        <w:t>cloud</w:t>
-      </w:r>
-      <w:proofErr w:type="spellEnd"/>
-      <w:r>
-        <w:t xml:space="preserve">, generar scripts Python/Pandas, validar dichos scripts, habilitar </w:t>
-      </w:r>
-      <w:proofErr w:type="spellStart"/>
-      <w:r>
-        <w:t>revision</w:t>
-      </w:r>
-      <w:proofErr w:type="spellEnd"/>
-      <w:r>
-        <w:t xml:space="preserve"> humana, simular una mejora y exportar evidencia </w:t>
-      </w:r>
-      <w:proofErr w:type="spellStart"/>
-      <w:r>
-        <w:t>tecnica</w:t>
-      </w:r>
-      <w:proofErr w:type="spellEnd"/>
-      <w:r>
-        <w:t xml:space="preserve">. </w:t>
-      </w:r>
-      <w:proofErr w:type="spellStart"/>
-      <w:r>
-        <w:t>Tambien</w:t>
-      </w:r>
-      <w:proofErr w:type="spellEnd"/>
-      <w:r>
-        <w:t xml:space="preserve"> debe permitir comparar modelos LLM bajo una misma entrada experimental.</w:t>
+      <w:pPr/>
+      <w:r>
+        <w:rPr>
+          <w:b w:val="0"/>
+          <w:i w:val="0"/>
+        </w:rPr>
+        <w:t>• Cargar archivos CSV localmente desde el navegador y registrar metadatos básicos de ejecución.</w:t>
+      </w:r>
+    </w:p>
+    <w:p>
+      <w:pPr/>
+      <w:r>
+        <w:rPr>
+          <w:b w:val="0"/>
+          <w:i w:val="0"/>
+        </w:rPr>
+        <w:t>• Perfilar el dataset mediante reglas deterministas, expresiones regulares, heurística de tipos y estadística descriptiva.</w:t>
+      </w:r>
+    </w:p>
+    <w:p>
+      <w:pPr/>
+      <w:r>
+        <w:rPr>
+          <w:b w:val="0"/>
+          <w:i w:val="0"/>
+        </w:rPr>
+        <w:t>• Presentar hallazgos reproducibles con severidad, columna afectada, recuento, porcentaje y muestra de evidencia.</w:t>
+      </w:r>
+    </w:p>
+    <w:p>
+      <w:pPr/>
+      <w:r>
+        <w:rPr>
+          <w:b w:val="0"/>
+          <w:i w:val="0"/>
+        </w:rPr>
+        <w:t>• Generar un diagnóstico asistido a partir de hallazgos estructurados, sin entregar el dataset completo al modelo.</w:t>
+      </w:r>
+    </w:p>
+    <w:p>
+      <w:pPr/>
+      <w:r>
+        <w:rPr>
+          <w:b w:val="0"/>
+          <w:i w:val="0"/>
+        </w:rPr>
+        <w:t>• Generar o respaldar scripts Python/Pandas orientados a limpieza y asistencia del proceso de remediación.</w:t>
+      </w:r>
+    </w:p>
+    <w:p>
+      <w:pPr/>
+      <w:r>
+        <w:rPr>
+          <w:b w:val="0"/>
+          <w:i w:val="0"/>
+        </w:rPr>
+        <w:t>• Validar automáticamente el script antes de revisión humana, verificando columnas, cobertura de hallazgos, operaciones destructivas y uso de Pandas.</w:t>
+      </w:r>
+    </w:p>
+    <w:p>
+      <w:pPr/>
+      <w:r>
+        <w:rPr>
+          <w:b w:val="0"/>
+          <w:i w:val="0"/>
+        </w:rPr>
+        <w:t>• Exportar reporte PDF y anexos técnicos JSON/CSV para trazabilidad académica y experimental.</w:t>
       </w:r>
     </w:p>
     <w:p>
@@ -5780,39 +5711,61 @@
         <w:pStyle w:val="Heading3"/>
       </w:pPr>
       <w:r>
-        <w:lastRenderedPageBreak/>
+        <w:rPr>
+          <w:b w:val="0"/>
+          <w:i w:val="0"/>
+        </w:rPr>
         <w:t>Requisitos no funcionales</w:t>
       </w:r>
     </w:p>
     <w:p>
-      <w:r>
-        <w:t>Los requisitos no funcionales principales son: arquitectura local-</w:t>
-      </w:r>
-      <w:proofErr w:type="spellStart"/>
-      <w:r>
-        <w:t>first</w:t>
-      </w:r>
-      <w:proofErr w:type="spellEnd"/>
-      <w:r>
-        <w:t xml:space="preserve">, privacidad, reproducibilidad, trazabilidad, </w:t>
-      </w:r>
-      <w:r>
-        <w:t>minimización</w:t>
-      </w:r>
-      <w:r>
-        <w:t xml:space="preserve"> de datos, </w:t>
-      </w:r>
-      <w:r>
-        <w:t>separación</w:t>
-      </w:r>
-      <w:r>
-        <w:t xml:space="preserve"> entre evidencia e </w:t>
-      </w:r>
-      <w:r>
-        <w:t>interpretación</w:t>
-      </w:r>
-      <w:r>
-        <w:t>, transparencia para el usuario y control humano antes de acciones destructivas.</w:t>
+      <w:pPr/>
+      <w:r>
+        <w:rPr>
+          <w:b w:val="0"/>
+          <w:i w:val="0"/>
+        </w:rPr>
+        <w:t>• Privacidad desde el diseño: el archivo crudo se procesa localmente y no se envía por defecto a proveedores externos.</w:t>
+      </w:r>
+    </w:p>
+    <w:p>
+      <w:pPr/>
+      <w:r>
+        <w:rPr>
+          <w:b w:val="0"/>
+          <w:i w:val="0"/>
+        </w:rPr>
+        <w:t>• Reproducibilidad: los hallazgos del motor determinista deben depender de reglas explícitas y no de interpretación probabilística.</w:t>
+      </w:r>
+    </w:p>
+    <w:p>
+      <w:pPr/>
+      <w:r>
+        <w:rPr>
+          <w:b w:val="0"/>
+          <w:i w:val="0"/>
+        </w:rPr>
+        <w:t>• Trazabilidad: cada etapa debe indicar qué recibe, qué produce y qué evidencia deja para etapas posteriores.</w:t>
+      </w:r>
+    </w:p>
+    <w:p>
+      <w:pPr/>
+      <w:r>
+        <w:rPr>
+          <w:b w:val="0"/>
+          <w:i w:val="0"/>
+        </w:rPr>
+        <w:t>• Gobernanza HITL: los scripts generados no se aplican automáticamente; requieren revisión y aprobación humana.</w:t>
+      </w:r>
+    </w:p>
+    <w:p>
+      <w:pPr/>
+      <w:r>
+        <w:rPr>
+          <w:b w:val="0"/>
+          <w:i w:val="0"/>
+        </w:rPr>
+        <w:t>• Claridad de interfaz: la pantalla principal debe mostrar decisiones operativas, dejando los detalles exhaustivos para anexos o reportes exportables.</w:t>
       </w:r>
     </w:p>
     <w:p>
@@ -5820,52 +5773,68 @@
         <w:pStyle w:val="Heading2"/>
       </w:pPr>
       <w:r>
-        <w:t xml:space="preserve"> Descripcion de la herramienta software desarrollada</w:t>
-      </w:r>
-    </w:p>
-    <w:p>
-      <w:r>
-        <w:t xml:space="preserve">AURA se implementa como una </w:t>
-      </w:r>
-      <w:r>
-        <w:t>aplicación</w:t>
-      </w:r>
-      <w:r>
-        <w:t xml:space="preserve"> web que organiza el proceso en etapas: carga local, perfilamiento, diagnostico, </w:t>
-      </w:r>
-      <w:r>
-        <w:t>generación</w:t>
-      </w:r>
-      <w:r>
-        <w:t xml:space="preserve"> de script, </w:t>
-      </w:r>
-      <w:r>
-        <w:t>revisión</w:t>
-      </w:r>
-      <w:r>
-        <w:t xml:space="preserve"> humana, </w:t>
-      </w:r>
-      <w:r>
-        <w:t>exportación</w:t>
-      </w:r>
-      <w:r>
-        <w:t xml:space="preserve"> y laboratorio experimental. Esta estructura evita que el usuario confunda el perfil determinista del </w:t>
-      </w:r>
-      <w:proofErr w:type="spellStart"/>
-      <w:r>
-        <w:t>dataset</w:t>
-      </w:r>
-      <w:proofErr w:type="spellEnd"/>
-      <w:r>
-        <w:t xml:space="preserve"> con la </w:t>
-      </w:r>
-      <w:proofErr w:type="spellStart"/>
-      <w:r>
-        <w:t>interpretacion</w:t>
-      </w:r>
-      <w:proofErr w:type="spellEnd"/>
-      <w:r>
-        <w:t xml:space="preserve"> generada por un LLM.</w:t>
+        <w:rPr>
+          <w:b w:val="0"/>
+          <w:i w:val="0"/>
+        </w:rPr>
+        <w:t>Descripción de la herramienta software desarrollada</w:t>
+      </w:r>
+    </w:p>
+    <w:p>
+      <w:pPr/>
+      <w:r>
+        <w:rPr>
+          <w:b w:val="0"/>
+          <w:i w:val="0"/>
+        </w:rPr>
+        <w:t>AURA se implementa como una aplicación web organizada en etapas: carga local, perfilamiento determinista, diagnóstico asistido, generación de script, revisión humana, exportación y laboratorio experimental. La reorganización del flujo evita mezclar evidencia determinista con interpretación asistida, y permite que cada etapa responda a un objetivo específico del TFM.</w:t>
+      </w:r>
+    </w:p>
+    <w:p>
+      <w:pPr/>
+      <w:r>
+        <w:drawing>
+          <wp:inline xmlns:a="http://schemas.openxmlformats.org/drawingml/2006/main" xmlns:pic="http://schemas.openxmlformats.org/drawingml/2006/picture">
+            <wp:extent cx="5852160" cy="3840480"/>
+            <wp:docPr id="5127" name="Picture 5127"/>
+            <wp:cNvGraphicFramePr>
+              <a:graphicFrameLocks noChangeAspect="1"/>
+            </wp:cNvGraphicFramePr>
+            <a:graphic>
+              <a:graphicData uri="http://schemas.openxmlformats.org/drawingml/2006/picture">
+                <pic:pic>
+                  <pic:nvPicPr>
+                    <pic:cNvPr id="0" name="aura-arquitectura-flujo.png"/>
+                    <pic:cNvPicPr/>
+                  </pic:nvPicPr>
+                  <pic:blipFill>
+                    <a:blip r:embed="rId16"/>
+                    <a:stretch>
+                      <a:fillRect/>
+                    </a:stretch>
+                  </pic:blipFill>
+                  <pic:spPr>
+                    <a:xfrm>
+                      <a:off x="0" y="0"/>
+                      <a:ext cx="5852160" cy="3840480"/>
+                    </a:xfrm>
+                    <a:prstGeom prst="rect"/>
+                  </pic:spPr>
+                </pic:pic>
+              </a:graphicData>
+            </a:graphic>
+          </wp:inline>
+        </w:drawing>
+      </w:r>
+    </w:p>
+    <w:p>
+      <w:pPr/>
+      <w:r>
+        <w:rPr>
+          <w:b w:val="0"/>
+          <w:i/>
+        </w:rPr>
+        <w:t>Figura 5.1. Arquitectura funcional local-first de AURA y trazabilidad con los objetivos específicos.</w:t>
       </w:r>
     </w:p>
     <w:p>
@@ -5873,106 +5842,61 @@
         <w:pStyle w:val="Heading3"/>
       </w:pPr>
       <w:r>
+        <w:rPr>
+          <w:b w:val="0"/>
+          <w:i w:val="0"/>
+        </w:rPr>
         <w:t>Proceso de desarrollo, fases e hitos</w:t>
       </w:r>
     </w:p>
     <w:p>
-      <w:r>
-        <w:t xml:space="preserve">El desarrollo se ha realizado de forma incremental. Primero se </w:t>
-      </w:r>
-      <w:r>
-        <w:t>implementó</w:t>
-      </w:r>
-      <w:r>
-        <w:t xml:space="preserve"> la lectura local de CSV y el perfilamiento del </w:t>
-      </w:r>
-      <w:proofErr w:type="spellStart"/>
-      <w:r>
-        <w:t>dataset</w:t>
-      </w:r>
-      <w:proofErr w:type="spellEnd"/>
-      <w:r>
-        <w:t xml:space="preserve">. </w:t>
-      </w:r>
-      <w:proofErr w:type="spellStart"/>
-      <w:r>
-        <w:t>Despues</w:t>
-      </w:r>
-      <w:proofErr w:type="spellEnd"/>
-      <w:r>
-        <w:t xml:space="preserve"> se </w:t>
-      </w:r>
-      <w:proofErr w:type="spellStart"/>
-      <w:r>
-        <w:t>incorporo</w:t>
-      </w:r>
-      <w:proofErr w:type="spellEnd"/>
-      <w:r>
-        <w:t xml:space="preserve"> el motor determinista con reglas, expresiones regulares, </w:t>
-      </w:r>
-      <w:proofErr w:type="spellStart"/>
-      <w:r>
-        <w:t>heuristicas</w:t>
-      </w:r>
-      <w:proofErr w:type="spellEnd"/>
-      <w:r>
-        <w:t xml:space="preserve"> de tipos y </w:t>
-      </w:r>
-      <w:proofErr w:type="spellStart"/>
-      <w:r>
-        <w:t>estadistica</w:t>
-      </w:r>
-      <w:proofErr w:type="spellEnd"/>
-      <w:r>
-        <w:t xml:space="preserve"> descriptiva. Posteriormente se </w:t>
-      </w:r>
-      <w:proofErr w:type="spellStart"/>
-      <w:r>
-        <w:t>agrego</w:t>
-      </w:r>
-      <w:proofErr w:type="spellEnd"/>
-      <w:r>
-        <w:t xml:space="preserve"> el paquete estructurado de hallazgos, la etapa LLM, la </w:t>
-      </w:r>
-      <w:proofErr w:type="spellStart"/>
-      <w:r>
-        <w:t>generacion</w:t>
-      </w:r>
-      <w:proofErr w:type="spellEnd"/>
-      <w:r>
-        <w:t xml:space="preserve"> de scripts, la </w:t>
-      </w:r>
-      <w:proofErr w:type="spellStart"/>
-      <w:r>
-        <w:t>validacion</w:t>
-      </w:r>
-      <w:proofErr w:type="spellEnd"/>
-      <w:r>
-        <w:t xml:space="preserve"> </w:t>
-      </w:r>
-      <w:proofErr w:type="spellStart"/>
-      <w:r>
-        <w:t>automatica</w:t>
-      </w:r>
-      <w:proofErr w:type="spellEnd"/>
-      <w:r>
-        <w:t xml:space="preserve">, la </w:t>
-      </w:r>
-      <w:proofErr w:type="spellStart"/>
-      <w:r>
-        <w:t>revision</w:t>
-      </w:r>
-      <w:proofErr w:type="spellEnd"/>
-      <w:r>
-        <w:t xml:space="preserve"> humana y el laboratorio experimental local/</w:t>
-      </w:r>
-      <w:proofErr w:type="spellStart"/>
-      <w:r>
-        <w:t>cloud</w:t>
-      </w:r>
-      <w:proofErr w:type="spellEnd"/>
-      <w:r>
-        <w:t>.</w:t>
+      <w:pPr/>
+      <w:r>
+        <w:rPr>
+          <w:b w:val="0"/>
+          <w:i w:val="0"/>
+        </w:rPr>
+        <w:t>• Fase 1: entrada local-first y perfilamiento inicial del CSV en el navegador.</w:t>
+      </w:r>
+    </w:p>
+    <w:p>
+      <w:pPr/>
+      <w:r>
+        <w:rPr>
+          <w:b w:val="0"/>
+          <w:i w:val="0"/>
+        </w:rPr>
+        <w:t>• Fase 2: motor determinista con reglas explícitas, expresiones regulares, heurística de tipos y estadística descriptiva.</w:t>
+      </w:r>
+    </w:p>
+    <w:p>
+      <w:pPr/>
+      <w:r>
+        <w:rPr>
+          <w:b w:val="0"/>
+          <w:i w:val="0"/>
+        </w:rPr>
+        <w:t>• Fase 3: diagnóstico asistido sobre hallazgos estructurados, separando interpretación de evidencia primaria.</w:t>
+      </w:r>
+    </w:p>
+    <w:p>
+      <w:pPr/>
+      <w:r>
+        <w:rPr>
+          <w:b w:val="0"/>
+          <w:i w:val="0"/>
+        </w:rPr>
+        <w:t>• Fase 4: generación de script Python/Pandas con respaldo determinista si el proveedor LLM no devuelve salida estructurada.</w:t>
+      </w:r>
+    </w:p>
+    <w:p>
+      <w:pPr/>
+      <w:r>
+        <w:rPr>
+          <w:b w:val="0"/>
+          <w:i w:val="0"/>
+        </w:rPr>
+        <w:t>• Fase 5: revisión humana, simulación y exportación de evidencia para anexar al TFM.</w:t>
       </w:r>
     </w:p>
     <w:p>
@@ -5980,81 +5904,81 @@
         <w:pStyle w:val="Heading3"/>
       </w:pPr>
       <w:r>
-        <w:t>5.2.2 Arquitectura de cuatro capas</w:t>
-      </w:r>
-    </w:p>
-    <w:p>
-      <w:r>
-        <w:t>La arquitectura se organiza en cuatro capas: Capa 0 local-</w:t>
-      </w:r>
-      <w:proofErr w:type="spellStart"/>
-      <w:r>
-        <w:t>first</w:t>
-      </w:r>
-      <w:proofErr w:type="spellEnd"/>
-      <w:r>
-        <w:t xml:space="preserve">, responsable de cargar y procesar datos en el navegador; Capa 1 determinista, responsable del perfilamiento y hallazgos reproducibles; Capa 2 cognitiva, responsable de </w:t>
-      </w:r>
-      <w:proofErr w:type="spellStart"/>
-      <w:r>
-        <w:t>diagnostico</w:t>
-      </w:r>
-      <w:proofErr w:type="spellEnd"/>
-      <w:r>
-        <w:t xml:space="preserve"> y </w:t>
-      </w:r>
-      <w:proofErr w:type="spellStart"/>
-      <w:r>
-        <w:t>generacion</w:t>
-      </w:r>
-      <w:proofErr w:type="spellEnd"/>
-      <w:r>
-        <w:t xml:space="preserve"> de scripts con LLM; y Capa 3 de gobernanza, responsable de </w:t>
-      </w:r>
-      <w:proofErr w:type="spellStart"/>
-      <w:r>
-        <w:t>revision</w:t>
-      </w:r>
-      <w:proofErr w:type="spellEnd"/>
-      <w:r>
-        <w:t xml:space="preserve"> humana, </w:t>
-      </w:r>
-      <w:proofErr w:type="spellStart"/>
-      <w:r>
-        <w:t>exportacion</w:t>
-      </w:r>
-      <w:proofErr w:type="spellEnd"/>
-      <w:r>
-        <w:t xml:space="preserve">, </w:t>
-      </w:r>
-      <w:proofErr w:type="spellStart"/>
-      <w:r>
-        <w:t>simulacion</w:t>
-      </w:r>
-      <w:proofErr w:type="spellEnd"/>
-      <w:r>
-        <w:t xml:space="preserve"> y </w:t>
-      </w:r>
-      <w:proofErr w:type="spellStart"/>
-      <w:r>
-        <w:t>comparacion</w:t>
-      </w:r>
-      <w:proofErr w:type="spellEnd"/>
-      <w:r>
-        <w:t xml:space="preserve"> experimental.</w:t>
-      </w:r>
-    </w:p>
-    <w:p>
-      <w:r>
-        <w:t xml:space="preserve">En el documento final deben insertarse diagramas de esta arquitectura y capturas de pantalla de las etapas principales: carga, Perfilar, hallazgos, paquete estructurado, Diagnostico, Script, </w:t>
-      </w:r>
-      <w:proofErr w:type="spellStart"/>
-      <w:r>
-        <w:t>Revision</w:t>
-      </w:r>
-      <w:proofErr w:type="spellEnd"/>
-      <w:r>
-        <w:t>, Exportar y Laboratorio experimental.</w:t>
+        <w:rPr>
+          <w:b w:val="0"/>
+          <w:i w:val="0"/>
+        </w:rPr>
+        <w:t>Componentes técnicos principales</w:t>
+      </w:r>
+    </w:p>
+    <w:p>
+      <w:pPr/>
+      <w:r>
+        <w:rPr>
+          <w:b w:val="0"/>
+          <w:i w:val="0"/>
+        </w:rPr>
+        <w:t>• csvService.ts: lectura y parsing local del CSV.</w:t>
+      </w:r>
+    </w:p>
+    <w:p>
+      <w:pPr/>
+      <w:r>
+        <w:rPr>
+          <w:b w:val="0"/>
+          <w:i w:val="0"/>
+        </w:rPr>
+        <w:t>• auditEngine.ts: motor de auditoría determinista y generación de hallazgos reproducibles.</w:t>
+      </w:r>
+    </w:p>
+    <w:p>
+      <w:pPr/>
+      <w:r>
+        <w:rPr>
+          <w:b w:val="0"/>
+          <w:i w:val="0"/>
+        </w:rPr>
+        <w:t>• executionEvidence.ts: fingerprint del dataset y trazas de ejecución.</w:t>
+      </w:r>
+    </w:p>
+    <w:p>
+      <w:pPr/>
+      <w:r>
+        <w:rPr>
+          <w:b w:val="0"/>
+          <w:i w:val="0"/>
+        </w:rPr>
+        <w:t>• DiagnosisStep.tsx: etapa de diagnóstico asistido basada en hallazgos estructurados.</w:t>
+      </w:r>
+    </w:p>
+    <w:p>
+      <w:pPr/>
+      <w:r>
+        <w:rPr>
+          <w:b w:val="0"/>
+          <w:i w:val="0"/>
+        </w:rPr>
+        <w:t>• deterministicScriptBuilder.ts: respaldo determinista para generar scripts Pandas cuando el proveedor no entrega JSON válido.</w:t>
+      </w:r>
+    </w:p>
+    <w:p>
+      <w:pPr/>
+      <w:r>
+        <w:rPr>
+          <w:b w:val="0"/>
+          <w:i w:val="0"/>
+        </w:rPr>
+        <w:t>• scriptValidationService.ts: validación de columnas, operaciones destructivas, cobertura de hallazgos y revisión humana.</w:t>
+      </w:r>
+    </w:p>
+    <w:p>
+      <w:pPr/>
+      <w:r>
+        <w:rPr>
+          <w:b w:val="0"/>
+          <w:i w:val="0"/>
+        </w:rPr>
+        <w:t>• ReviewStep.tsx y ScriptReview.tsx: revisión HITL, edición, aprobación y simulación segura.</w:t>
       </w:r>
     </w:p>
     <w:p>
@@ -6062,133 +5986,533 @@
         <w:pStyle w:val="Heading3"/>
       </w:pPr>
       <w:r>
-        <w:t xml:space="preserve">5.2.3 Componentes </w:t>
-      </w:r>
-      <w:proofErr w:type="spellStart"/>
-      <w:r>
-        <w:t>tecnicos</w:t>
-      </w:r>
-      <w:proofErr w:type="spellEnd"/>
-      <w:r>
-        <w:t xml:space="preserve"> principales</w:t>
-      </w:r>
-    </w:p>
-    <w:p>
-      <w:r>
-        <w:t xml:space="preserve">Los componentes principales son: </w:t>
-      </w:r>
-      <w:proofErr w:type="spellStart"/>
-      <w:r>
-        <w:t>csvService.ts</w:t>
-      </w:r>
-      <w:proofErr w:type="spellEnd"/>
-      <w:r>
-        <w:t xml:space="preserve"> para </w:t>
-      </w:r>
-      <w:proofErr w:type="spellStart"/>
-      <w:r>
-        <w:t>parsing</w:t>
-      </w:r>
-      <w:proofErr w:type="spellEnd"/>
-      <w:r>
-        <w:t xml:space="preserve"> local; </w:t>
-      </w:r>
-      <w:proofErr w:type="spellStart"/>
-      <w:r>
-        <w:t>auditEngine.ts</w:t>
-      </w:r>
-      <w:proofErr w:type="spellEnd"/>
-      <w:r>
-        <w:t xml:space="preserve"> para auditoria determinista; </w:t>
-      </w:r>
-      <w:proofErr w:type="spellStart"/>
-      <w:r>
-        <w:t>executionEvidence.ts</w:t>
-      </w:r>
-      <w:proofErr w:type="spellEnd"/>
-      <w:r>
-        <w:t xml:space="preserve"> para </w:t>
-      </w:r>
-      <w:proofErr w:type="spellStart"/>
-      <w:r>
-        <w:t>fingerprint</w:t>
-      </w:r>
-      <w:proofErr w:type="spellEnd"/>
-      <w:r>
-        <w:t xml:space="preserve"> y trazas; </w:t>
-      </w:r>
-      <w:proofErr w:type="spellStart"/>
-      <w:r>
-        <w:t>prompts.ts</w:t>
-      </w:r>
-      <w:proofErr w:type="spellEnd"/>
-      <w:r>
-        <w:t xml:space="preserve"> para construir la entrada estructurada; </w:t>
-      </w:r>
-      <w:proofErr w:type="spellStart"/>
-      <w:r>
-        <w:t>DiagnosisStep.tsx</w:t>
-      </w:r>
-      <w:proofErr w:type="spellEnd"/>
-      <w:r>
-        <w:t xml:space="preserve"> para diagnostico asistido; </w:t>
-      </w:r>
-      <w:proofErr w:type="spellStart"/>
-      <w:r>
-        <w:lastRenderedPageBreak/>
-        <w:t>ScriptGenerationStep.tsx</w:t>
-      </w:r>
-      <w:proofErr w:type="spellEnd"/>
-      <w:r>
-        <w:t xml:space="preserve"> para </w:t>
-      </w:r>
-      <w:proofErr w:type="spellStart"/>
-      <w:r>
-        <w:t>generacion</w:t>
-      </w:r>
-      <w:proofErr w:type="spellEnd"/>
-      <w:r>
-        <w:t xml:space="preserve"> de scripts; </w:t>
-      </w:r>
-      <w:proofErr w:type="spellStart"/>
-      <w:r>
-        <w:t>scriptValidationService.ts</w:t>
-      </w:r>
-      <w:proofErr w:type="spellEnd"/>
-      <w:r>
-        <w:t xml:space="preserve"> para </w:t>
-      </w:r>
-      <w:proofErr w:type="spellStart"/>
-      <w:r>
-        <w:t>validacion</w:t>
-      </w:r>
-      <w:proofErr w:type="spellEnd"/>
-      <w:r>
-        <w:t xml:space="preserve">; </w:t>
-      </w:r>
-      <w:proofErr w:type="spellStart"/>
-      <w:r>
-        <w:t>ReviewStep.tsx</w:t>
-      </w:r>
-      <w:proofErr w:type="spellEnd"/>
-      <w:r>
-        <w:t xml:space="preserve"> para HITL; y </w:t>
-      </w:r>
-      <w:proofErr w:type="spellStart"/>
-      <w:r>
-        <w:t>BenchmarkLab.tsx</w:t>
-      </w:r>
-      <w:proofErr w:type="spellEnd"/>
-      <w:r>
-        <w:t xml:space="preserve"> para </w:t>
-      </w:r>
-      <w:proofErr w:type="spellStart"/>
-      <w:r>
-        <w:t>comparacion</w:t>
-      </w:r>
-      <w:proofErr w:type="spellEnd"/>
-      <w:r>
-        <w:t xml:space="preserve"> experimental.</w:t>
+        <w:rPr>
+          <w:b w:val="0"/>
+          <w:i w:val="0"/>
+        </w:rPr>
+        <w:t>Evidencia de funcionamiento con datasets sintéticos</w:t>
+      </w:r>
+    </w:p>
+    <w:p>
+      <w:pPr/>
+      <w:r>
+        <w:rPr>
+          <w:b w:val="0"/>
+          <w:i w:val="0"/>
+        </w:rPr>
+        <w:t>Para esta entrega se ejecutó AURA con tres datasets pequeños incluidos en el repositorio: clientes_sucio.csv, inventario_sucio.csv y operaciones_sucio.csv. Estos datasets activan reglas de duplicados, placeholders, espacios, formatos inválidos, tipos disfrazados y coherencia temporal.</w:t>
+      </w:r>
+    </w:p>
+    <w:tbl>
+      <w:tblPr>
+        <w:tblStyle w:val="TableGrid"/>
+        <w:tblW w:type="auto" w:w="0"/>
+        <w:tblLook w:firstColumn="1" w:firstRow="1" w:lastColumn="0" w:lastRow="0" w:noHBand="0" w:noVBand="1" w:val="04A0"/>
+      </w:tblPr>
+      <w:tblGrid>
+        <w:gridCol w:w="1814"/>
+        <w:gridCol w:w="1814"/>
+        <w:gridCol w:w="1814"/>
+        <w:gridCol w:w="1814"/>
+        <w:gridCol w:w="1814"/>
+      </w:tblGrid>
+      <w:tr>
+        <w:tc>
+          <w:tcPr>
+            <w:tcW w:type="dxa" w:w="1814"/>
+          </w:tcPr>
+          <w:p>
+            <w:r>
+              <w:t>Dataset</w:t>
+            </w:r>
+          </w:p>
+        </w:tc>
+        <w:tc>
+          <w:tcPr>
+            <w:tcW w:type="dxa" w:w="1814"/>
+          </w:tcPr>
+          <w:p>
+            <w:r>
+              <w:t>Filas</w:t>
+            </w:r>
+          </w:p>
+        </w:tc>
+        <w:tc>
+          <w:tcPr>
+            <w:tcW w:type="dxa" w:w="1814"/>
+          </w:tcPr>
+          <w:p>
+            <w:r>
+              <w:t>Columnas</w:t>
+            </w:r>
+          </w:p>
+        </w:tc>
+        <w:tc>
+          <w:tcPr>
+            <w:tcW w:type="dxa" w:w="1814"/>
+          </w:tcPr>
+          <w:p>
+            <w:r>
+              <w:t>Hallazgos</w:t>
+            </w:r>
+          </w:p>
+        </w:tc>
+        <w:tc>
+          <w:tcPr>
+            <w:tcW w:type="dxa" w:w="1814"/>
+          </w:tcPr>
+          <w:p>
+            <w:r>
+              <w:t>Score</w:t>
+            </w:r>
+          </w:p>
+        </w:tc>
+      </w:tr>
+      <w:tr>
+        <w:tc>
+          <w:tcPr>
+            <w:tcW w:type="dxa" w:w="1814"/>
+          </w:tcPr>
+          <w:p>
+            <w:r>
+              <w:t>clientes_sucio.csv</w:t>
+            </w:r>
+          </w:p>
+        </w:tc>
+        <w:tc>
+          <w:tcPr>
+            <w:tcW w:type="dxa" w:w="1814"/>
+          </w:tcPr>
+          <w:p>
+            <w:r>
+              <w:t>6</w:t>
+            </w:r>
+          </w:p>
+        </w:tc>
+        <w:tc>
+          <w:tcPr>
+            <w:tcW w:type="dxa" w:w="1814"/>
+          </w:tcPr>
+          <w:p>
+            <w:r>
+              <w:t>5</w:t>
+            </w:r>
+          </w:p>
+        </w:tc>
+        <w:tc>
+          <w:tcPr>
+            <w:tcW w:type="dxa" w:w="1814"/>
+          </w:tcPr>
+          <w:p>
+            <w:r>
+              <w:t>7</w:t>
+            </w:r>
+          </w:p>
+        </w:tc>
+        <w:tc>
+          <w:tcPr>
+            <w:tcW w:type="dxa" w:w="1814"/>
+          </w:tcPr>
+          <w:p>
+            <w:r>
+              <w:t>18/100</w:t>
+            </w:r>
+          </w:p>
+        </w:tc>
+      </w:tr>
+      <w:tr>
+        <w:tc>
+          <w:tcPr>
+            <w:tcW w:type="dxa" w:w="1814"/>
+          </w:tcPr>
+          <w:p>
+            <w:r>
+              <w:t>inventario_sucio.csv</w:t>
+            </w:r>
+          </w:p>
+        </w:tc>
+        <w:tc>
+          <w:tcPr>
+            <w:tcW w:type="dxa" w:w="1814"/>
+          </w:tcPr>
+          <w:p>
+            <w:r>
+              <w:t>6</w:t>
+            </w:r>
+          </w:p>
+        </w:tc>
+        <w:tc>
+          <w:tcPr>
+            <w:tcW w:type="dxa" w:w="1814"/>
+          </w:tcPr>
+          <w:p>
+            <w:r>
+              <w:t>6</w:t>
+            </w:r>
+          </w:p>
+        </w:tc>
+        <w:tc>
+          <w:tcPr>
+            <w:tcW w:type="dxa" w:w="1814"/>
+          </w:tcPr>
+          <w:p>
+            <w:r>
+              <w:t>8</w:t>
+            </w:r>
+          </w:p>
+        </w:tc>
+        <w:tc>
+          <w:tcPr>
+            <w:tcW w:type="dxa" w:w="1814"/>
+          </w:tcPr>
+          <w:p>
+            <w:r>
+              <w:t>15/100</w:t>
+            </w:r>
+          </w:p>
+        </w:tc>
+      </w:tr>
+      <w:tr>
+        <w:tc>
+          <w:tcPr>
+            <w:tcW w:type="dxa" w:w="1814"/>
+          </w:tcPr>
+          <w:p>
+            <w:r>
+              <w:t>operaciones_sucio.csv</w:t>
+            </w:r>
+          </w:p>
+        </w:tc>
+        <w:tc>
+          <w:tcPr>
+            <w:tcW w:type="dxa" w:w="1814"/>
+          </w:tcPr>
+          <w:p>
+            <w:r>
+              <w:t>6</w:t>
+            </w:r>
+          </w:p>
+        </w:tc>
+        <w:tc>
+          <w:tcPr>
+            <w:tcW w:type="dxa" w:w="1814"/>
+          </w:tcPr>
+          <w:p>
+            <w:r>
+              <w:t>6</w:t>
+            </w:r>
+          </w:p>
+        </w:tc>
+        <w:tc>
+          <w:tcPr>
+            <w:tcW w:type="dxa" w:w="1814"/>
+          </w:tcPr>
+          <w:p>
+            <w:r>
+              <w:t>8</w:t>
+            </w:r>
+          </w:p>
+        </w:tc>
+        <w:tc>
+          <w:tcPr>
+            <w:tcW w:type="dxa" w:w="1814"/>
+          </w:tcPr>
+          <w:p>
+            <w:r>
+              <w:t>24/100</w:t>
+            </w:r>
+          </w:p>
+        </w:tc>
+      </w:tr>
+    </w:tbl>
+    <w:p>
+      <w:r>
+        <w:rPr>
+          <w:i/>
+        </w:rPr>
+        <w:t>Tabla 5.1. Resultados observados durante la ejecución de AURA con tres datasets sintéticos de prueba.</w:t>
+      </w:r>
+    </w:p>
+    <w:p>
+      <w:pPr/>
+      <w:r>
+        <w:drawing>
+          <wp:inline xmlns:a="http://schemas.openxmlformats.org/drawingml/2006/main" xmlns:pic="http://schemas.openxmlformats.org/drawingml/2006/picture">
+            <wp:extent cx="5852160" cy="3706368"/>
+            <wp:docPr id="5128" name="Picture 5128"/>
+            <wp:cNvGraphicFramePr>
+              <a:graphicFrameLocks noChangeAspect="1"/>
+            </wp:cNvGraphicFramePr>
+            <a:graphic>
+              <a:graphicData uri="http://schemas.openxmlformats.org/drawingml/2006/picture">
+                <pic:pic>
+                  <pic:nvPicPr>
+                    <pic:cNvPr id="0" name="aura-clientes-perfil.png"/>
+                    <pic:cNvPicPr/>
+                  </pic:nvPicPr>
+                  <pic:blipFill>
+                    <a:blip r:embed="rId17"/>
+                    <a:stretch>
+                      <a:fillRect/>
+                    </a:stretch>
+                  </pic:blipFill>
+                  <pic:spPr>
+                    <a:xfrm>
+                      <a:off x="0" y="0"/>
+                      <a:ext cx="5852160" cy="3706368"/>
+                    </a:xfrm>
+                    <a:prstGeom prst="rect"/>
+                  </pic:spPr>
+                </pic:pic>
+              </a:graphicData>
+            </a:graphic>
+          </wp:inline>
+        </w:drawing>
+      </w:r>
+    </w:p>
+    <w:p>
+      <w:pPr/>
+      <w:r>
+        <w:rPr>
+          <w:b w:val="0"/>
+          <w:i/>
+        </w:rPr>
+        <w:t>Figura 5.2. Perfilamiento del dataset clientes_sucio.csv: caracterización, reglas activadas y salida estructurada.</w:t>
+      </w:r>
+    </w:p>
+    <w:p>
+      <w:pPr/>
+      <w:r>
+        <w:drawing>
+          <wp:inline xmlns:a="http://schemas.openxmlformats.org/drawingml/2006/main" xmlns:pic="http://schemas.openxmlformats.org/drawingml/2006/picture">
+            <wp:extent cx="5852160" cy="3706368"/>
+            <wp:docPr id="5129" name="Picture 5129"/>
+            <wp:cNvGraphicFramePr>
+              <a:graphicFrameLocks noChangeAspect="1"/>
+            </wp:cNvGraphicFramePr>
+            <a:graphic>
+              <a:graphicData uri="http://schemas.openxmlformats.org/drawingml/2006/picture">
+                <pic:pic>
+                  <pic:nvPicPr>
+                    <pic:cNvPr id="0" name="aura-inventario-perfil.png"/>
+                    <pic:cNvPicPr/>
+                  </pic:nvPicPr>
+                  <pic:blipFill>
+                    <a:blip r:embed="rId18"/>
+                    <a:stretch>
+                      <a:fillRect/>
+                    </a:stretch>
+                  </pic:blipFill>
+                  <pic:spPr>
+                    <a:xfrm>
+                      <a:off x="0" y="0"/>
+                      <a:ext cx="5852160" cy="3706368"/>
+                    </a:xfrm>
+                    <a:prstGeom prst="rect"/>
+                  </pic:spPr>
+                </pic:pic>
+              </a:graphicData>
+            </a:graphic>
+          </wp:inline>
+        </w:drawing>
+      </w:r>
+    </w:p>
+    <w:p>
+      <w:pPr/>
+      <w:r>
+        <w:rPr>
+          <w:b w:val="0"/>
+          <w:i/>
+        </w:rPr>
+        <w:t>Figura 5.3. Perfilamiento del dataset inventario_sucio.csv con hallazgos de integridad, tipos y placeholders.</w:t>
+      </w:r>
+    </w:p>
+    <w:p>
+      <w:pPr/>
+      <w:r>
+        <w:drawing>
+          <wp:inline xmlns:a="http://schemas.openxmlformats.org/drawingml/2006/main" xmlns:pic="http://schemas.openxmlformats.org/drawingml/2006/picture">
+            <wp:extent cx="5852160" cy="3706368"/>
+            <wp:docPr id="5130" name="Picture 5130"/>
+            <wp:cNvGraphicFramePr>
+              <a:graphicFrameLocks noChangeAspect="1"/>
+            </wp:cNvGraphicFramePr>
+            <a:graphic>
+              <a:graphicData uri="http://schemas.openxmlformats.org/drawingml/2006/picture">
+                <pic:pic>
+                  <pic:nvPicPr>
+                    <pic:cNvPr id="0" name="aura-operaciones-perfil.png"/>
+                    <pic:cNvPicPr/>
+                  </pic:nvPicPr>
+                  <pic:blipFill>
+                    <a:blip r:embed="rId19"/>
+                    <a:stretch>
+                      <a:fillRect/>
+                    </a:stretch>
+                  </pic:blipFill>
+                  <pic:spPr>
+                    <a:xfrm>
+                      <a:off x="0" y="0"/>
+                      <a:ext cx="5852160" cy="3706368"/>
+                    </a:xfrm>
+                    <a:prstGeom prst="rect"/>
+                  </pic:spPr>
+                </pic:pic>
+              </a:graphicData>
+            </a:graphic>
+          </wp:inline>
+        </w:drawing>
+      </w:r>
+    </w:p>
+    <w:p>
+      <w:pPr/>
+      <w:r>
+        <w:rPr>
+          <w:b w:val="0"/>
+          <w:i/>
+        </w:rPr>
+        <w:t>Figura 5.4. Perfilamiento del dataset operaciones_sucio.csv con problemas temporales, duplicados y formatos inválidos.</w:t>
+      </w:r>
+    </w:p>
+    <w:p>
+      <w:pPr/>
+      <w:r>
+        <w:drawing>
+          <wp:inline xmlns:a="http://schemas.openxmlformats.org/drawingml/2006/main" xmlns:pic="http://schemas.openxmlformats.org/drawingml/2006/picture">
+            <wp:extent cx="5852160" cy="3706368"/>
+            <wp:docPr id="5131" name="Picture 5131"/>
+            <wp:cNvGraphicFramePr>
+              <a:graphicFrameLocks noChangeAspect="1"/>
+            </wp:cNvGraphicFramePr>
+            <a:graphic>
+              <a:graphicData uri="http://schemas.openxmlformats.org/drawingml/2006/picture">
+                <pic:pic>
+                  <pic:nvPicPr>
+                    <pic:cNvPr id="0" name="aura-clientes-diagnostico.png"/>
+                    <pic:cNvPicPr/>
+                  </pic:nvPicPr>
+                  <pic:blipFill>
+                    <a:blip r:embed="rId20"/>
+                    <a:stretch>
+                      <a:fillRect/>
+                    </a:stretch>
+                  </pic:blipFill>
+                  <pic:spPr>
+                    <a:xfrm>
+                      <a:off x="0" y="0"/>
+                      <a:ext cx="5852160" cy="3706368"/>
+                    </a:xfrm>
+                    <a:prstGeom prst="rect"/>
+                  </pic:spPr>
+                </pic:pic>
+              </a:graphicData>
+            </a:graphic>
+          </wp:inline>
+        </w:drawing>
+      </w:r>
+    </w:p>
+    <w:p>
+      <w:pPr/>
+      <w:r>
+        <w:rPr>
+          <w:b w:val="0"/>
+          <w:i/>
+        </w:rPr>
+        <w:t>Figura 5.5. Etapa de diagnóstico asistido: contrato de entrada, problema observado y modo de ejecución.</w:t>
+      </w:r>
+    </w:p>
+    <w:p>
+      <w:pPr/>
+      <w:r>
+        <w:drawing>
+          <wp:inline xmlns:a="http://schemas.openxmlformats.org/drawingml/2006/main" xmlns:pic="http://schemas.openxmlformats.org/drawingml/2006/picture">
+            <wp:extent cx="5852160" cy="3706368"/>
+            <wp:docPr id="5132" name="Picture 5132"/>
+            <wp:cNvGraphicFramePr>
+              <a:graphicFrameLocks noChangeAspect="1"/>
+            </wp:cNvGraphicFramePr>
+            <a:graphic>
+              <a:graphicData uri="http://schemas.openxmlformats.org/drawingml/2006/picture">
+                <pic:pic>
+                  <pic:nvPicPr>
+                    <pic:cNvPr id="0" name="aura-clientes-script.png"/>
+                    <pic:cNvPicPr/>
+                  </pic:nvPicPr>
+                  <pic:blipFill>
+                    <a:blip r:embed="rId21"/>
+                    <a:stretch>
+                      <a:fillRect/>
+                    </a:stretch>
+                  </pic:blipFill>
+                  <pic:spPr>
+                    <a:xfrm>
+                      <a:off x="0" y="0"/>
+                      <a:ext cx="5852160" cy="3706368"/>
+                    </a:xfrm>
+                    <a:prstGeom prst="rect"/>
+                  </pic:spPr>
+                </pic:pic>
+              </a:graphicData>
+            </a:graphic>
+          </wp:inline>
+        </w:drawing>
+      </w:r>
+    </w:p>
+    <w:p>
+      <w:pPr/>
+      <w:r>
+        <w:rPr>
+          <w:b w:val="0"/>
+          <w:i/>
+        </w:rPr>
+        <w:t>Figura 5.6. Generación de script de asistencia con respaldo determinista y matriz de validación automática.</w:t>
+      </w:r>
+    </w:p>
+    <w:p>
+      <w:pPr/>
+      <w:r>
+        <w:drawing>
+          <wp:inline xmlns:a="http://schemas.openxmlformats.org/drawingml/2006/main" xmlns:pic="http://schemas.openxmlformats.org/drawingml/2006/picture">
+            <wp:extent cx="5852160" cy="3706368"/>
+            <wp:docPr id="5133" name="Picture 5133"/>
+            <wp:cNvGraphicFramePr>
+              <a:graphicFrameLocks noChangeAspect="1"/>
+            </wp:cNvGraphicFramePr>
+            <a:graphic>
+              <a:graphicData uri="http://schemas.openxmlformats.org/drawingml/2006/picture">
+                <pic:pic>
+                  <pic:nvPicPr>
+                    <pic:cNvPr id="0" name="aura-clientes-revision.png"/>
+                    <pic:cNvPicPr/>
+                  </pic:nvPicPr>
+                  <pic:blipFill>
+                    <a:blip r:embed="rId22"/>
+                    <a:stretch>
+                      <a:fillRect/>
+                    </a:stretch>
+                  </pic:blipFill>
+                  <pic:spPr>
+                    <a:xfrm>
+                      <a:off x="0" y="0"/>
+                      <a:ext cx="5852160" cy="3706368"/>
+                    </a:xfrm>
+                    <a:prstGeom prst="rect"/>
+                  </pic:spPr>
+                </pic:pic>
+              </a:graphicData>
+            </a:graphic>
+          </wp:inline>
+        </w:drawing>
+      </w:r>
+    </w:p>
+    <w:p>
+      <w:pPr/>
+      <w:r>
+        <w:rPr>
+          <w:b w:val="0"/>
+          <w:i/>
+        </w:rPr>
+        <w:t>Figura 5.7. Revisión humana del script, decisión de aprobación y preparación para simulación.</w:t>
       </w:r>
     </w:p>
     <w:p>
@@ -6196,7 +6520,21 @@
         <w:pStyle w:val="Heading2"/>
       </w:pPr>
       <w:r>
-        <w:t>Evaluacion</w:t>
+        <w:rPr>
+          <w:b w:val="0"/>
+          <w:i w:val="0"/>
+        </w:rPr>
+        <w:t>Evaluación</w:t>
+      </w:r>
+    </w:p>
+    <w:p>
+      <w:pPr/>
+      <w:r>
+        <w:rPr>
+          <w:b w:val="0"/>
+          <w:i w:val="0"/>
+        </w:rPr>
+        <w:t>La evaluación preliminar se centra en dos dimensiones: aplicabilidad técnica y usabilidad del flujo. La aplicabilidad técnica se observa en la capacidad del motor para activar hallazgos reproducibles sobre datasets controlados y en la capacidad del sistema para transformar esos hallazgos en una entrada estructurada para diagnóstico y script. La usabilidad se evalúa mediante la claridad de las etapas y la separación entre perfilamiento, interpretación, script, revisión y exportación.</w:t>
       </w:r>
     </w:p>
     <w:p>
@@ -6204,105 +6542,21 @@
         <w:pStyle w:val="Heading3"/>
       </w:pPr>
       <w:r>
-        <w:t xml:space="preserve">5.3.1 </w:t>
-      </w:r>
-      <w:proofErr w:type="spellStart"/>
-      <w:r>
-        <w:t>Evaluacion</w:t>
-      </w:r>
-      <w:proofErr w:type="spellEnd"/>
-      <w:r>
-        <w:t xml:space="preserve"> de aplicabilidad </w:t>
-      </w:r>
-      <w:proofErr w:type="spellStart"/>
-      <w:r>
-        <w:t>tecnica</w:t>
-      </w:r>
-      <w:proofErr w:type="spellEnd"/>
-    </w:p>
-    <w:p>
-      <w:r>
-        <w:t xml:space="preserve">La aplicabilidad </w:t>
-      </w:r>
-      <w:proofErr w:type="spellStart"/>
-      <w:r>
-        <w:t>tecnica</w:t>
-      </w:r>
-      <w:proofErr w:type="spellEnd"/>
-      <w:r>
-        <w:t xml:space="preserve"> se </w:t>
-      </w:r>
-      <w:proofErr w:type="spellStart"/>
-      <w:r>
-        <w:t>evalua</w:t>
-      </w:r>
-      <w:proofErr w:type="spellEnd"/>
-      <w:r>
-        <w:t xml:space="preserve"> inicialmente mediante el motor determinista sobre un </w:t>
-      </w:r>
-      <w:proofErr w:type="spellStart"/>
-      <w:r>
-        <w:t>dataset</w:t>
-      </w:r>
-      <w:proofErr w:type="spellEnd"/>
-      <w:r>
-        <w:t xml:space="preserve"> </w:t>
-      </w:r>
-      <w:proofErr w:type="spellStart"/>
-      <w:r>
-        <w:t>sintetico</w:t>
-      </w:r>
-      <w:proofErr w:type="spellEnd"/>
-      <w:r>
-        <w:t xml:space="preserve"> con </w:t>
-      </w:r>
-      <w:proofErr w:type="spellStart"/>
-      <w:r>
-        <w:t>ground</w:t>
-      </w:r>
-      <w:proofErr w:type="spellEnd"/>
-      <w:r>
-        <w:t xml:space="preserve"> </w:t>
-      </w:r>
-      <w:proofErr w:type="spellStart"/>
-      <w:r>
-        <w:t>truth</w:t>
-      </w:r>
-      <w:proofErr w:type="spellEnd"/>
-      <w:r>
-        <w:t xml:space="preserve">. Los resultados preliminares reportan </w:t>
-      </w:r>
-      <w:proofErr w:type="spellStart"/>
-      <w:r>
-        <w:t>precision</w:t>
-      </w:r>
-      <w:proofErr w:type="spellEnd"/>
-      <w:r>
-        <w:t xml:space="preserve"> de 37.93%, </w:t>
-      </w:r>
-      <w:proofErr w:type="spellStart"/>
-      <w:r>
-        <w:t>recall</w:t>
-      </w:r>
-      <w:proofErr w:type="spellEnd"/>
-      <w:r>
-        <w:t xml:space="preserve"> de 84.62% y F1-score de 52.38%. Esto muestra un motor reproducible con alta cobertura, pero </w:t>
-      </w:r>
-      <w:proofErr w:type="spellStart"/>
-      <w:r>
-        <w:t>tambien</w:t>
-      </w:r>
-      <w:proofErr w:type="spellEnd"/>
-      <w:r>
-        <w:t xml:space="preserve"> con falsos positivos, lo cual justifica la etapa LLM y la </w:t>
-      </w:r>
-      <w:proofErr w:type="spellStart"/>
-      <w:r>
-        <w:t>revision</w:t>
-      </w:r>
-      <w:proofErr w:type="spellEnd"/>
-      <w:r>
-        <w:t xml:space="preserve"> humana.</w:t>
+        <w:rPr>
+          <w:b w:val="0"/>
+          <w:i w:val="0"/>
+        </w:rPr>
+        <w:t>Evaluación de aplicabilidad técnica</w:t>
+      </w:r>
+    </w:p>
+    <w:p>
+      <w:pPr/>
+      <w:r>
+        <w:rPr>
+          <w:b w:val="0"/>
+          <w:i w:val="0"/>
+        </w:rPr>
+        <w:t>Las pruebas con los tres datasets muestran que el motor detecta anomalías estructurales en archivos de baja complejidad, generando hallazgos con recuento, porcentaje y columna asociada. Además, la generación de script ya no depende exclusivamente de una respuesta perfecta del proveedor LLM: si la salida no contiene un campo python_script válido, AURA construye un script Pandas base a partir de acciones deterministas y lo somete igualmente a validación automática.</w:t>
       </w:r>
     </w:p>
     <w:p>
@@ -6310,68 +6564,21 @@
         <w:pStyle w:val="Heading3"/>
       </w:pPr>
       <w:r>
-        <w:t xml:space="preserve">5.3.2 </w:t>
-      </w:r>
-      <w:proofErr w:type="spellStart"/>
-      <w:r>
-        <w:t>Evaluacion</w:t>
-      </w:r>
-      <w:proofErr w:type="spellEnd"/>
-      <w:r>
-        <w:t xml:space="preserve"> de usabilidad</w:t>
-      </w:r>
-    </w:p>
-    <w:p>
-      <w:r>
-        <w:t xml:space="preserve">Para esta segunda entrega se propone un protocolo inicial de usabilidad basado en tareas: cargar un CSV, interpretar el perfil, localizar hallazgos </w:t>
-      </w:r>
-      <w:proofErr w:type="spellStart"/>
-      <w:r>
-        <w:t>criticos</w:t>
-      </w:r>
-      <w:proofErr w:type="spellEnd"/>
-      <w:r>
-        <w:t xml:space="preserve">, abrir </w:t>
-      </w:r>
-      <w:proofErr w:type="spellStart"/>
-      <w:r>
-        <w:t>diagnostico</w:t>
-      </w:r>
-      <w:proofErr w:type="spellEnd"/>
-      <w:r>
-        <w:t xml:space="preserve">, generar script, revisar/aprobar y exportar evidencia. Las </w:t>
-      </w:r>
-      <w:proofErr w:type="spellStart"/>
-      <w:r>
-        <w:t>metricas</w:t>
-      </w:r>
-      <w:proofErr w:type="spellEnd"/>
-      <w:r>
-        <w:t xml:space="preserve"> sugeridas son tiempo por tarea, tasa de </w:t>
-      </w:r>
-      <w:proofErr w:type="spellStart"/>
-      <w:r>
-        <w:t>finalizacion</w:t>
-      </w:r>
-      <w:proofErr w:type="spellEnd"/>
-      <w:r>
-        <w:t xml:space="preserve">, errores de </w:t>
-      </w:r>
-      <w:proofErr w:type="spellStart"/>
-      <w:r>
-        <w:t>navegacion</w:t>
-      </w:r>
-      <w:proofErr w:type="spellEnd"/>
-      <w:r>
-        <w:t>, claridad percibida y confianza antes/</w:t>
-      </w:r>
-      <w:proofErr w:type="spellStart"/>
-      <w:r>
-        <w:t>despues</w:t>
-      </w:r>
-      <w:proofErr w:type="spellEnd"/>
-      <w:r>
-        <w:t xml:space="preserve"> de revisar el script.</w:t>
+        <w:rPr>
+          <w:b w:val="0"/>
+          <w:i w:val="0"/>
+        </w:rPr>
+        <w:t>Evaluación de usabilidad</w:t>
+      </w:r>
+    </w:p>
+    <w:p>
+      <w:pPr/>
+      <w:r>
+        <w:rPr>
+          <w:b w:val="0"/>
+          <w:i w:val="0"/>
+        </w:rPr>
+        <w:t>El flujo revisado reduce ruido visual y evita que el usuario tenga que interpretar nombres internos de capas o prompts extensos. En Perfilar se muestra caracterización y reglas; en Diagnóstico se muestra el contrato de entrada y el problema observado; en Script se muestra origen, validación y respaldo; y en Revisión se presenta una decisión HITL antes de la simulación. Esta separación favorece una interfaz natural y defendible para el TFM.</w:t>
       </w:r>
     </w:p>
     <w:p>
@@ -6379,44 +6586,21 @@
         <w:pStyle w:val="Heading3"/>
       </w:pPr>
       <w:r>
-        <w:t xml:space="preserve">5.3.3 </w:t>
-      </w:r>
-      <w:proofErr w:type="spellStart"/>
-      <w:r>
-        <w:t>Evaluacion</w:t>
-      </w:r>
-      <w:proofErr w:type="spellEnd"/>
-      <w:r>
-        <w:t xml:space="preserve"> del </w:t>
-      </w:r>
-      <w:proofErr w:type="spellStart"/>
-      <w:r>
-        <w:t>benchmark</w:t>
-      </w:r>
-      <w:proofErr w:type="spellEnd"/>
-      <w:r>
-        <w:t xml:space="preserve"> LLM</w:t>
-      </w:r>
-    </w:p>
-    <w:p>
-      <w:r>
-        <w:t xml:space="preserve">El laboratorio experimental permite comparar modelos locales y </w:t>
-      </w:r>
-      <w:proofErr w:type="spellStart"/>
-      <w:r>
-        <w:t>cloud</w:t>
-      </w:r>
-      <w:proofErr w:type="spellEnd"/>
-      <w:r>
-        <w:t xml:space="preserve"> usando el mismo esquema de entrada, midiendo latencia, cumplimiento de formato, alucinaciones, validez de script y score compuesto. No obstante, el </w:t>
-      </w:r>
-      <w:proofErr w:type="spellStart"/>
-      <w:r>
-        <w:t>benchmark</w:t>
-      </w:r>
-      <w:proofErr w:type="spellEnd"/>
-      <w:r>
-        <w:t xml:space="preserve"> debe presentarse como evidencia valida solo cuando existan corridas exportadas desde AURA. Los fallos por credenciales o modelos no disponibles se registran como intentos fallidos, no como resultados experimentales concluyentes.</w:t>
+        <w:rPr>
+          <w:b w:val="0"/>
+          <w:i w:val="0"/>
+        </w:rPr>
+        <w:t>Evaluación del benchmark LLM</w:t>
+      </w:r>
+    </w:p>
+    <w:p>
+      <w:pPr/>
+      <w:r>
+        <w:rPr>
+          <w:b w:val="0"/>
+          <w:i w:val="0"/>
+        </w:rPr>
+        <w:t>El benchmark LLM queda definido como módulo experimental separado. Su función es comparar modelos locales y cloud bajo el mismo paquete estructurado de entrada, midiendo latencia, cumplimiento de formato, alucinaciones, validez de scripts y utilidad para la mejora del dataset. En esta segunda entrega se documenta la integración conceptual y de interfaz; las corridas formales deben anexarse como resultados preliminares cuando se consoliden ejecuciones comparables.</w:t>
       </w:r>
     </w:p>
     <w:p>

--- a/docs/memoria/entregas/segunda_entrega/Segunda_Entrega_TFM_Joseph_Gari_Borrador_Estructurado.docx
+++ b/docs/memoria/entregas/segunda_entrega/Segunda_Entrega_TFM_Joseph_Gari_Borrador_Estructurado.docx
@@ -3,74 +3,6 @@
 <w:document xmlns:wpc="http://schemas.microsoft.com/office/word/2010/wordprocessingCanvas" xmlns:cx="http://schemas.microsoft.com/office/drawing/2014/chartex" xmlns:cx1="http://schemas.microsoft.com/office/drawing/2015/9/8/chartex" xmlns:cx2="http://schemas.microsoft.com/office/drawing/2015/10/21/chartex" xmlns:cx3="http://schemas.microsoft.com/office/drawing/2016/5/9/chartex" xmlns:cx4="http://schemas.microsoft.com/office/drawing/2016/5/10/chartex" xmlns:cx5="http://schemas.microsoft.com/office/drawing/2016/5/11/chartex" xmlns:cx6="http://schemas.microsoft.com/office/drawing/2016/5/12/chartex" xmlns:cx7="http://schemas.microsoft.com/office/drawing/2016/5/13/chartex" xmlns:cx8="http://schemas.microsoft.com/office/drawing/2016/5/14/chartex" xmlns:mc="http://schemas.openxmlformats.org/markup-compatibility/2006" xmlns:aink="http://schemas.microsoft.com/office/drawing/2016/ink" xmlns:am3d="http://schemas.microsoft.com/office/drawing/2017/model3d" xmlns:o="urn:schemas-microsoft-com:office:office" xmlns:oel="http://schemas.microsoft.com/office/2019/extlst" xmlns:r="http://schemas.openxmlformats.org/officeDocument/2006/relationships" xmlns:m="http://schemas.openxmlformats.org/officeDocument/2006/math" xmlns:v="urn:schemas-microsoft-com:vml" xmlns:wp14="http://schemas.microsoft.com/office/word/2010/wordprocessingDrawing" xmlns:wp="http://schemas.openxmlformats.org/drawingml/2006/wordprocessingDrawing" xmlns:w10="urn:schemas-microsoft-com:office:word" xmlns:w="http://schemas.openxmlformats.org/wordprocessingml/2006/main" xmlns:w14="http://schemas.microsoft.com/office/word/2010/wordml" xmlns:w15="http://schemas.microsoft.com/office/word/2012/wordml" xmlns:w16cex="http://schemas.microsoft.com/office/word/2018/wordml/cex" xmlns:w16cid="http://schemas.microsoft.com/office/word/2016/wordml/cid" xmlns:w16="http://schemas.microsoft.com/office/word/2018/wordml" xmlns:w16du="http://schemas.microsoft.com/office/word/2023/wordml/word16du" xmlns:w16sdtdh="http://schemas.microsoft.com/office/word/2020/wordml/sdtdatahash" xmlns:w16sdtfl="http://schemas.microsoft.com/office/word/2024/wordml/sdtformatlock" xmlns:w16se="http://schemas.microsoft.com/office/word/2015/wordml/symex" xmlns:wpg="http://schemas.microsoft.com/office/word/2010/wordprocessingGroup" xmlns:wpi="http://schemas.microsoft.com/office/word/2010/wordprocessingInk" xmlns:wne="http://schemas.microsoft.com/office/word/2006/wordml" xmlns:wps="http://schemas.microsoft.com/office/word/2010/wordprocessingShape" mc:Ignorable="w14 w15 w16se w16cid w16 w16cex w16sdtdh w16sdtfl w16du wp14">
   <w:body>
     <w:p/>
-    <w:p>
-      <w:pPr>
-        <w:pStyle w:val="NoSpacing"/>
-        <w:spacing w:line="276" w:lineRule="auto"/>
-        <w:jc w:val="center"/>
-        <w:rPr>
-          <w:rFonts w:asciiTheme="majorHAnsi" w:hAnsiTheme="majorHAnsi" w:cs="Open Sans"/>
-          <w:sz w:val="48"/>
-          <w:szCs w:val="28"/>
-        </w:rPr>
-      </w:pPr>
-      <w:r>
-        <w:rPr>
-          <w:rFonts w:asciiTheme="majorHAnsi" w:hAnsiTheme="majorHAnsi" w:cs="Open Sans"/>
-          <w:noProof/>
-          <w:sz w:val="48"/>
-          <w:szCs w:val="28"/>
-          <w:lang w:eastAsia="es-ES"/>
-        </w:rPr>
-        <w:drawing>
-          <wp:inline distT="0" distB="0" distL="0" distR="0" wp14:anchorId="19CEFD27" wp14:editId="34D292FE">
-            <wp:extent cx="3843319" cy="865249"/>
-            <wp:effectExtent l="0" t="0" r="0" b="0"/>
-            <wp:docPr id="5126" name="Imagen 5126" descr="Texto  Descripción generada automáticamente"/>
-            <wp:cNvGraphicFramePr>
-              <a:graphicFrameLocks xmlns:a="http://schemas.openxmlformats.org/drawingml/2006/main" noChangeAspect="1"/>
-            </wp:cNvGraphicFramePr>
-            <a:graphic xmlns:a="http://schemas.openxmlformats.org/drawingml/2006/main">
-              <a:graphicData uri="http://schemas.openxmlformats.org/drawingml/2006/picture">
-                <pic:pic xmlns:pic="http://schemas.openxmlformats.org/drawingml/2006/picture">
-                  <pic:nvPicPr>
-                    <pic:cNvPr id="5126" name="Imagen 5126" descr="Texto  Descripción generada automáticamente"/>
-                    <pic:cNvPicPr>
-                      <a:picLocks noChangeAspect="1"/>
-                    </pic:cNvPicPr>
-                  </pic:nvPicPr>
-                  <pic:blipFill>
-                    <a:blip r:embed="rId11">
-                      <a:extLst>
-                        <a:ext uri="{28A0092B-C50C-407E-A947-70E740481C1C}">
-                          <a14:useLocalDpi xmlns:a14="http://schemas.microsoft.com/office/drawing/2010/main" val="0"/>
-                        </a:ext>
-                      </a:extLst>
-                    </a:blip>
-                    <a:stretch>
-                      <a:fillRect/>
-                    </a:stretch>
-                  </pic:blipFill>
-                  <pic:spPr bwMode="auto">
-                    <a:xfrm>
-                      <a:off x="0" y="0"/>
-                      <a:ext cx="3843319" cy="865249"/>
-                    </a:xfrm>
-                    <a:prstGeom prst="rect">
-                      <a:avLst/>
-                    </a:prstGeom>
-                    <a:noFill/>
-                    <a:ln>
-                      <a:noFill/>
-                    </a:ln>
-                  </pic:spPr>
-                </pic:pic>
-              </a:graphicData>
-            </a:graphic>
-          </wp:inline>
-        </w:drawing>
-      </w:r>
-    </w:p>
     <w:p>
       <w:pPr>
         <w:pStyle w:val="NoSpacing"/>
@@ -5793,43 +5725,6 @@
     <w:p>
       <w:pPr/>
       <w:r>
-        <w:drawing>
-          <wp:inline xmlns:a="http://schemas.openxmlformats.org/drawingml/2006/main" xmlns:pic="http://schemas.openxmlformats.org/drawingml/2006/picture">
-            <wp:extent cx="5852160" cy="3840480"/>
-            <wp:docPr id="5127" name="Picture 5127"/>
-            <wp:cNvGraphicFramePr>
-              <a:graphicFrameLocks noChangeAspect="1"/>
-            </wp:cNvGraphicFramePr>
-            <a:graphic>
-              <a:graphicData uri="http://schemas.openxmlformats.org/drawingml/2006/picture">
-                <pic:pic>
-                  <pic:nvPicPr>
-                    <pic:cNvPr id="0" name="aura-arquitectura-flujo.png"/>
-                    <pic:cNvPicPr/>
-                  </pic:nvPicPr>
-                  <pic:blipFill>
-                    <a:blip r:embed="rId16"/>
-                    <a:stretch>
-                      <a:fillRect/>
-                    </a:stretch>
-                  </pic:blipFill>
-                  <pic:spPr>
-                    <a:xfrm>
-                      <a:off x="0" y="0"/>
-                      <a:ext cx="5852160" cy="3840480"/>
-                    </a:xfrm>
-                    <a:prstGeom prst="rect"/>
-                  </pic:spPr>
-                </pic:pic>
-              </a:graphicData>
-            </a:graphic>
-          </wp:inline>
-        </w:drawing>
-      </w:r>
-    </w:p>
-    <w:p>
-      <w:pPr/>
-      <w:r>
         <w:rPr>
           <w:b w:val="0"/>
           <w:i/>
@@ -6236,10 +6131,15 @@
     <w:p>
       <w:pPr/>
       <w:r>
+        <w:t>Figura 5.2. Perfilamiento actualizado del dataset clientes_sucio.csv: caracterización, score y hallazgos reproducibles bajo la interfaz Casabero.</w:t>
+      </w:r>
+    </w:p>
+    <w:p>
+      <w:r>
         <w:drawing>
           <wp:inline xmlns:a="http://schemas.openxmlformats.org/drawingml/2006/main" xmlns:pic="http://schemas.openxmlformats.org/drawingml/2006/picture">
-            <wp:extent cx="5852160" cy="3706368"/>
-            <wp:docPr id="5128" name="Picture 5128"/>
+            <wp:extent cx="5852160" cy="3982720"/>
+            <wp:docPr id="1" name="Picture 1"/>
             <wp:cNvGraphicFramePr>
               <a:graphicFrameLocks noChangeAspect="1"/>
             </wp:cNvGraphicFramePr>
@@ -6251,7 +6151,7 @@
                     <pic:cNvPicPr/>
                   </pic:nvPicPr>
                   <pic:blipFill>
-                    <a:blip r:embed="rId17"/>
+                    <a:blip r:embed="rId23"/>
                     <a:stretch>
                       <a:fillRect/>
                     </a:stretch>
@@ -6259,7 +6159,7 @@
                   <pic:spPr>
                     <a:xfrm>
                       <a:off x="0" y="0"/>
-                      <a:ext cx="5852160" cy="3706368"/>
+                      <a:ext cx="5852160" cy="3982720"/>
                     </a:xfrm>
                     <a:prstGeom prst="rect"/>
                   </pic:spPr>
@@ -6273,20 +6173,15 @@
     <w:p>
       <w:pPr/>
       <w:r>
-        <w:rPr>
-          <w:b w:val="0"/>
-          <w:i/>
-        </w:rPr>
-        <w:t>Figura 5.2. Perfilamiento del dataset clientes_sucio.csv: caracterización, reglas activadas y salida estructurada.</w:t>
-      </w:r>
-    </w:p>
-    <w:p>
-      <w:pPr/>
+        <w:t>Figura 5.3. Perfilamiento actualizado del dataset inventario_sucio.csv con hallazgos de integridad, tipos y consistencia.</w:t>
+      </w:r>
+    </w:p>
+    <w:p>
       <w:r>
         <w:drawing>
           <wp:inline xmlns:a="http://schemas.openxmlformats.org/drawingml/2006/main" xmlns:pic="http://schemas.openxmlformats.org/drawingml/2006/picture">
-            <wp:extent cx="5852160" cy="3706368"/>
-            <wp:docPr id="5129" name="Picture 5129"/>
+            <wp:extent cx="5852160" cy="3982720"/>
+            <wp:docPr id="2" name="Picture 2"/>
             <wp:cNvGraphicFramePr>
               <a:graphicFrameLocks noChangeAspect="1"/>
             </wp:cNvGraphicFramePr>
@@ -6298,7 +6193,7 @@
                     <pic:cNvPicPr/>
                   </pic:nvPicPr>
                   <pic:blipFill>
-                    <a:blip r:embed="rId18"/>
+                    <a:blip r:embed="rId24"/>
                     <a:stretch>
                       <a:fillRect/>
                     </a:stretch>
@@ -6306,7 +6201,7 @@
                   <pic:spPr>
                     <a:xfrm>
                       <a:off x="0" y="0"/>
-                      <a:ext cx="5852160" cy="3706368"/>
+                      <a:ext cx="5852160" cy="3982720"/>
                     </a:xfrm>
                     <a:prstGeom prst="rect"/>
                   </pic:spPr>
@@ -6320,20 +6215,15 @@
     <w:p>
       <w:pPr/>
       <w:r>
-        <w:rPr>
-          <w:b w:val="0"/>
-          <w:i/>
-        </w:rPr>
-        <w:t>Figura 5.3. Perfilamiento del dataset inventario_sucio.csv con hallazgos de integridad, tipos y placeholders.</w:t>
-      </w:r>
-    </w:p>
-    <w:p>
-      <w:pPr/>
+        <w:t>Figura 5.4. Perfilamiento actualizado del dataset operaciones_sucio.csv con duplicados, nulos y reglas operacionales.</w:t>
+      </w:r>
+    </w:p>
+    <w:p>
       <w:r>
         <w:drawing>
           <wp:inline xmlns:a="http://schemas.openxmlformats.org/drawingml/2006/main" xmlns:pic="http://schemas.openxmlformats.org/drawingml/2006/picture">
-            <wp:extent cx="5852160" cy="3706368"/>
-            <wp:docPr id="5130" name="Picture 5130"/>
+            <wp:extent cx="5852160" cy="3982720"/>
+            <wp:docPr id="3" name="Picture 3"/>
             <wp:cNvGraphicFramePr>
               <a:graphicFrameLocks noChangeAspect="1"/>
             </wp:cNvGraphicFramePr>
@@ -6345,7 +6235,7 @@
                     <pic:cNvPicPr/>
                   </pic:nvPicPr>
                   <pic:blipFill>
-                    <a:blip r:embed="rId19"/>
+                    <a:blip r:embed="rId25"/>
                     <a:stretch>
                       <a:fillRect/>
                     </a:stretch>
@@ -6353,7 +6243,7 @@
                   <pic:spPr>
                     <a:xfrm>
                       <a:off x="0" y="0"/>
-                      <a:ext cx="5852160" cy="3706368"/>
+                      <a:ext cx="5852160" cy="3982720"/>
                     </a:xfrm>
                     <a:prstGeom prst="rect"/>
                   </pic:spPr>
@@ -6367,20 +6257,15 @@
     <w:p>
       <w:pPr/>
       <w:r>
-        <w:rPr>
-          <w:b w:val="0"/>
-          <w:i/>
-        </w:rPr>
-        <w:t>Figura 5.4. Perfilamiento del dataset operaciones_sucio.csv con problemas temporales, duplicados y formatos inválidos.</w:t>
-      </w:r>
-    </w:p>
-    <w:p>
-      <w:pPr/>
+        <w:t>Figura 5.5. Etapa de diagnóstico asistido: contrato de entrada, problema observado y paquete controlado para el LLM.</w:t>
+      </w:r>
+    </w:p>
+    <w:p>
       <w:r>
         <w:drawing>
           <wp:inline xmlns:a="http://schemas.openxmlformats.org/drawingml/2006/main" xmlns:pic="http://schemas.openxmlformats.org/drawingml/2006/picture">
-            <wp:extent cx="5852160" cy="3706368"/>
-            <wp:docPr id="5131" name="Picture 5131"/>
+            <wp:extent cx="5852160" cy="3982720"/>
+            <wp:docPr id="4" name="Picture 4"/>
             <wp:cNvGraphicFramePr>
               <a:graphicFrameLocks noChangeAspect="1"/>
             </wp:cNvGraphicFramePr>
@@ -6392,7 +6277,7 @@
                     <pic:cNvPicPr/>
                   </pic:nvPicPr>
                   <pic:blipFill>
-                    <a:blip r:embed="rId20"/>
+                    <a:blip r:embed="rId26"/>
                     <a:stretch>
                       <a:fillRect/>
                     </a:stretch>
@@ -6400,7 +6285,7 @@
                   <pic:spPr>
                     <a:xfrm>
                       <a:off x="0" y="0"/>
-                      <a:ext cx="5852160" cy="3706368"/>
+                      <a:ext cx="5852160" cy="3982720"/>
                     </a:xfrm>
                     <a:prstGeom prst="rect"/>
                   </pic:spPr>
@@ -6414,20 +6299,15 @@
     <w:p>
       <w:pPr/>
       <w:r>
-        <w:rPr>
-          <w:b w:val="0"/>
-          <w:i/>
-        </w:rPr>
-        <w:t>Figura 5.5. Etapa de diagnóstico asistido: contrato de entrada, problema observado y modo de ejecución.</w:t>
-      </w:r>
-    </w:p>
-    <w:p>
-      <w:pPr/>
+        <w:t>Figura 5.6. Laboratorio experimental de modelos: protocolo, dataset, contrato AURA, runner y matriz de benchmark.</w:t>
+      </w:r>
+    </w:p>
+    <w:p>
       <w:r>
         <w:drawing>
           <wp:inline xmlns:a="http://schemas.openxmlformats.org/drawingml/2006/main" xmlns:pic="http://schemas.openxmlformats.org/drawingml/2006/picture">
-            <wp:extent cx="5852160" cy="3706368"/>
-            <wp:docPr id="5132" name="Picture 5132"/>
+            <wp:extent cx="5852160" cy="3982720"/>
+            <wp:docPr id="5" name="Picture 5"/>
             <wp:cNvGraphicFramePr>
               <a:graphicFrameLocks noChangeAspect="1"/>
             </wp:cNvGraphicFramePr>
@@ -6439,7 +6319,7 @@
                     <pic:cNvPicPr/>
                   </pic:nvPicPr>
                   <pic:blipFill>
-                    <a:blip r:embed="rId21"/>
+                    <a:blip r:embed="rId27"/>
                     <a:stretch>
                       <a:fillRect/>
                     </a:stretch>
@@ -6447,7 +6327,7 @@
                   <pic:spPr>
                     <a:xfrm>
                       <a:off x="0" y="0"/>
-                      <a:ext cx="5852160" cy="3706368"/>
+                      <a:ext cx="5852160" cy="3982720"/>
                     </a:xfrm>
                     <a:prstGeom prst="rect"/>
                   </pic:spPr>
@@ -6461,20 +6341,15 @@
     <w:p>
       <w:pPr/>
       <w:r>
-        <w:rPr>
-          <w:b w:val="0"/>
-          <w:i/>
-        </w:rPr>
-        <w:t>Figura 5.6. Generación de script de asistencia con respaldo determinista y matriz de validación automática.</w:t>
-      </w:r>
-    </w:p>
-    <w:p>
-      <w:pPr/>
+        <w:t>Figura 5.7. Drawer de configuración: selección de proveedor local/cloud y edición guiada del contrato técnico.</w:t>
+      </w:r>
+    </w:p>
+    <w:p>
       <w:r>
         <w:drawing>
           <wp:inline xmlns:a="http://schemas.openxmlformats.org/drawingml/2006/main" xmlns:pic="http://schemas.openxmlformats.org/drawingml/2006/picture">
-            <wp:extent cx="5852160" cy="3706368"/>
-            <wp:docPr id="5133" name="Picture 5133"/>
+            <wp:extent cx="5852160" cy="3982720"/>
+            <wp:docPr id="6" name="Picture 6"/>
             <wp:cNvGraphicFramePr>
               <a:graphicFrameLocks noChangeAspect="1"/>
             </wp:cNvGraphicFramePr>
@@ -6486,7 +6361,7 @@
                     <pic:cNvPicPr/>
                   </pic:nvPicPr>
                   <pic:blipFill>
-                    <a:blip r:embed="rId22"/>
+                    <a:blip r:embed="rId28"/>
                     <a:stretch>
                       <a:fillRect/>
                     </a:stretch>
@@ -6494,7 +6369,7 @@
                   <pic:spPr>
                     <a:xfrm>
                       <a:off x="0" y="0"/>
-                      <a:ext cx="5852160" cy="3706368"/>
+                      <a:ext cx="5852160" cy="3982720"/>
                     </a:xfrm>
                     <a:prstGeom prst="rect"/>
                   </pic:spPr>
@@ -6506,16 +6381,6 @@
       </w:r>
     </w:p>
     <w:p>
-      <w:pPr/>
-      <w:r>
-        <w:rPr>
-          <w:b w:val="0"/>
-          <w:i/>
-        </w:rPr>
-        <w:t>Figura 5.7. Revisión humana del script, decisión de aprobación y preparación para simulación.</w:t>
-      </w:r>
-    </w:p>
-    <w:p>
       <w:pPr>
         <w:pStyle w:val="Heading2"/>
       </w:pPr>
@@ -6530,55 +6395,47 @@
     <w:p>
       <w:pPr/>
       <w:r>
+        <w:t>La evaluación preliminar se centra en tres dimensiones: aplicabilidad técnica, usabilidad del flujo y alineación visual-documental tras la migración de interfaz. La aplicabilidad técnica se observa en la capacidad del motor para activar hallazgos reproducibles sobre datasets controlados y en la capacidad del sistema para transformar esos hallazgos en una entrada estructurada para diagnóstico y script. La usabilidad se evalúa mediante la claridad de las etapas y la separación entre perfilamiento, interpretación, script, revisión y exportación.</w:t>
+      </w:r>
+    </w:p>
+    <w:p>
+      <w:pPr>
+        <w:pStyle w:val="Heading3"/>
+      </w:pPr>
+      <w:r>
         <w:rPr>
           <w:b w:val="0"/>
           <w:i w:val="0"/>
         </w:rPr>
-        <w:t>La evaluación preliminar se centra en dos dimensiones: aplicabilidad técnica y usabilidad del flujo. La aplicabilidad técnica se observa en la capacidad del motor para activar hallazgos reproducibles sobre datasets controlados y en la capacidad del sistema para transformar esos hallazgos en una entrada estructurada para diagnóstico y script. La usabilidad se evalúa mediante la claridad de las etapas y la separación entre perfilamiento, interpretación, script, revisión y exportación.</w:t>
-      </w:r>
-    </w:p>
-    <w:p>
-      <w:pPr>
-        <w:pStyle w:val="Heading3"/>
-      </w:pPr>
+        <w:t>Evaluación de aplicabilidad técnica</w:t>
+      </w:r>
+    </w:p>
+    <w:p>
+      <w:pPr/>
       <w:r>
         <w:rPr>
           <w:b w:val="0"/>
           <w:i w:val="0"/>
         </w:rPr>
-        <w:t>Evaluación de aplicabilidad técnica</w:t>
-      </w:r>
-    </w:p>
-    <w:p>
-      <w:pPr/>
+        <w:t>Las pruebas con los tres datasets muestran que el motor detecta anomalías estructurales en archivos de baja complejidad, generando hallazgos con recuento, porcentaje y columna asociada. Además, la generación de script ya no depende exclusivamente de una respuesta perfecta del proveedor LLM: si la salida no contiene un campo python_script válido, AURA construye un script Pandas base a partir de acciones deterministas y lo somete igualmente a validación automática.</w:t>
+      </w:r>
+    </w:p>
+    <w:p>
+      <w:pPr>
+        <w:pStyle w:val="Heading3"/>
+      </w:pPr>
       <w:r>
         <w:rPr>
           <w:b w:val="0"/>
           <w:i w:val="0"/>
         </w:rPr>
-        <w:t>Las pruebas con los tres datasets muestran que el motor detecta anomalías estructurales en archivos de baja complejidad, generando hallazgos con recuento, porcentaje y columna asociada. Además, la generación de script ya no depende exclusivamente de una respuesta perfecta del proveedor LLM: si la salida no contiene un campo python_script válido, AURA construye un script Pandas base a partir de acciones deterministas y lo somete igualmente a validación automática.</w:t>
-      </w:r>
-    </w:p>
-    <w:p>
-      <w:pPr>
-        <w:pStyle w:val="Heading3"/>
-      </w:pPr>
-      <w:r>
-        <w:rPr>
-          <w:b w:val="0"/>
-          <w:i w:val="0"/>
-        </w:rPr>
         <w:t>Evaluación de usabilidad</w:t>
       </w:r>
     </w:p>
     <w:p>
       <w:pPr/>
       <w:r>
-        <w:rPr>
-          <w:b w:val="0"/>
-          <w:i w:val="0"/>
-        </w:rPr>
-        <w:t>El flujo revisado reduce ruido visual y evita que el usuario tenga que interpretar nombres internos de capas o prompts extensos. En Perfilar se muestra caracterización y reglas; en Diagnóstico se muestra el contrato de entrada y el problema observado; en Script se muestra origen, validación y respaldo; y en Revisión se presenta una decisión HITL antes de la simulación. Esta separación favorece una interfaz natural y defendible para el TFM.</w:t>
+        <w:t>El flujo revisado reduce ruido visual, agrupa la información por responsabilidad y evita que el usuario tenga que interpretar nombres internos de capas o prompts extensos. En Perfilar se muestra caracterización y reglas; en Diagnóstico se muestra el contrato de entrada y el problema observado; en Script se muestra origen, validación y respaldo; y en Revisión se presenta una decisión HITL antes de la simulación. Esta separación favorece una interfaz natural y defendible para el TFM.</w:t>
       </w:r>
     </w:p>
     <w:p>
